--- a/downloads/performance-improvement-plan-template.docx
+++ b/downloads/performance-improvement-plan-template.docx
@@ -32,7 +32,7 @@
           <w:sz w:val="44"/>
           <w:szCs w:val="44"/>
         </w:rPr>
-        <w:t xml:space="preserve">Performance Improvement Plan Template</w:t>
+        <w:t xml:space="preserve">Performance Improvement Plan</w:t>
       </w:r>
     </w:p>
     <w:p>
@@ -51,7 +51,7 @@
           <w:sz w:val="21"/>
           <w:szCs w:val="21"/>
         </w:rPr>
-        <w:t xml:space="preserve">A PIP works when it's specific and genuinely actionable, not a formality on the way to a decision that's already been made. Check with HR on your company's process before using this, this is a starting structure, not a legal document.</w:t>
+        <w:t xml:space="preserve">A living record you update in real time, every week, for the full length of the plan, not a form you fill out once and file away. Treat every entry as if it may someday be read by someone outside this room, HR, legal counsel, or the employee themselves.</w:t>
       </w:r>
     </w:p>
     <w:p>
@@ -67,7 +67,7 @@
           <w:sz w:val="24"/>
           <w:szCs w:val="24"/>
         </w:rPr>
-        <w:t xml:space="preserve">Header</w:t>
+        <w:t xml:space="preserve">How to use this document</w:t>
       </w:r>
     </w:p>
     <w:p>
@@ -81,7 +81,7 @@
           <w:sz w:val="21"/>
           <w:szCs w:val="21"/>
         </w:rPr>
-        <w:t xml:space="preserve">Employee's name: [name]  ·  Job title: [title]  ·  Department: [department]  ·  Manager: [name]</w:t>
+        <w:t xml:space="preserve">Document the day it happens. Memory reconstructed at the end of the week is not a record.</w:t>
       </w:r>
       <w:r>
         <w:rPr>
@@ -91,7 +91,127 @@
           <w:szCs w:val="21"/>
         </w:rPr>
         <w:br/>
-        <w:t xml:space="preserve">Start date: [date]  ·  End date: [date]  ·  Check-in date(s): [weekly, or your cadence]</w:t>
+        <w:t xml:space="preserve">Be factual, not interpretive. "Submitted the report three hours after the agreed deadline," not "has a bad attitude about deadlines."</w:t>
+      </w:r>
+      <w:r>
+        <w:rPr>
+          <w:rFonts w:ascii="Calibri" w:cs="Calibri" w:eastAsia="Calibri" w:hAnsi="Calibri"/>
+          <w:color w:val="1B1B1A"/>
+          <w:sz w:val="21"/>
+          <w:szCs w:val="21"/>
+        </w:rPr>
+        <w:br/>
+        <w:t xml:space="preserve">Log the good along with the bad. A record that only contains negatives reads as a case being built, not a plan to help someone improve.</w:t>
+      </w:r>
+      <w:r>
+        <w:rPr>
+          <w:rFonts w:ascii="Calibri" w:cs="Calibri" w:eastAsia="Calibri" w:hAnsi="Calibri"/>
+          <w:color w:val="1B1B1A"/>
+          <w:sz w:val="21"/>
+          <w:szCs w:val="21"/>
+        </w:rPr>
+        <w:br/>
+        <w:t xml:space="preserve">Every piece of feedback given, in a meeting, in Slack, in the hallway, gets written down the same day.</w:t>
+      </w:r>
+      <w:r>
+        <w:rPr>
+          <w:rFonts w:ascii="Calibri" w:cs="Calibri" w:eastAsia="Calibri" w:hAnsi="Calibri"/>
+          <w:color w:val="1B1B1A"/>
+          <w:sz w:val="21"/>
+          <w:szCs w:val="21"/>
+        </w:rPr>
+        <w:br/>
+        <w:t xml:space="preserve">Share this document with the employee. Review it together at each check-in. They should never be seeing an entry for the first time in a termination meeting.</w:t>
+      </w:r>
+    </w:p>
+    <w:p>
+      <w:pPr>
+        <w:spacing w:after="60" w:before="200"/>
+      </w:pPr>
+      <w:r>
+        <w:rPr>
+          <w:rFonts w:ascii="Calibri" w:cs="Calibri" w:eastAsia="Calibri" w:hAnsi="Calibri"/>
+          <w:b/>
+          <w:bCs/>
+          <w:color w:val="1B1B1A"/>
+          <w:sz w:val="24"/>
+          <w:szCs w:val="24"/>
+        </w:rPr>
+        <w:t xml:space="preserve">Employee &amp; plan information</w:t>
+      </w:r>
+    </w:p>
+    <w:p>
+      <w:pPr>
+        <w:spacing w:after="120"/>
+      </w:pPr>
+      <w:r>
+        <w:rPr>
+          <w:rFonts w:ascii="Calibri" w:cs="Calibri" w:eastAsia="Calibri" w:hAnsi="Calibri"/>
+          <w:color w:val="1B1B1A"/>
+          <w:sz w:val="21"/>
+          <w:szCs w:val="21"/>
+        </w:rPr>
+        <w:t xml:space="preserve">Employee name: ____________________     Job title: ____________________</w:t>
+      </w:r>
+      <w:r>
+        <w:rPr>
+          <w:rFonts w:ascii="Calibri" w:cs="Calibri" w:eastAsia="Calibri" w:hAnsi="Calibri"/>
+          <w:color w:val="1B1B1A"/>
+          <w:sz w:val="21"/>
+          <w:szCs w:val="21"/>
+        </w:rPr>
+        <w:br/>
+        <w:t xml:space="preserve">Department: ____________________     Manager: ____________________</w:t>
+      </w:r>
+      <w:r>
+        <w:rPr>
+          <w:rFonts w:ascii="Calibri" w:cs="Calibri" w:eastAsia="Calibri" w:hAnsi="Calibri"/>
+          <w:color w:val="1B1B1A"/>
+          <w:sz w:val="21"/>
+          <w:szCs w:val="21"/>
+        </w:rPr>
+        <w:br/>
+        <w:t xml:space="preserve">PIP start date: ____________________     PIP end date: ____________________</w:t>
+      </w:r>
+      <w:r>
+        <w:rPr>
+          <w:rFonts w:ascii="Calibri" w:cs="Calibri" w:eastAsia="Calibri" w:hAnsi="Calibri"/>
+          <w:color w:val="1B1B1A"/>
+          <w:sz w:val="21"/>
+          <w:szCs w:val="21"/>
+        </w:rPr>
+        <w:br/>
+        <w:t xml:space="preserve">Check-in schedule: ____________________     HR partner (if applicable): ____________________</w:t>
+      </w:r>
+    </w:p>
+    <w:p>
+      <w:pPr>
+        <w:spacing w:after="60" w:before="200"/>
+      </w:pPr>
+      <w:r>
+        <w:rPr>
+          <w:rFonts w:ascii="Calibri" w:cs="Calibri" w:eastAsia="Calibri" w:hAnsi="Calibri"/>
+          <w:b/>
+          <w:bCs/>
+          <w:color w:val="1B1B1A"/>
+          <w:sz w:val="24"/>
+          <w:szCs w:val="24"/>
+        </w:rPr>
+        <w:t xml:space="preserve">Reason for this plan</w:t>
+      </w:r>
+    </w:p>
+    <w:p>
+      <w:pPr>
+        <w:spacing w:after="120"/>
+      </w:pPr>
+      <w:r>
+        <w:rPr>
+          <w:rFonts w:ascii="Calibri" w:cs="Calibri" w:eastAsia="Calibri" w:hAnsi="Calibri"/>
+          <w:color w:val="1B1B1A"/>
+          <w:sz w:val="21"/>
+          <w:szCs w:val="21"/>
+        </w:rPr>
+        <w:t xml:space="preserve">Summarize, in plain factual language, the pattern of performance that led to this plan. This should read as a continuation of documented conversations and reviews already on file, not as a surprise.</w:t>
       </w:r>
     </w:p>
     <w:tbl>
@@ -159,7 +279,7 @@
                 <w:sz w:val="18"/>
                 <w:szCs w:val="18"/>
               </w:rPr>
-              <w:t xml:space="preserve">Performance concern</w:t>
+              <w:t xml:space="preserve">Specific performance concern</w:t>
             </w:r>
           </w:p>
         </w:tc>
@@ -184,7 +304,7 @@
                 <w:sz w:val="18"/>
                 <w:szCs w:val="18"/>
               </w:rPr>
-              <w:t xml:space="preserve">Expected outcome</w:t>
+              <w:t xml:space="preserve">Expected outcome / measurable standard</w:t>
             </w:r>
           </w:p>
         </w:tc>
@@ -209,7 +329,7 @@
                 <w:sz w:val="18"/>
                 <w:szCs w:val="18"/>
               </w:rPr>
-              <w:t xml:space="preserve">Resources / support</w:t>
+              <w:t xml:space="preserve">Resources or support provided</w:t>
             </w:r>
           </w:p>
         </w:tc>
@@ -235,79 +355,79 @@
                 <w:sz w:val="20"/>
                 <w:szCs w:val="20"/>
               </w:rPr>
-              <w:t xml:space="preserve">[area]</w:t>
-            </w:r>
-          </w:p>
-        </w:tc>
-        <w:tc>
-          <w:tcPr>
-            <w:tcW w:type="dxa" w:w="2340"/>
-            <w:tcMar>
-              <w:top w:type="dxa" w:w="100"/>
-              <w:left w:type="dxa" w:w="120"/>
-              <w:bottom w:type="dxa" w:w="100"/>
-              <w:right w:type="dxa" w:w="120"/>
-            </w:tcMar>
-          </w:tcPr>
-          <w:p>
-            <w:r>
-              <w:rPr>
-                <w:rFonts w:ascii="Calibri" w:cs="Calibri" w:eastAsia="Calibri" w:hAnsi="Calibri"/>
-                <w:b w:val="false"/>
-                <w:bCs w:val="false"/>
-                <w:color w:val="1B1B1A"/>
-                <w:sz w:val="20"/>
-                <w:szCs w:val="20"/>
-              </w:rPr>
-              <w:t xml:space="preserve">[specific, observed concern]</w:t>
-            </w:r>
-          </w:p>
-        </w:tc>
-        <w:tc>
-          <w:tcPr>
-            <w:tcW w:type="dxa" w:w="2340"/>
-            <w:tcMar>
-              <w:top w:type="dxa" w:w="100"/>
-              <w:left w:type="dxa" w:w="120"/>
-              <w:bottom w:type="dxa" w:w="100"/>
-              <w:right w:type="dxa" w:w="120"/>
-            </w:tcMar>
-          </w:tcPr>
-          <w:p>
-            <w:r>
-              <w:rPr>
-                <w:rFonts w:ascii="Calibri" w:cs="Calibri" w:eastAsia="Calibri" w:hAnsi="Calibri"/>
-                <w:b w:val="false"/>
-                <w:bCs w:val="false"/>
-                <w:color w:val="1B1B1A"/>
-                <w:sz w:val="20"/>
-                <w:szCs w:val="20"/>
-              </w:rPr>
-              <w:t xml:space="preserve">[what "improved" looks like, concretely]</w:t>
-            </w:r>
-          </w:p>
-        </w:tc>
-        <w:tc>
-          <w:tcPr>
-            <w:tcW w:type="dxa" w:w="2340"/>
-            <w:tcMar>
-              <w:top w:type="dxa" w:w="100"/>
-              <w:left w:type="dxa" w:w="120"/>
-              <w:bottom w:type="dxa" w:w="100"/>
-              <w:right w:type="dxa" w:w="120"/>
-            </w:tcMar>
-          </w:tcPr>
-          <w:p>
-            <w:r>
-              <w:rPr>
-                <w:rFonts w:ascii="Calibri" w:cs="Calibri" w:eastAsia="Calibri" w:hAnsi="Calibri"/>
-                <w:b w:val="false"/>
-                <w:bCs w:val="false"/>
-                <w:color w:val="1B1B1A"/>
-                <w:sz w:val="20"/>
-                <w:szCs w:val="20"/>
-              </w:rPr>
-              <w:t xml:space="preserve">[training, tools, check-ins offered]</w:t>
+              <w:t xml:space="preserve"/>
+            </w:r>
+          </w:p>
+        </w:tc>
+        <w:tc>
+          <w:tcPr>
+            <w:tcW w:type="dxa" w:w="2340"/>
+            <w:tcMar>
+              <w:top w:type="dxa" w:w="100"/>
+              <w:left w:type="dxa" w:w="120"/>
+              <w:bottom w:type="dxa" w:w="100"/>
+              <w:right w:type="dxa" w:w="120"/>
+            </w:tcMar>
+          </w:tcPr>
+          <w:p>
+            <w:r>
+              <w:rPr>
+                <w:rFonts w:ascii="Calibri" w:cs="Calibri" w:eastAsia="Calibri" w:hAnsi="Calibri"/>
+                <w:b w:val="false"/>
+                <w:bCs w:val="false"/>
+                <w:color w:val="1B1B1A"/>
+                <w:sz w:val="20"/>
+                <w:szCs w:val="20"/>
+              </w:rPr>
+              <w:t xml:space="preserve"/>
+            </w:r>
+          </w:p>
+        </w:tc>
+        <w:tc>
+          <w:tcPr>
+            <w:tcW w:type="dxa" w:w="2340"/>
+            <w:tcMar>
+              <w:top w:type="dxa" w:w="100"/>
+              <w:left w:type="dxa" w:w="120"/>
+              <w:bottom w:type="dxa" w:w="100"/>
+              <w:right w:type="dxa" w:w="120"/>
+            </w:tcMar>
+          </w:tcPr>
+          <w:p>
+            <w:r>
+              <w:rPr>
+                <w:rFonts w:ascii="Calibri" w:cs="Calibri" w:eastAsia="Calibri" w:hAnsi="Calibri"/>
+                <w:b w:val="false"/>
+                <w:bCs w:val="false"/>
+                <w:color w:val="1B1B1A"/>
+                <w:sz w:val="20"/>
+                <w:szCs w:val="20"/>
+              </w:rPr>
+              <w:t xml:space="preserve"/>
+            </w:r>
+          </w:p>
+        </w:tc>
+        <w:tc>
+          <w:tcPr>
+            <w:tcW w:type="dxa" w:w="2340"/>
+            <w:tcMar>
+              <w:top w:type="dxa" w:w="100"/>
+              <w:left w:type="dxa" w:w="120"/>
+              <w:bottom w:type="dxa" w:w="100"/>
+              <w:right w:type="dxa" w:w="120"/>
+            </w:tcMar>
+          </w:tcPr>
+          <w:p>
+            <w:r>
+              <w:rPr>
+                <w:rFonts w:ascii="Calibri" w:cs="Calibri" w:eastAsia="Calibri" w:hAnsi="Calibri"/>
+                <w:b w:val="false"/>
+                <w:bCs w:val="false"/>
+                <w:color w:val="1B1B1A"/>
+                <w:sz w:val="20"/>
+                <w:szCs w:val="20"/>
+              </w:rPr>
+              <w:t xml:space="preserve"/>
             </w:r>
           </w:p>
         </w:tc>
@@ -333,79 +453,177 @@
                 <w:sz w:val="20"/>
                 <w:szCs w:val="20"/>
               </w:rPr>
-              <w:t xml:space="preserve">[area]</w:t>
-            </w:r>
-          </w:p>
-        </w:tc>
-        <w:tc>
-          <w:tcPr>
-            <w:tcW w:type="dxa" w:w="2340"/>
-            <w:tcMar>
-              <w:top w:type="dxa" w:w="100"/>
-              <w:left w:type="dxa" w:w="120"/>
-              <w:bottom w:type="dxa" w:w="100"/>
-              <w:right w:type="dxa" w:w="120"/>
-            </w:tcMar>
-          </w:tcPr>
-          <w:p>
-            <w:r>
-              <w:rPr>
-                <w:rFonts w:ascii="Calibri" w:cs="Calibri" w:eastAsia="Calibri" w:hAnsi="Calibri"/>
-                <w:b w:val="false"/>
-                <w:bCs w:val="false"/>
-                <w:color w:val="1B1B1A"/>
-                <w:sz w:val="20"/>
-                <w:szCs w:val="20"/>
-              </w:rPr>
-              <w:t xml:space="preserve">[specific, observed concern]</w:t>
-            </w:r>
-          </w:p>
-        </w:tc>
-        <w:tc>
-          <w:tcPr>
-            <w:tcW w:type="dxa" w:w="2340"/>
-            <w:tcMar>
-              <w:top w:type="dxa" w:w="100"/>
-              <w:left w:type="dxa" w:w="120"/>
-              <w:bottom w:type="dxa" w:w="100"/>
-              <w:right w:type="dxa" w:w="120"/>
-            </w:tcMar>
-          </w:tcPr>
-          <w:p>
-            <w:r>
-              <w:rPr>
-                <w:rFonts w:ascii="Calibri" w:cs="Calibri" w:eastAsia="Calibri" w:hAnsi="Calibri"/>
-                <w:b w:val="false"/>
-                <w:bCs w:val="false"/>
-                <w:color w:val="1B1B1A"/>
-                <w:sz w:val="20"/>
-                <w:szCs w:val="20"/>
-              </w:rPr>
-              <w:t xml:space="preserve">[what "improved" looks like, concretely]</w:t>
-            </w:r>
-          </w:p>
-        </w:tc>
-        <w:tc>
-          <w:tcPr>
-            <w:tcW w:type="dxa" w:w="2340"/>
-            <w:tcMar>
-              <w:top w:type="dxa" w:w="100"/>
-              <w:left w:type="dxa" w:w="120"/>
-              <w:bottom w:type="dxa" w:w="100"/>
-              <w:right w:type="dxa" w:w="120"/>
-            </w:tcMar>
-          </w:tcPr>
-          <w:p>
-            <w:r>
-              <w:rPr>
-                <w:rFonts w:ascii="Calibri" w:cs="Calibri" w:eastAsia="Calibri" w:hAnsi="Calibri"/>
-                <w:b w:val="false"/>
-                <w:bCs w:val="false"/>
-                <w:color w:val="1B1B1A"/>
-                <w:sz w:val="20"/>
-                <w:szCs w:val="20"/>
-              </w:rPr>
-              <w:t xml:space="preserve">[training, tools, check-ins offered]</w:t>
+              <w:t xml:space="preserve"/>
+            </w:r>
+          </w:p>
+        </w:tc>
+        <w:tc>
+          <w:tcPr>
+            <w:tcW w:type="dxa" w:w="2340"/>
+            <w:tcMar>
+              <w:top w:type="dxa" w:w="100"/>
+              <w:left w:type="dxa" w:w="120"/>
+              <w:bottom w:type="dxa" w:w="100"/>
+              <w:right w:type="dxa" w:w="120"/>
+            </w:tcMar>
+          </w:tcPr>
+          <w:p>
+            <w:r>
+              <w:rPr>
+                <w:rFonts w:ascii="Calibri" w:cs="Calibri" w:eastAsia="Calibri" w:hAnsi="Calibri"/>
+                <w:b w:val="false"/>
+                <w:bCs w:val="false"/>
+                <w:color w:val="1B1B1A"/>
+                <w:sz w:val="20"/>
+                <w:szCs w:val="20"/>
+              </w:rPr>
+              <w:t xml:space="preserve"/>
+            </w:r>
+          </w:p>
+        </w:tc>
+        <w:tc>
+          <w:tcPr>
+            <w:tcW w:type="dxa" w:w="2340"/>
+            <w:tcMar>
+              <w:top w:type="dxa" w:w="100"/>
+              <w:left w:type="dxa" w:w="120"/>
+              <w:bottom w:type="dxa" w:w="100"/>
+              <w:right w:type="dxa" w:w="120"/>
+            </w:tcMar>
+          </w:tcPr>
+          <w:p>
+            <w:r>
+              <w:rPr>
+                <w:rFonts w:ascii="Calibri" w:cs="Calibri" w:eastAsia="Calibri" w:hAnsi="Calibri"/>
+                <w:b w:val="false"/>
+                <w:bCs w:val="false"/>
+                <w:color w:val="1B1B1A"/>
+                <w:sz w:val="20"/>
+                <w:szCs w:val="20"/>
+              </w:rPr>
+              <w:t xml:space="preserve"/>
+            </w:r>
+          </w:p>
+        </w:tc>
+        <w:tc>
+          <w:tcPr>
+            <w:tcW w:type="dxa" w:w="2340"/>
+            <w:tcMar>
+              <w:top w:type="dxa" w:w="100"/>
+              <w:left w:type="dxa" w:w="120"/>
+              <w:bottom w:type="dxa" w:w="100"/>
+              <w:right w:type="dxa" w:w="120"/>
+            </w:tcMar>
+          </w:tcPr>
+          <w:p>
+            <w:r>
+              <w:rPr>
+                <w:rFonts w:ascii="Calibri" w:cs="Calibri" w:eastAsia="Calibri" w:hAnsi="Calibri"/>
+                <w:b w:val="false"/>
+                <w:bCs w:val="false"/>
+                <w:color w:val="1B1B1A"/>
+                <w:sz w:val="20"/>
+                <w:szCs w:val="20"/>
+              </w:rPr>
+              <w:t xml:space="preserve"/>
+            </w:r>
+          </w:p>
+        </w:tc>
+      </w:tr>
+      <w:tr>
+        <w:tc>
+          <w:tcPr>
+            <w:tcW w:type="dxa" w:w="2340"/>
+            <w:tcMar>
+              <w:top w:type="dxa" w:w="100"/>
+              <w:left w:type="dxa" w:w="120"/>
+              <w:bottom w:type="dxa" w:w="100"/>
+              <w:right w:type="dxa" w:w="120"/>
+            </w:tcMar>
+          </w:tcPr>
+          <w:p>
+            <w:r>
+              <w:rPr>
+                <w:rFonts w:ascii="Calibri" w:cs="Calibri" w:eastAsia="Calibri" w:hAnsi="Calibri"/>
+                <w:b w:val="false"/>
+                <w:bCs w:val="false"/>
+                <w:color w:val="1B1B1A"/>
+                <w:sz w:val="20"/>
+                <w:szCs w:val="20"/>
+              </w:rPr>
+              <w:t xml:space="preserve"/>
+            </w:r>
+          </w:p>
+        </w:tc>
+        <w:tc>
+          <w:tcPr>
+            <w:tcW w:type="dxa" w:w="2340"/>
+            <w:tcMar>
+              <w:top w:type="dxa" w:w="100"/>
+              <w:left w:type="dxa" w:w="120"/>
+              <w:bottom w:type="dxa" w:w="100"/>
+              <w:right w:type="dxa" w:w="120"/>
+            </w:tcMar>
+          </w:tcPr>
+          <w:p>
+            <w:r>
+              <w:rPr>
+                <w:rFonts w:ascii="Calibri" w:cs="Calibri" w:eastAsia="Calibri" w:hAnsi="Calibri"/>
+                <w:b w:val="false"/>
+                <w:bCs w:val="false"/>
+                <w:color w:val="1B1B1A"/>
+                <w:sz w:val="20"/>
+                <w:szCs w:val="20"/>
+              </w:rPr>
+              <w:t xml:space="preserve"/>
+            </w:r>
+          </w:p>
+        </w:tc>
+        <w:tc>
+          <w:tcPr>
+            <w:tcW w:type="dxa" w:w="2340"/>
+            <w:tcMar>
+              <w:top w:type="dxa" w:w="100"/>
+              <w:left w:type="dxa" w:w="120"/>
+              <w:bottom w:type="dxa" w:w="100"/>
+              <w:right w:type="dxa" w:w="120"/>
+            </w:tcMar>
+          </w:tcPr>
+          <w:p>
+            <w:r>
+              <w:rPr>
+                <w:rFonts w:ascii="Calibri" w:cs="Calibri" w:eastAsia="Calibri" w:hAnsi="Calibri"/>
+                <w:b w:val="false"/>
+                <w:bCs w:val="false"/>
+                <w:color w:val="1B1B1A"/>
+                <w:sz w:val="20"/>
+                <w:szCs w:val="20"/>
+              </w:rPr>
+              <w:t xml:space="preserve"/>
+            </w:r>
+          </w:p>
+        </w:tc>
+        <w:tc>
+          <w:tcPr>
+            <w:tcW w:type="dxa" w:w="2340"/>
+            <w:tcMar>
+              <w:top w:type="dxa" w:w="100"/>
+              <w:left w:type="dxa" w:w="120"/>
+              <w:bottom w:type="dxa" w:w="100"/>
+              <w:right w:type="dxa" w:w="120"/>
+            </w:tcMar>
+          </w:tcPr>
+          <w:p>
+            <w:r>
+              <w:rPr>
+                <w:rFonts w:ascii="Calibri" w:cs="Calibri" w:eastAsia="Calibri" w:hAnsi="Calibri"/>
+                <w:b w:val="false"/>
+                <w:bCs w:val="false"/>
+                <w:color w:val="1B1B1A"/>
+                <w:sz w:val="20"/>
+                <w:szCs w:val="20"/>
+              </w:rPr>
+              <w:t xml:space="preserve"/>
             </w:r>
           </w:p>
         </w:tc>
@@ -429,7 +647,7 @@
           <w:sz w:val="24"/>
           <w:szCs w:val="24"/>
         </w:rPr>
-        <w:t xml:space="preserve">Weekly check-in notes</w:t>
+        <w:t xml:space="preserve">Consequences if this plan is not successfully completed</w:t>
       </w:r>
     </w:p>
     <w:p>
@@ -443,7 +661,132 @@
           <w:sz w:val="21"/>
           <w:szCs w:val="21"/>
         </w:rPr>
-        <w:t xml:space="preserve">Repeat this section for each check-in on the plan.</w:t>
+        <w:t xml:space="preserve">State plainly what happens if expectations are not met by the end date. This should already have been said out loud in the kickoff conversation, this section documents that it was.</w:t>
+      </w:r>
+    </w:p>
+    <w:p>
+      <w:pPr>
+        <w:spacing w:after="60" w:before="200"/>
+      </w:pPr>
+      <w:r>
+        <w:rPr>
+          <w:rFonts w:ascii="Calibri" w:cs="Calibri" w:eastAsia="Calibri" w:hAnsi="Calibri"/>
+          <w:b/>
+          <w:bCs/>
+          <w:color w:val="1B1B1A"/>
+          <w:sz w:val="24"/>
+          <w:szCs w:val="24"/>
+        </w:rPr>
+        <w:t xml:space="preserve">Plan acknowledgment</w:t>
+      </w:r>
+    </w:p>
+    <w:p>
+      <w:pPr>
+        <w:spacing w:after="120"/>
+      </w:pPr>
+      <w:r>
+        <w:rPr>
+          <w:rFonts w:ascii="Calibri" w:cs="Calibri" w:eastAsia="Calibri" w:hAnsi="Calibri"/>
+          <w:color w:val="1B1B1A"/>
+          <w:sz w:val="21"/>
+          <w:szCs w:val="21"/>
+        </w:rPr>
+        <w:t xml:space="preserve">Signing acknowledges the plan was reviewed and understood. It does not require the employee to agree with it.</w:t>
+      </w:r>
+      <w:r>
+        <w:rPr>
+          <w:rFonts w:ascii="Calibri" w:cs="Calibri" w:eastAsia="Calibri" w:hAnsi="Calibri"/>
+          <w:color w:val="1B1B1A"/>
+          <w:sz w:val="21"/>
+          <w:szCs w:val="21"/>
+        </w:rPr>
+        <w:br/>
+        <w:t xml:space="preserve">Manager signature: ____________________  Date: _______</w:t>
+      </w:r>
+      <w:r>
+        <w:rPr>
+          <w:rFonts w:ascii="Calibri" w:cs="Calibri" w:eastAsia="Calibri" w:hAnsi="Calibri"/>
+          <w:color w:val="1B1B1A"/>
+          <w:sz w:val="21"/>
+          <w:szCs w:val="21"/>
+        </w:rPr>
+        <w:br/>
+        <w:t xml:space="preserve">Employee signature: ____________________  Date: _______</w:t>
+      </w:r>
+      <w:r>
+        <w:rPr>
+          <w:rFonts w:ascii="Calibri" w:cs="Calibri" w:eastAsia="Calibri" w:hAnsi="Calibri"/>
+          <w:color w:val="1B1B1A"/>
+          <w:sz w:val="21"/>
+          <w:szCs w:val="21"/>
+        </w:rPr>
+        <w:br/>
+        <w:t xml:space="preserve">HR signature (if applicable): ____________________  Date: _______</w:t>
+      </w:r>
+    </w:p>
+    <w:p>
+      <w:r>
+        <w:br w:type="page"/>
+      </w:r>
+    </w:p>
+    <w:p>
+      <w:pPr>
+        <w:spacing w:after="60" w:before="280"/>
+      </w:pPr>
+      <w:r>
+        <w:rPr>
+          <w:rFonts w:ascii="Calibri" w:cs="Calibri" w:eastAsia="Calibri" w:hAnsi="Calibri"/>
+          <w:b/>
+          <w:bCs/>
+          <w:color w:val="B9791F"/>
+          <w:sz w:val="27"/>
+          <w:szCs w:val="27"/>
+        </w:rPr>
+        <w:t xml:space="preserve">Week 1</w:t>
+      </w:r>
+    </w:p>
+    <w:p>
+      <w:pPr>
+        <w:spacing w:after="120"/>
+      </w:pPr>
+      <w:r>
+        <w:rPr>
+          <w:rFonts w:ascii="Calibri" w:cs="Calibri" w:eastAsia="Calibri" w:hAnsi="Calibri"/>
+          <w:color w:val="1B1B1A"/>
+          <w:sz w:val="21"/>
+          <w:szCs w:val="21"/>
+        </w:rPr>
+        <w:t xml:space="preserve">Week dates: ____________________     Check-in held on: ____________________</w:t>
+      </w:r>
+    </w:p>
+    <w:p>
+      <w:pPr>
+        <w:spacing w:after="60" w:before="200"/>
+      </w:pPr>
+      <w:r>
+        <w:rPr>
+          <w:rFonts w:ascii="Calibri" w:cs="Calibri" w:eastAsia="Calibri" w:hAnsi="Calibri"/>
+          <w:b/>
+          <w:bCs/>
+          <w:color w:val="1B1B1A"/>
+          <w:sz w:val="24"/>
+          <w:szCs w:val="24"/>
+        </w:rPr>
+        <w:t xml:space="preserve">Expectations for this week</w:t>
+      </w:r>
+    </w:p>
+    <w:p>
+      <w:pPr>
+        <w:spacing w:after="120"/>
+      </w:pPr>
+      <w:r>
+        <w:rPr>
+          <w:rFonts w:ascii="Calibri" w:cs="Calibri" w:eastAsia="Calibri" w:hAnsi="Calibri"/>
+          <w:color w:val="1B1B1A"/>
+          <w:sz w:val="21"/>
+          <w:szCs w:val="21"/>
+        </w:rPr>
+        <w:t xml:space="preserve">Restate, in plain language, exactly what needs to happen this week. Be specific enough that there is no room for the employee to say they did not understand.</w:t>
       </w:r>
     </w:p>
     <w:tbl>
@@ -459,14 +802,16 @@
         </w:tblBorders>
       </w:tblPr>
       <w:tblGrid>
-        <w:gridCol w:w="3120"/>
-        <w:gridCol w:w="3120"/>
-        <w:gridCol w:w="3120"/>
+        <w:gridCol w:w="1872"/>
+        <w:gridCol w:w="1872"/>
+        <w:gridCol w:w="1872"/>
+        <w:gridCol w:w="1872"/>
+        <w:gridCol w:w="1872"/>
       </w:tblGrid>
       <w:tr>
         <w:tc>
           <w:tcPr>
-            <w:tcW w:type="dxa" w:w="3120"/>
+            <w:tcW w:type="dxa" w:w="1872"/>
             <w:shd w:fill="F2EFE8" w:val="clear"/>
             <w:tcMar>
               <w:top w:type="dxa" w:w="100"/>
@@ -485,13 +830,13 @@
                 <w:sz w:val="18"/>
                 <w:szCs w:val="18"/>
               </w:rPr>
-              <w:t xml:space="preserve">Week</w:t>
-            </w:r>
-          </w:p>
-        </w:tc>
-        <w:tc>
-          <w:tcPr>
-            <w:tcW w:type="dxa" w:w="3120"/>
+              <w:t xml:space="preserve">Date</w:t>
+            </w:r>
+          </w:p>
+        </w:tc>
+        <w:tc>
+          <w:tcPr>
+            <w:tcW w:type="dxa" w:w="1872"/>
             <w:shd w:fill="F2EFE8" w:val="clear"/>
             <w:tcMar>
               <w:top w:type="dxa" w:w="100"/>
@@ -510,13 +855,13 @@
                 <w:sz w:val="18"/>
                 <w:szCs w:val="18"/>
               </w:rPr>
-              <w:t xml:space="preserve">Progress observed</w:t>
-            </w:r>
-          </w:p>
-        </w:tc>
-        <w:tc>
-          <w:tcPr>
-            <w:tcW w:type="dxa" w:w="3120"/>
+              <w:t xml:space="preserve">Time</w:t>
+            </w:r>
+          </w:p>
+        </w:tc>
+        <w:tc>
+          <w:tcPr>
+            <w:tcW w:type="dxa" w:w="1872"/>
             <w:shd w:fill="F2EFE8" w:val="clear"/>
             <w:tcMar>
               <w:top w:type="dxa" w:w="100"/>
@@ -535,7 +880,57 @@
                 <w:sz w:val="18"/>
                 <w:szCs w:val="18"/>
               </w:rPr>
-              <w:t xml:space="preserve">Notes</w:t>
+              <w:t xml:space="preserve">Observation (factual, specific, no interpretation)</w:t>
+            </w:r>
+          </w:p>
+        </w:tc>
+        <w:tc>
+          <w:tcPr>
+            <w:tcW w:type="dxa" w:w="1872"/>
+            <w:shd w:fill="F2EFE8" w:val="clear"/>
+            <w:tcMar>
+              <w:top w:type="dxa" w:w="100"/>
+              <w:left w:type="dxa" w:w="120"/>
+              <w:bottom w:type="dxa" w:w="100"/>
+              <w:right w:type="dxa" w:w="120"/>
+            </w:tcMar>
+          </w:tcPr>
+          <w:p>
+            <w:r>
+              <w:rPr>
+                <w:rFonts w:ascii="Calibri" w:cs="Calibri" w:eastAsia="Calibri" w:hAnsi="Calibri"/>
+                <w:b/>
+                <w:bCs/>
+                <w:color w:val="B9791F"/>
+                <w:sz w:val="18"/>
+                <w:szCs w:val="18"/>
+              </w:rPr>
+              <w:t xml:space="preserve">Documented by</w:t>
+            </w:r>
+          </w:p>
+        </w:tc>
+        <w:tc>
+          <w:tcPr>
+            <w:tcW w:type="dxa" w:w="1872"/>
+            <w:shd w:fill="F2EFE8" w:val="clear"/>
+            <w:tcMar>
+              <w:top w:type="dxa" w:w="100"/>
+              <w:left w:type="dxa" w:w="120"/>
+              <w:bottom w:type="dxa" w:w="100"/>
+              <w:right w:type="dxa" w:w="120"/>
+            </w:tcMar>
+          </w:tcPr>
+          <w:p>
+            <w:r>
+              <w:rPr>
+                <w:rFonts w:ascii="Calibri" w:cs="Calibri" w:eastAsia="Calibri" w:hAnsi="Calibri"/>
+                <w:b/>
+                <w:bCs/>
+                <w:color w:val="B9791F"/>
+                <w:sz w:val="18"/>
+                <w:szCs w:val="18"/>
+              </w:rPr>
+              <w:t xml:space="preserve">Shared?</w:t>
             </w:r>
           </w:p>
         </w:tc>
@@ -543,55 +938,103 @@
       <w:tr>
         <w:tc>
           <w:tcPr>
-            <w:tcW w:type="dxa" w:w="3120"/>
-            <w:tcMar>
-              <w:top w:type="dxa" w:w="100"/>
-              <w:left w:type="dxa" w:w="120"/>
-              <w:bottom w:type="dxa" w:w="100"/>
-              <w:right w:type="dxa" w:w="120"/>
-            </w:tcMar>
-          </w:tcPr>
-          <w:p>
-            <w:r>
-              <w:rPr>
-                <w:rFonts w:ascii="Calibri" w:cs="Calibri" w:eastAsia="Calibri" w:hAnsi="Calibri"/>
-                <w:b w:val="false"/>
-                <w:bCs w:val="false"/>
-                <w:color w:val="1B1B1A"/>
-                <w:sz w:val="20"/>
-                <w:szCs w:val="20"/>
-              </w:rPr>
-              <w:t xml:space="preserve">Week 1</w:t>
-            </w:r>
-          </w:p>
-        </w:tc>
-        <w:tc>
-          <w:tcPr>
-            <w:tcW w:type="dxa" w:w="3120"/>
-            <w:tcMar>
-              <w:top w:type="dxa" w:w="100"/>
-              <w:left w:type="dxa" w:w="120"/>
-              <w:bottom w:type="dxa" w:w="100"/>
-              <w:right w:type="dxa" w:w="120"/>
-            </w:tcMar>
-          </w:tcPr>
-          <w:p>
-            <w:r>
-              <w:rPr>
-                <w:rFonts w:ascii="Calibri" w:cs="Calibri" w:eastAsia="Calibri" w:hAnsi="Calibri"/>
-                <w:b w:val="false"/>
-                <w:bCs w:val="false"/>
-                <w:color w:val="1B1B1A"/>
-                <w:sz w:val="20"/>
-                <w:szCs w:val="20"/>
-              </w:rPr>
-              <w:t xml:space="preserve">[specific, observed]</w:t>
-            </w:r>
-          </w:p>
-        </w:tc>
-        <w:tc>
-          <w:tcPr>
-            <w:tcW w:type="dxa" w:w="3120"/>
+            <w:tcW w:type="dxa" w:w="1872"/>
+            <w:tcMar>
+              <w:top w:type="dxa" w:w="100"/>
+              <w:left w:type="dxa" w:w="120"/>
+              <w:bottom w:type="dxa" w:w="100"/>
+              <w:right w:type="dxa" w:w="120"/>
+            </w:tcMar>
+          </w:tcPr>
+          <w:p>
+            <w:r>
+              <w:rPr>
+                <w:rFonts w:ascii="Calibri" w:cs="Calibri" w:eastAsia="Calibri" w:hAnsi="Calibri"/>
+                <w:b w:val="false"/>
+                <w:bCs w:val="false"/>
+                <w:color w:val="1B1B1A"/>
+                <w:sz w:val="20"/>
+                <w:szCs w:val="20"/>
+              </w:rPr>
+              <w:t xml:space="preserve"/>
+            </w:r>
+          </w:p>
+        </w:tc>
+        <w:tc>
+          <w:tcPr>
+            <w:tcW w:type="dxa" w:w="1872"/>
+            <w:tcMar>
+              <w:top w:type="dxa" w:w="100"/>
+              <w:left w:type="dxa" w:w="120"/>
+              <w:bottom w:type="dxa" w:w="100"/>
+              <w:right w:type="dxa" w:w="120"/>
+            </w:tcMar>
+          </w:tcPr>
+          <w:p>
+            <w:r>
+              <w:rPr>
+                <w:rFonts w:ascii="Calibri" w:cs="Calibri" w:eastAsia="Calibri" w:hAnsi="Calibri"/>
+                <w:b w:val="false"/>
+                <w:bCs w:val="false"/>
+                <w:color w:val="1B1B1A"/>
+                <w:sz w:val="20"/>
+                <w:szCs w:val="20"/>
+              </w:rPr>
+              <w:t xml:space="preserve"/>
+            </w:r>
+          </w:p>
+        </w:tc>
+        <w:tc>
+          <w:tcPr>
+            <w:tcW w:type="dxa" w:w="1872"/>
+            <w:tcMar>
+              <w:top w:type="dxa" w:w="100"/>
+              <w:left w:type="dxa" w:w="120"/>
+              <w:bottom w:type="dxa" w:w="100"/>
+              <w:right w:type="dxa" w:w="120"/>
+            </w:tcMar>
+          </w:tcPr>
+          <w:p>
+            <w:r>
+              <w:rPr>
+                <w:rFonts w:ascii="Calibri" w:cs="Calibri" w:eastAsia="Calibri" w:hAnsi="Calibri"/>
+                <w:b w:val="false"/>
+                <w:bCs w:val="false"/>
+                <w:color w:val="1B1B1A"/>
+                <w:sz w:val="20"/>
+                <w:szCs w:val="20"/>
+              </w:rPr>
+              <w:t xml:space="preserve"/>
+            </w:r>
+          </w:p>
+        </w:tc>
+        <w:tc>
+          <w:tcPr>
+            <w:tcW w:type="dxa" w:w="1872"/>
+            <w:tcMar>
+              <w:top w:type="dxa" w:w="100"/>
+              <w:left w:type="dxa" w:w="120"/>
+              <w:bottom w:type="dxa" w:w="100"/>
+              <w:right w:type="dxa" w:w="120"/>
+            </w:tcMar>
+          </w:tcPr>
+          <w:p>
+            <w:r>
+              <w:rPr>
+                <w:rFonts w:ascii="Calibri" w:cs="Calibri" w:eastAsia="Calibri" w:hAnsi="Calibri"/>
+                <w:b w:val="false"/>
+                <w:bCs w:val="false"/>
+                <w:color w:val="1B1B1A"/>
+                <w:sz w:val="20"/>
+                <w:szCs w:val="20"/>
+              </w:rPr>
+              <w:t xml:space="preserve"/>
+            </w:r>
+          </w:p>
+        </w:tc>
+        <w:tc>
+          <w:tcPr>
+            <w:tcW w:type="dxa" w:w="1872"/>
             <w:tcMar>
               <w:top w:type="dxa" w:w="100"/>
               <w:left w:type="dxa" w:w="120"/>
@@ -617,55 +1060,103 @@
       <w:tr>
         <w:tc>
           <w:tcPr>
-            <w:tcW w:type="dxa" w:w="3120"/>
-            <w:tcMar>
-              <w:top w:type="dxa" w:w="100"/>
-              <w:left w:type="dxa" w:w="120"/>
-              <w:bottom w:type="dxa" w:w="100"/>
-              <w:right w:type="dxa" w:w="120"/>
-            </w:tcMar>
-          </w:tcPr>
-          <w:p>
-            <w:r>
-              <w:rPr>
-                <w:rFonts w:ascii="Calibri" w:cs="Calibri" w:eastAsia="Calibri" w:hAnsi="Calibri"/>
-                <w:b w:val="false"/>
-                <w:bCs w:val="false"/>
-                <w:color w:val="1B1B1A"/>
-                <w:sz w:val="20"/>
-                <w:szCs w:val="20"/>
-              </w:rPr>
-              <w:t xml:space="preserve">Week 2</w:t>
-            </w:r>
-          </w:p>
-        </w:tc>
-        <w:tc>
-          <w:tcPr>
-            <w:tcW w:type="dxa" w:w="3120"/>
-            <w:tcMar>
-              <w:top w:type="dxa" w:w="100"/>
-              <w:left w:type="dxa" w:w="120"/>
-              <w:bottom w:type="dxa" w:w="100"/>
-              <w:right w:type="dxa" w:w="120"/>
-            </w:tcMar>
-          </w:tcPr>
-          <w:p>
-            <w:r>
-              <w:rPr>
-                <w:rFonts w:ascii="Calibri" w:cs="Calibri" w:eastAsia="Calibri" w:hAnsi="Calibri"/>
-                <w:b w:val="false"/>
-                <w:bCs w:val="false"/>
-                <w:color w:val="1B1B1A"/>
-                <w:sz w:val="20"/>
-                <w:szCs w:val="20"/>
-              </w:rPr>
-              <w:t xml:space="preserve">[specific, observed]</w:t>
-            </w:r>
-          </w:p>
-        </w:tc>
-        <w:tc>
-          <w:tcPr>
-            <w:tcW w:type="dxa" w:w="3120"/>
+            <w:tcW w:type="dxa" w:w="1872"/>
+            <w:tcMar>
+              <w:top w:type="dxa" w:w="100"/>
+              <w:left w:type="dxa" w:w="120"/>
+              <w:bottom w:type="dxa" w:w="100"/>
+              <w:right w:type="dxa" w:w="120"/>
+            </w:tcMar>
+          </w:tcPr>
+          <w:p>
+            <w:r>
+              <w:rPr>
+                <w:rFonts w:ascii="Calibri" w:cs="Calibri" w:eastAsia="Calibri" w:hAnsi="Calibri"/>
+                <w:b w:val="false"/>
+                <w:bCs w:val="false"/>
+                <w:color w:val="1B1B1A"/>
+                <w:sz w:val="20"/>
+                <w:szCs w:val="20"/>
+              </w:rPr>
+              <w:t xml:space="preserve"/>
+            </w:r>
+          </w:p>
+        </w:tc>
+        <w:tc>
+          <w:tcPr>
+            <w:tcW w:type="dxa" w:w="1872"/>
+            <w:tcMar>
+              <w:top w:type="dxa" w:w="100"/>
+              <w:left w:type="dxa" w:w="120"/>
+              <w:bottom w:type="dxa" w:w="100"/>
+              <w:right w:type="dxa" w:w="120"/>
+            </w:tcMar>
+          </w:tcPr>
+          <w:p>
+            <w:r>
+              <w:rPr>
+                <w:rFonts w:ascii="Calibri" w:cs="Calibri" w:eastAsia="Calibri" w:hAnsi="Calibri"/>
+                <w:b w:val="false"/>
+                <w:bCs w:val="false"/>
+                <w:color w:val="1B1B1A"/>
+                <w:sz w:val="20"/>
+                <w:szCs w:val="20"/>
+              </w:rPr>
+              <w:t xml:space="preserve"/>
+            </w:r>
+          </w:p>
+        </w:tc>
+        <w:tc>
+          <w:tcPr>
+            <w:tcW w:type="dxa" w:w="1872"/>
+            <w:tcMar>
+              <w:top w:type="dxa" w:w="100"/>
+              <w:left w:type="dxa" w:w="120"/>
+              <w:bottom w:type="dxa" w:w="100"/>
+              <w:right w:type="dxa" w:w="120"/>
+            </w:tcMar>
+          </w:tcPr>
+          <w:p>
+            <w:r>
+              <w:rPr>
+                <w:rFonts w:ascii="Calibri" w:cs="Calibri" w:eastAsia="Calibri" w:hAnsi="Calibri"/>
+                <w:b w:val="false"/>
+                <w:bCs w:val="false"/>
+                <w:color w:val="1B1B1A"/>
+                <w:sz w:val="20"/>
+                <w:szCs w:val="20"/>
+              </w:rPr>
+              <w:t xml:space="preserve"/>
+            </w:r>
+          </w:p>
+        </w:tc>
+        <w:tc>
+          <w:tcPr>
+            <w:tcW w:type="dxa" w:w="1872"/>
+            <w:tcMar>
+              <w:top w:type="dxa" w:w="100"/>
+              <w:left w:type="dxa" w:w="120"/>
+              <w:bottom w:type="dxa" w:w="100"/>
+              <w:right w:type="dxa" w:w="120"/>
+            </w:tcMar>
+          </w:tcPr>
+          <w:p>
+            <w:r>
+              <w:rPr>
+                <w:rFonts w:ascii="Calibri" w:cs="Calibri" w:eastAsia="Calibri" w:hAnsi="Calibri"/>
+                <w:b w:val="false"/>
+                <w:bCs w:val="false"/>
+                <w:color w:val="1B1B1A"/>
+                <w:sz w:val="20"/>
+                <w:szCs w:val="20"/>
+              </w:rPr>
+              <w:t xml:space="preserve"/>
+            </w:r>
+          </w:p>
+        </w:tc>
+        <w:tc>
+          <w:tcPr>
+            <w:tcW w:type="dxa" w:w="1872"/>
             <w:tcMar>
               <w:top w:type="dxa" w:w="100"/>
               <w:left w:type="dxa" w:w="120"/>
@@ -691,55 +1182,103 @@
       <w:tr>
         <w:tc>
           <w:tcPr>
-            <w:tcW w:type="dxa" w:w="3120"/>
-            <w:tcMar>
-              <w:top w:type="dxa" w:w="100"/>
-              <w:left w:type="dxa" w:w="120"/>
-              <w:bottom w:type="dxa" w:w="100"/>
-              <w:right w:type="dxa" w:w="120"/>
-            </w:tcMar>
-          </w:tcPr>
-          <w:p>
-            <w:r>
-              <w:rPr>
-                <w:rFonts w:ascii="Calibri" w:cs="Calibri" w:eastAsia="Calibri" w:hAnsi="Calibri"/>
-                <w:b w:val="false"/>
-                <w:bCs w:val="false"/>
-                <w:color w:val="1B1B1A"/>
-                <w:sz w:val="20"/>
-                <w:szCs w:val="20"/>
-              </w:rPr>
-              <w:t xml:space="preserve">Week 3</w:t>
-            </w:r>
-          </w:p>
-        </w:tc>
-        <w:tc>
-          <w:tcPr>
-            <w:tcW w:type="dxa" w:w="3120"/>
-            <w:tcMar>
-              <w:top w:type="dxa" w:w="100"/>
-              <w:left w:type="dxa" w:w="120"/>
-              <w:bottom w:type="dxa" w:w="100"/>
-              <w:right w:type="dxa" w:w="120"/>
-            </w:tcMar>
-          </w:tcPr>
-          <w:p>
-            <w:r>
-              <w:rPr>
-                <w:rFonts w:ascii="Calibri" w:cs="Calibri" w:eastAsia="Calibri" w:hAnsi="Calibri"/>
-                <w:b w:val="false"/>
-                <w:bCs w:val="false"/>
-                <w:color w:val="1B1B1A"/>
-                <w:sz w:val="20"/>
-                <w:szCs w:val="20"/>
-              </w:rPr>
-              <w:t xml:space="preserve">[specific, observed]</w:t>
-            </w:r>
-          </w:p>
-        </w:tc>
-        <w:tc>
-          <w:tcPr>
-            <w:tcW w:type="dxa" w:w="3120"/>
+            <w:tcW w:type="dxa" w:w="1872"/>
+            <w:tcMar>
+              <w:top w:type="dxa" w:w="100"/>
+              <w:left w:type="dxa" w:w="120"/>
+              <w:bottom w:type="dxa" w:w="100"/>
+              <w:right w:type="dxa" w:w="120"/>
+            </w:tcMar>
+          </w:tcPr>
+          <w:p>
+            <w:r>
+              <w:rPr>
+                <w:rFonts w:ascii="Calibri" w:cs="Calibri" w:eastAsia="Calibri" w:hAnsi="Calibri"/>
+                <w:b w:val="false"/>
+                <w:bCs w:val="false"/>
+                <w:color w:val="1B1B1A"/>
+                <w:sz w:val="20"/>
+                <w:szCs w:val="20"/>
+              </w:rPr>
+              <w:t xml:space="preserve"/>
+            </w:r>
+          </w:p>
+        </w:tc>
+        <w:tc>
+          <w:tcPr>
+            <w:tcW w:type="dxa" w:w="1872"/>
+            <w:tcMar>
+              <w:top w:type="dxa" w:w="100"/>
+              <w:left w:type="dxa" w:w="120"/>
+              <w:bottom w:type="dxa" w:w="100"/>
+              <w:right w:type="dxa" w:w="120"/>
+            </w:tcMar>
+          </w:tcPr>
+          <w:p>
+            <w:r>
+              <w:rPr>
+                <w:rFonts w:ascii="Calibri" w:cs="Calibri" w:eastAsia="Calibri" w:hAnsi="Calibri"/>
+                <w:b w:val="false"/>
+                <w:bCs w:val="false"/>
+                <w:color w:val="1B1B1A"/>
+                <w:sz w:val="20"/>
+                <w:szCs w:val="20"/>
+              </w:rPr>
+              <w:t xml:space="preserve"/>
+            </w:r>
+          </w:p>
+        </w:tc>
+        <w:tc>
+          <w:tcPr>
+            <w:tcW w:type="dxa" w:w="1872"/>
+            <w:tcMar>
+              <w:top w:type="dxa" w:w="100"/>
+              <w:left w:type="dxa" w:w="120"/>
+              <w:bottom w:type="dxa" w:w="100"/>
+              <w:right w:type="dxa" w:w="120"/>
+            </w:tcMar>
+          </w:tcPr>
+          <w:p>
+            <w:r>
+              <w:rPr>
+                <w:rFonts w:ascii="Calibri" w:cs="Calibri" w:eastAsia="Calibri" w:hAnsi="Calibri"/>
+                <w:b w:val="false"/>
+                <w:bCs w:val="false"/>
+                <w:color w:val="1B1B1A"/>
+                <w:sz w:val="20"/>
+                <w:szCs w:val="20"/>
+              </w:rPr>
+              <w:t xml:space="preserve"/>
+            </w:r>
+          </w:p>
+        </w:tc>
+        <w:tc>
+          <w:tcPr>
+            <w:tcW w:type="dxa" w:w="1872"/>
+            <w:tcMar>
+              <w:top w:type="dxa" w:w="100"/>
+              <w:left w:type="dxa" w:w="120"/>
+              <w:bottom w:type="dxa" w:w="100"/>
+              <w:right w:type="dxa" w:w="120"/>
+            </w:tcMar>
+          </w:tcPr>
+          <w:p>
+            <w:r>
+              <w:rPr>
+                <w:rFonts w:ascii="Calibri" w:cs="Calibri" w:eastAsia="Calibri" w:hAnsi="Calibri"/>
+                <w:b w:val="false"/>
+                <w:bCs w:val="false"/>
+                <w:color w:val="1B1B1A"/>
+                <w:sz w:val="20"/>
+                <w:szCs w:val="20"/>
+              </w:rPr>
+              <w:t xml:space="preserve"/>
+            </w:r>
+          </w:p>
+        </w:tc>
+        <w:tc>
+          <w:tcPr>
+            <w:tcW w:type="dxa" w:w="1872"/>
             <w:tcMar>
               <w:top w:type="dxa" w:w="100"/>
               <w:left w:type="dxa" w:w="120"/>
@@ -765,55 +1304,103 @@
       <w:tr>
         <w:tc>
           <w:tcPr>
-            <w:tcW w:type="dxa" w:w="3120"/>
-            <w:tcMar>
-              <w:top w:type="dxa" w:w="100"/>
-              <w:left w:type="dxa" w:w="120"/>
-              <w:bottom w:type="dxa" w:w="100"/>
-              <w:right w:type="dxa" w:w="120"/>
-            </w:tcMar>
-          </w:tcPr>
-          <w:p>
-            <w:r>
-              <w:rPr>
-                <w:rFonts w:ascii="Calibri" w:cs="Calibri" w:eastAsia="Calibri" w:hAnsi="Calibri"/>
-                <w:b w:val="false"/>
-                <w:bCs w:val="false"/>
-                <w:color w:val="1B1B1A"/>
-                <w:sz w:val="20"/>
-                <w:szCs w:val="20"/>
-              </w:rPr>
-              <w:t xml:space="preserve">Week 4</w:t>
-            </w:r>
-          </w:p>
-        </w:tc>
-        <w:tc>
-          <w:tcPr>
-            <w:tcW w:type="dxa" w:w="3120"/>
-            <w:tcMar>
-              <w:top w:type="dxa" w:w="100"/>
-              <w:left w:type="dxa" w:w="120"/>
-              <w:bottom w:type="dxa" w:w="100"/>
-              <w:right w:type="dxa" w:w="120"/>
-            </w:tcMar>
-          </w:tcPr>
-          <w:p>
-            <w:r>
-              <w:rPr>
-                <w:rFonts w:ascii="Calibri" w:cs="Calibri" w:eastAsia="Calibri" w:hAnsi="Calibri"/>
-                <w:b w:val="false"/>
-                <w:bCs w:val="false"/>
-                <w:color w:val="1B1B1A"/>
-                <w:sz w:val="20"/>
-                <w:szCs w:val="20"/>
-              </w:rPr>
-              <w:t xml:space="preserve">[specific, observed]</w:t>
-            </w:r>
-          </w:p>
-        </w:tc>
-        <w:tc>
-          <w:tcPr>
-            <w:tcW w:type="dxa" w:w="3120"/>
+            <w:tcW w:type="dxa" w:w="1872"/>
+            <w:tcMar>
+              <w:top w:type="dxa" w:w="100"/>
+              <w:left w:type="dxa" w:w="120"/>
+              <w:bottom w:type="dxa" w:w="100"/>
+              <w:right w:type="dxa" w:w="120"/>
+            </w:tcMar>
+          </w:tcPr>
+          <w:p>
+            <w:r>
+              <w:rPr>
+                <w:rFonts w:ascii="Calibri" w:cs="Calibri" w:eastAsia="Calibri" w:hAnsi="Calibri"/>
+                <w:b w:val="false"/>
+                <w:bCs w:val="false"/>
+                <w:color w:val="1B1B1A"/>
+                <w:sz w:val="20"/>
+                <w:szCs w:val="20"/>
+              </w:rPr>
+              <w:t xml:space="preserve"/>
+            </w:r>
+          </w:p>
+        </w:tc>
+        <w:tc>
+          <w:tcPr>
+            <w:tcW w:type="dxa" w:w="1872"/>
+            <w:tcMar>
+              <w:top w:type="dxa" w:w="100"/>
+              <w:left w:type="dxa" w:w="120"/>
+              <w:bottom w:type="dxa" w:w="100"/>
+              <w:right w:type="dxa" w:w="120"/>
+            </w:tcMar>
+          </w:tcPr>
+          <w:p>
+            <w:r>
+              <w:rPr>
+                <w:rFonts w:ascii="Calibri" w:cs="Calibri" w:eastAsia="Calibri" w:hAnsi="Calibri"/>
+                <w:b w:val="false"/>
+                <w:bCs w:val="false"/>
+                <w:color w:val="1B1B1A"/>
+                <w:sz w:val="20"/>
+                <w:szCs w:val="20"/>
+              </w:rPr>
+              <w:t xml:space="preserve"/>
+            </w:r>
+          </w:p>
+        </w:tc>
+        <w:tc>
+          <w:tcPr>
+            <w:tcW w:type="dxa" w:w="1872"/>
+            <w:tcMar>
+              <w:top w:type="dxa" w:w="100"/>
+              <w:left w:type="dxa" w:w="120"/>
+              <w:bottom w:type="dxa" w:w="100"/>
+              <w:right w:type="dxa" w:w="120"/>
+            </w:tcMar>
+          </w:tcPr>
+          <w:p>
+            <w:r>
+              <w:rPr>
+                <w:rFonts w:ascii="Calibri" w:cs="Calibri" w:eastAsia="Calibri" w:hAnsi="Calibri"/>
+                <w:b w:val="false"/>
+                <w:bCs w:val="false"/>
+                <w:color w:val="1B1B1A"/>
+                <w:sz w:val="20"/>
+                <w:szCs w:val="20"/>
+              </w:rPr>
+              <w:t xml:space="preserve"/>
+            </w:r>
+          </w:p>
+        </w:tc>
+        <w:tc>
+          <w:tcPr>
+            <w:tcW w:type="dxa" w:w="1872"/>
+            <w:tcMar>
+              <w:top w:type="dxa" w:w="100"/>
+              <w:left w:type="dxa" w:w="120"/>
+              <w:bottom w:type="dxa" w:w="100"/>
+              <w:right w:type="dxa" w:w="120"/>
+            </w:tcMar>
+          </w:tcPr>
+          <w:p>
+            <w:r>
+              <w:rPr>
+                <w:rFonts w:ascii="Calibri" w:cs="Calibri" w:eastAsia="Calibri" w:hAnsi="Calibri"/>
+                <w:b w:val="false"/>
+                <w:bCs w:val="false"/>
+                <w:color w:val="1B1B1A"/>
+                <w:sz w:val="20"/>
+                <w:szCs w:val="20"/>
+              </w:rPr>
+              <w:t xml:space="preserve"/>
+            </w:r>
+          </w:p>
+        </w:tc>
+        <w:tc>
+          <w:tcPr>
+            <w:tcW w:type="dxa" w:w="1872"/>
             <w:tcMar>
               <w:top w:type="dxa" w:w="100"/>
               <w:left w:type="dxa" w:w="120"/>
@@ -855,7 +1442,7 @@
           <w:sz w:val="24"/>
           <w:szCs w:val="24"/>
         </w:rPr>
-        <w:t xml:space="preserve">If the plan doesn't work out</w:t>
+        <w:t xml:space="preserve">Feedback conversations this week</w:t>
       </w:r>
     </w:p>
     <w:p>
@@ -869,23 +1456,3850 @@
           <w:sz w:val="21"/>
           <w:szCs w:val="21"/>
         </w:rPr>
-        <w:t xml:space="preserve">Not every PIP ends in improvement, and that's what the plan is for, giving a fair, documented shot before a harder decision. If you're at the end of this one and the outcome wasn't met, first-timemanagers.com/letting-someone-go.html covers the four moves for that conversation, and first-timemanagers.com/termination-conversation-script.html has the script.</w:t>
-      </w:r>
-    </w:p>
-    <w:p>
-      <w:pPr>
-        <w:spacing w:after="120" w:before="160"/>
-      </w:pPr>
-      <w:r>
-        <w:rPr>
-          <w:rFonts w:ascii="Calibri" w:cs="Calibri" w:eastAsia="Calibri" w:hAnsi="Calibri"/>
-          <w:i/>
-          <w:iCs/>
-          <w:color w:val="6B6862"/>
-          <w:sz w:val="18"/>
-          <w:szCs w:val="18"/>
-        </w:rPr>
-        <w:t xml:space="preserve">Every target area needs an outcome specific enough that both of you would agree, without debate, whether it was met.</w:t>
+        <w:t xml:space="preserve">Every time feedback is given, in the hallway, on Slack, in a meeting, it goes here. Undocumented feedback is, for these purposes, feedback that was never given.</w:t>
+      </w:r>
+    </w:p>
+    <w:tbl>
+      <w:tblPr>
+        <w:tblW w:type="dxa" w:w="9360"/>
+        <w:tblBorders>
+          <w:top w:val="single" w:color="auto" w:sz="4"/>
+          <w:left w:val="single" w:color="auto" w:sz="4"/>
+          <w:bottom w:val="single" w:color="auto" w:sz="4"/>
+          <w:right w:val="single" w:color="auto" w:sz="4"/>
+          <w:insideH w:val="single" w:color="auto" w:sz="4"/>
+          <w:insideV w:val="single" w:color="auto" w:sz="4"/>
+        </w:tblBorders>
+      </w:tblPr>
+      <w:tblGrid>
+        <w:gridCol w:w="2340"/>
+        <w:gridCol w:w="2340"/>
+        <w:gridCol w:w="2340"/>
+        <w:gridCol w:w="2340"/>
+      </w:tblGrid>
+      <w:tr>
+        <w:tc>
+          <w:tcPr>
+            <w:tcW w:type="dxa" w:w="2340"/>
+            <w:shd w:fill="F2EFE8" w:val="clear"/>
+            <w:tcMar>
+              <w:top w:type="dxa" w:w="100"/>
+              <w:left w:type="dxa" w:w="120"/>
+              <w:bottom w:type="dxa" w:w="100"/>
+              <w:right w:type="dxa" w:w="120"/>
+            </w:tcMar>
+          </w:tcPr>
+          <w:p>
+            <w:r>
+              <w:rPr>
+                <w:rFonts w:ascii="Calibri" w:cs="Calibri" w:eastAsia="Calibri" w:hAnsi="Calibri"/>
+                <w:b/>
+                <w:bCs/>
+                <w:color w:val="B9791F"/>
+                <w:sz w:val="18"/>
+                <w:szCs w:val="18"/>
+              </w:rPr>
+              <w:t xml:space="preserve">Date</w:t>
+            </w:r>
+          </w:p>
+        </w:tc>
+        <w:tc>
+          <w:tcPr>
+            <w:tcW w:type="dxa" w:w="2340"/>
+            <w:shd w:fill="F2EFE8" w:val="clear"/>
+            <w:tcMar>
+              <w:top w:type="dxa" w:w="100"/>
+              <w:left w:type="dxa" w:w="120"/>
+              <w:bottom w:type="dxa" w:w="100"/>
+              <w:right w:type="dxa" w:w="120"/>
+            </w:tcMar>
+          </w:tcPr>
+          <w:p>
+            <w:r>
+              <w:rPr>
+                <w:rFonts w:ascii="Calibri" w:cs="Calibri" w:eastAsia="Calibri" w:hAnsi="Calibri"/>
+                <w:b/>
+                <w:bCs/>
+                <w:color w:val="B9791F"/>
+                <w:sz w:val="18"/>
+                <w:szCs w:val="18"/>
+              </w:rPr>
+              <w:t xml:space="preserve">Given by</w:t>
+            </w:r>
+          </w:p>
+        </w:tc>
+        <w:tc>
+          <w:tcPr>
+            <w:tcW w:type="dxa" w:w="2340"/>
+            <w:shd w:fill="F2EFE8" w:val="clear"/>
+            <w:tcMar>
+              <w:top w:type="dxa" w:w="100"/>
+              <w:left w:type="dxa" w:w="120"/>
+              <w:bottom w:type="dxa" w:w="100"/>
+              <w:right w:type="dxa" w:w="120"/>
+            </w:tcMar>
+          </w:tcPr>
+          <w:p>
+            <w:r>
+              <w:rPr>
+                <w:rFonts w:ascii="Calibri" w:cs="Calibri" w:eastAsia="Calibri" w:hAnsi="Calibri"/>
+                <w:b/>
+                <w:bCs/>
+                <w:color w:val="B9791F"/>
+                <w:sz w:val="18"/>
+                <w:szCs w:val="18"/>
+              </w:rPr>
+              <w:t xml:space="preserve">What was communicated</w:t>
+            </w:r>
+          </w:p>
+        </w:tc>
+        <w:tc>
+          <w:tcPr>
+            <w:tcW w:type="dxa" w:w="2340"/>
+            <w:shd w:fill="F2EFE8" w:val="clear"/>
+            <w:tcMar>
+              <w:top w:type="dxa" w:w="100"/>
+              <w:left w:type="dxa" w:w="120"/>
+              <w:bottom w:type="dxa" w:w="100"/>
+              <w:right w:type="dxa" w:w="120"/>
+            </w:tcMar>
+          </w:tcPr>
+          <w:p>
+            <w:r>
+              <w:rPr>
+                <w:rFonts w:ascii="Calibri" w:cs="Calibri" w:eastAsia="Calibri" w:hAnsi="Calibri"/>
+                <w:b/>
+                <w:bCs/>
+                <w:color w:val="B9791F"/>
+                <w:sz w:val="18"/>
+                <w:szCs w:val="18"/>
+              </w:rPr>
+              <w:t xml:space="preserve">Employee's response</w:t>
+            </w:r>
+          </w:p>
+        </w:tc>
+      </w:tr>
+      <w:tr>
+        <w:tc>
+          <w:tcPr>
+            <w:tcW w:type="dxa" w:w="2340"/>
+            <w:tcMar>
+              <w:top w:type="dxa" w:w="100"/>
+              <w:left w:type="dxa" w:w="120"/>
+              <w:bottom w:type="dxa" w:w="100"/>
+              <w:right w:type="dxa" w:w="120"/>
+            </w:tcMar>
+          </w:tcPr>
+          <w:p>
+            <w:r>
+              <w:rPr>
+                <w:rFonts w:ascii="Calibri" w:cs="Calibri" w:eastAsia="Calibri" w:hAnsi="Calibri"/>
+                <w:b w:val="false"/>
+                <w:bCs w:val="false"/>
+                <w:color w:val="1B1B1A"/>
+                <w:sz w:val="20"/>
+                <w:szCs w:val="20"/>
+              </w:rPr>
+              <w:t xml:space="preserve"/>
+            </w:r>
+          </w:p>
+        </w:tc>
+        <w:tc>
+          <w:tcPr>
+            <w:tcW w:type="dxa" w:w="2340"/>
+            <w:tcMar>
+              <w:top w:type="dxa" w:w="100"/>
+              <w:left w:type="dxa" w:w="120"/>
+              <w:bottom w:type="dxa" w:w="100"/>
+              <w:right w:type="dxa" w:w="120"/>
+            </w:tcMar>
+          </w:tcPr>
+          <w:p>
+            <w:r>
+              <w:rPr>
+                <w:rFonts w:ascii="Calibri" w:cs="Calibri" w:eastAsia="Calibri" w:hAnsi="Calibri"/>
+                <w:b w:val="false"/>
+                <w:bCs w:val="false"/>
+                <w:color w:val="1B1B1A"/>
+                <w:sz w:val="20"/>
+                <w:szCs w:val="20"/>
+              </w:rPr>
+              <w:t xml:space="preserve"/>
+            </w:r>
+          </w:p>
+        </w:tc>
+        <w:tc>
+          <w:tcPr>
+            <w:tcW w:type="dxa" w:w="2340"/>
+            <w:tcMar>
+              <w:top w:type="dxa" w:w="100"/>
+              <w:left w:type="dxa" w:w="120"/>
+              <w:bottom w:type="dxa" w:w="100"/>
+              <w:right w:type="dxa" w:w="120"/>
+            </w:tcMar>
+          </w:tcPr>
+          <w:p>
+            <w:r>
+              <w:rPr>
+                <w:rFonts w:ascii="Calibri" w:cs="Calibri" w:eastAsia="Calibri" w:hAnsi="Calibri"/>
+                <w:b w:val="false"/>
+                <w:bCs w:val="false"/>
+                <w:color w:val="1B1B1A"/>
+                <w:sz w:val="20"/>
+                <w:szCs w:val="20"/>
+              </w:rPr>
+              <w:t xml:space="preserve"/>
+            </w:r>
+          </w:p>
+        </w:tc>
+        <w:tc>
+          <w:tcPr>
+            <w:tcW w:type="dxa" w:w="2340"/>
+            <w:tcMar>
+              <w:top w:type="dxa" w:w="100"/>
+              <w:left w:type="dxa" w:w="120"/>
+              <w:bottom w:type="dxa" w:w="100"/>
+              <w:right w:type="dxa" w:w="120"/>
+            </w:tcMar>
+          </w:tcPr>
+          <w:p>
+            <w:r>
+              <w:rPr>
+                <w:rFonts w:ascii="Calibri" w:cs="Calibri" w:eastAsia="Calibri" w:hAnsi="Calibri"/>
+                <w:b w:val="false"/>
+                <w:bCs w:val="false"/>
+                <w:color w:val="1B1B1A"/>
+                <w:sz w:val="20"/>
+                <w:szCs w:val="20"/>
+              </w:rPr>
+              <w:t xml:space="preserve"/>
+            </w:r>
+          </w:p>
+        </w:tc>
+      </w:tr>
+      <w:tr>
+        <w:tc>
+          <w:tcPr>
+            <w:tcW w:type="dxa" w:w="2340"/>
+            <w:tcMar>
+              <w:top w:type="dxa" w:w="100"/>
+              <w:left w:type="dxa" w:w="120"/>
+              <w:bottom w:type="dxa" w:w="100"/>
+              <w:right w:type="dxa" w:w="120"/>
+            </w:tcMar>
+          </w:tcPr>
+          <w:p>
+            <w:r>
+              <w:rPr>
+                <w:rFonts w:ascii="Calibri" w:cs="Calibri" w:eastAsia="Calibri" w:hAnsi="Calibri"/>
+                <w:b w:val="false"/>
+                <w:bCs w:val="false"/>
+                <w:color w:val="1B1B1A"/>
+                <w:sz w:val="20"/>
+                <w:szCs w:val="20"/>
+              </w:rPr>
+              <w:t xml:space="preserve"/>
+            </w:r>
+          </w:p>
+        </w:tc>
+        <w:tc>
+          <w:tcPr>
+            <w:tcW w:type="dxa" w:w="2340"/>
+            <w:tcMar>
+              <w:top w:type="dxa" w:w="100"/>
+              <w:left w:type="dxa" w:w="120"/>
+              <w:bottom w:type="dxa" w:w="100"/>
+              <w:right w:type="dxa" w:w="120"/>
+            </w:tcMar>
+          </w:tcPr>
+          <w:p>
+            <w:r>
+              <w:rPr>
+                <w:rFonts w:ascii="Calibri" w:cs="Calibri" w:eastAsia="Calibri" w:hAnsi="Calibri"/>
+                <w:b w:val="false"/>
+                <w:bCs w:val="false"/>
+                <w:color w:val="1B1B1A"/>
+                <w:sz w:val="20"/>
+                <w:szCs w:val="20"/>
+              </w:rPr>
+              <w:t xml:space="preserve"/>
+            </w:r>
+          </w:p>
+        </w:tc>
+        <w:tc>
+          <w:tcPr>
+            <w:tcW w:type="dxa" w:w="2340"/>
+            <w:tcMar>
+              <w:top w:type="dxa" w:w="100"/>
+              <w:left w:type="dxa" w:w="120"/>
+              <w:bottom w:type="dxa" w:w="100"/>
+              <w:right w:type="dxa" w:w="120"/>
+            </w:tcMar>
+          </w:tcPr>
+          <w:p>
+            <w:r>
+              <w:rPr>
+                <w:rFonts w:ascii="Calibri" w:cs="Calibri" w:eastAsia="Calibri" w:hAnsi="Calibri"/>
+                <w:b w:val="false"/>
+                <w:bCs w:val="false"/>
+                <w:color w:val="1B1B1A"/>
+                <w:sz w:val="20"/>
+                <w:szCs w:val="20"/>
+              </w:rPr>
+              <w:t xml:space="preserve"/>
+            </w:r>
+          </w:p>
+        </w:tc>
+        <w:tc>
+          <w:tcPr>
+            <w:tcW w:type="dxa" w:w="2340"/>
+            <w:tcMar>
+              <w:top w:type="dxa" w:w="100"/>
+              <w:left w:type="dxa" w:w="120"/>
+              <w:bottom w:type="dxa" w:w="100"/>
+              <w:right w:type="dxa" w:w="120"/>
+            </w:tcMar>
+          </w:tcPr>
+          <w:p>
+            <w:r>
+              <w:rPr>
+                <w:rFonts w:ascii="Calibri" w:cs="Calibri" w:eastAsia="Calibri" w:hAnsi="Calibri"/>
+                <w:b w:val="false"/>
+                <w:bCs w:val="false"/>
+                <w:color w:val="1B1B1A"/>
+                <w:sz w:val="20"/>
+                <w:szCs w:val="20"/>
+              </w:rPr>
+              <w:t xml:space="preserve"/>
+            </w:r>
+          </w:p>
+        </w:tc>
+      </w:tr>
+    </w:tbl>
+    <w:p>
+      <w:pPr>
+        <w:spacing w:after="160"/>
+      </w:pPr>
+    </w:p>
+    <w:p>
+      <w:pPr>
+        <w:spacing w:after="60" w:before="200"/>
+      </w:pPr>
+      <w:r>
+        <w:rPr>
+          <w:rFonts w:ascii="Calibri" w:cs="Calibri" w:eastAsia="Calibri" w:hAnsi="Calibri"/>
+          <w:b/>
+          <w:bCs/>
+          <w:color w:val="1B1B1A"/>
+          <w:sz w:val="24"/>
+          <w:szCs w:val="24"/>
+        </w:rPr>
+        <w:t xml:space="preserve">End of week assessment</w:t>
+      </w:r>
+    </w:p>
+    <w:p>
+      <w:pPr>
+        <w:spacing w:after="120"/>
+      </w:pPr>
+      <w:r>
+        <w:rPr>
+          <w:rFonts w:ascii="Calibri" w:cs="Calibri" w:eastAsia="Calibri" w:hAnsi="Calibri"/>
+          <w:color w:val="1B1B1A"/>
+          <w:sz w:val="21"/>
+          <w:szCs w:val="21"/>
+        </w:rPr>
+        <w:t xml:space="preserve">Status for this week:  ☐ Expectations met   ☐ Partially met   ☐ Not met</w:t>
+      </w:r>
+      <w:r>
+        <w:rPr>
+          <w:rFonts w:ascii="Calibri" w:cs="Calibri" w:eastAsia="Calibri" w:hAnsi="Calibri"/>
+          <w:color w:val="1B1B1A"/>
+          <w:sz w:val="21"/>
+          <w:szCs w:val="21"/>
+        </w:rPr>
+        <w:br/>
+        <w:t xml:space="preserve">Manager narrative summary:</w:t>
+      </w:r>
+      <w:r>
+        <w:rPr>
+          <w:rFonts w:ascii="Calibri" w:cs="Calibri" w:eastAsia="Calibri" w:hAnsi="Calibri"/>
+          <w:color w:val="1B1B1A"/>
+          <w:sz w:val="21"/>
+          <w:szCs w:val="21"/>
+        </w:rPr>
+        <w:br/>
+        <w:t xml:space="preserve">Employee comments (optional, employee may complete this themselves):</w:t>
+      </w:r>
+      <w:r>
+        <w:rPr>
+          <w:rFonts w:ascii="Calibri" w:cs="Calibri" w:eastAsia="Calibri" w:hAnsi="Calibri"/>
+          <w:color w:val="1B1B1A"/>
+          <w:sz w:val="21"/>
+          <w:szCs w:val="21"/>
+        </w:rPr>
+        <w:br/>
+        <w:t xml:space="preserve">Manager signature: ____________________  Date: _______</w:t>
+      </w:r>
+      <w:r>
+        <w:rPr>
+          <w:rFonts w:ascii="Calibri" w:cs="Calibri" w:eastAsia="Calibri" w:hAnsi="Calibri"/>
+          <w:color w:val="1B1B1A"/>
+          <w:sz w:val="21"/>
+          <w:szCs w:val="21"/>
+        </w:rPr>
+        <w:br/>
+        <w:t xml:space="preserve">Employee signature: ____________________  Date: _______</w:t>
+      </w:r>
+    </w:p>
+    <w:p>
+      <w:r>
+        <w:br w:type="page"/>
+      </w:r>
+    </w:p>
+    <w:p>
+      <w:pPr>
+        <w:spacing w:after="60" w:before="280"/>
+      </w:pPr>
+      <w:r>
+        <w:rPr>
+          <w:rFonts w:ascii="Calibri" w:cs="Calibri" w:eastAsia="Calibri" w:hAnsi="Calibri"/>
+          <w:b/>
+          <w:bCs/>
+          <w:color w:val="B9791F"/>
+          <w:sz w:val="27"/>
+          <w:szCs w:val="27"/>
+        </w:rPr>
+        <w:t xml:space="preserve">Week 2</w:t>
+      </w:r>
+    </w:p>
+    <w:p>
+      <w:pPr>
+        <w:spacing w:after="120"/>
+      </w:pPr>
+      <w:r>
+        <w:rPr>
+          <w:rFonts w:ascii="Calibri" w:cs="Calibri" w:eastAsia="Calibri" w:hAnsi="Calibri"/>
+          <w:color w:val="1B1B1A"/>
+          <w:sz w:val="21"/>
+          <w:szCs w:val="21"/>
+        </w:rPr>
+        <w:t xml:space="preserve">Week dates: ____________________     Check-in held on: ____________________</w:t>
+      </w:r>
+    </w:p>
+    <w:p>
+      <w:pPr>
+        <w:spacing w:after="60" w:before="200"/>
+      </w:pPr>
+      <w:r>
+        <w:rPr>
+          <w:rFonts w:ascii="Calibri" w:cs="Calibri" w:eastAsia="Calibri" w:hAnsi="Calibri"/>
+          <w:b/>
+          <w:bCs/>
+          <w:color w:val="1B1B1A"/>
+          <w:sz w:val="24"/>
+          <w:szCs w:val="24"/>
+        </w:rPr>
+        <w:t xml:space="preserve">Expectations for this week</w:t>
+      </w:r>
+    </w:p>
+    <w:p>
+      <w:pPr>
+        <w:spacing w:after="120"/>
+      </w:pPr>
+      <w:r>
+        <w:rPr>
+          <w:rFonts w:ascii="Calibri" w:cs="Calibri" w:eastAsia="Calibri" w:hAnsi="Calibri"/>
+          <w:color w:val="1B1B1A"/>
+          <w:sz w:val="21"/>
+          <w:szCs w:val="21"/>
+        </w:rPr>
+        <w:t xml:space="preserve">Restate, in plain language, exactly what needs to happen this week. Be specific enough that there is no room for the employee to say they did not understand.</w:t>
+      </w:r>
+    </w:p>
+    <w:tbl>
+      <w:tblPr>
+        <w:tblW w:type="dxa" w:w="9360"/>
+        <w:tblBorders>
+          <w:top w:val="single" w:color="auto" w:sz="4"/>
+          <w:left w:val="single" w:color="auto" w:sz="4"/>
+          <w:bottom w:val="single" w:color="auto" w:sz="4"/>
+          <w:right w:val="single" w:color="auto" w:sz="4"/>
+          <w:insideH w:val="single" w:color="auto" w:sz="4"/>
+          <w:insideV w:val="single" w:color="auto" w:sz="4"/>
+        </w:tblBorders>
+      </w:tblPr>
+      <w:tblGrid>
+        <w:gridCol w:w="1872"/>
+        <w:gridCol w:w="1872"/>
+        <w:gridCol w:w="1872"/>
+        <w:gridCol w:w="1872"/>
+        <w:gridCol w:w="1872"/>
+      </w:tblGrid>
+      <w:tr>
+        <w:tc>
+          <w:tcPr>
+            <w:tcW w:type="dxa" w:w="1872"/>
+            <w:shd w:fill="F2EFE8" w:val="clear"/>
+            <w:tcMar>
+              <w:top w:type="dxa" w:w="100"/>
+              <w:left w:type="dxa" w:w="120"/>
+              <w:bottom w:type="dxa" w:w="100"/>
+              <w:right w:type="dxa" w:w="120"/>
+            </w:tcMar>
+          </w:tcPr>
+          <w:p>
+            <w:r>
+              <w:rPr>
+                <w:rFonts w:ascii="Calibri" w:cs="Calibri" w:eastAsia="Calibri" w:hAnsi="Calibri"/>
+                <w:b/>
+                <w:bCs/>
+                <w:color w:val="B9791F"/>
+                <w:sz w:val="18"/>
+                <w:szCs w:val="18"/>
+              </w:rPr>
+              <w:t xml:space="preserve">Date</w:t>
+            </w:r>
+          </w:p>
+        </w:tc>
+        <w:tc>
+          <w:tcPr>
+            <w:tcW w:type="dxa" w:w="1872"/>
+            <w:shd w:fill="F2EFE8" w:val="clear"/>
+            <w:tcMar>
+              <w:top w:type="dxa" w:w="100"/>
+              <w:left w:type="dxa" w:w="120"/>
+              <w:bottom w:type="dxa" w:w="100"/>
+              <w:right w:type="dxa" w:w="120"/>
+            </w:tcMar>
+          </w:tcPr>
+          <w:p>
+            <w:r>
+              <w:rPr>
+                <w:rFonts w:ascii="Calibri" w:cs="Calibri" w:eastAsia="Calibri" w:hAnsi="Calibri"/>
+                <w:b/>
+                <w:bCs/>
+                <w:color w:val="B9791F"/>
+                <w:sz w:val="18"/>
+                <w:szCs w:val="18"/>
+              </w:rPr>
+              <w:t xml:space="preserve">Time</w:t>
+            </w:r>
+          </w:p>
+        </w:tc>
+        <w:tc>
+          <w:tcPr>
+            <w:tcW w:type="dxa" w:w="1872"/>
+            <w:shd w:fill="F2EFE8" w:val="clear"/>
+            <w:tcMar>
+              <w:top w:type="dxa" w:w="100"/>
+              <w:left w:type="dxa" w:w="120"/>
+              <w:bottom w:type="dxa" w:w="100"/>
+              <w:right w:type="dxa" w:w="120"/>
+            </w:tcMar>
+          </w:tcPr>
+          <w:p>
+            <w:r>
+              <w:rPr>
+                <w:rFonts w:ascii="Calibri" w:cs="Calibri" w:eastAsia="Calibri" w:hAnsi="Calibri"/>
+                <w:b/>
+                <w:bCs/>
+                <w:color w:val="B9791F"/>
+                <w:sz w:val="18"/>
+                <w:szCs w:val="18"/>
+              </w:rPr>
+              <w:t xml:space="preserve">Observation (factual, specific, no interpretation)</w:t>
+            </w:r>
+          </w:p>
+        </w:tc>
+        <w:tc>
+          <w:tcPr>
+            <w:tcW w:type="dxa" w:w="1872"/>
+            <w:shd w:fill="F2EFE8" w:val="clear"/>
+            <w:tcMar>
+              <w:top w:type="dxa" w:w="100"/>
+              <w:left w:type="dxa" w:w="120"/>
+              <w:bottom w:type="dxa" w:w="100"/>
+              <w:right w:type="dxa" w:w="120"/>
+            </w:tcMar>
+          </w:tcPr>
+          <w:p>
+            <w:r>
+              <w:rPr>
+                <w:rFonts w:ascii="Calibri" w:cs="Calibri" w:eastAsia="Calibri" w:hAnsi="Calibri"/>
+                <w:b/>
+                <w:bCs/>
+                <w:color w:val="B9791F"/>
+                <w:sz w:val="18"/>
+                <w:szCs w:val="18"/>
+              </w:rPr>
+              <w:t xml:space="preserve">Documented by</w:t>
+            </w:r>
+          </w:p>
+        </w:tc>
+        <w:tc>
+          <w:tcPr>
+            <w:tcW w:type="dxa" w:w="1872"/>
+            <w:shd w:fill="F2EFE8" w:val="clear"/>
+            <w:tcMar>
+              <w:top w:type="dxa" w:w="100"/>
+              <w:left w:type="dxa" w:w="120"/>
+              <w:bottom w:type="dxa" w:w="100"/>
+              <w:right w:type="dxa" w:w="120"/>
+            </w:tcMar>
+          </w:tcPr>
+          <w:p>
+            <w:r>
+              <w:rPr>
+                <w:rFonts w:ascii="Calibri" w:cs="Calibri" w:eastAsia="Calibri" w:hAnsi="Calibri"/>
+                <w:b/>
+                <w:bCs/>
+                <w:color w:val="B9791F"/>
+                <w:sz w:val="18"/>
+                <w:szCs w:val="18"/>
+              </w:rPr>
+              <w:t xml:space="preserve">Shared?</w:t>
+            </w:r>
+          </w:p>
+        </w:tc>
+      </w:tr>
+      <w:tr>
+        <w:tc>
+          <w:tcPr>
+            <w:tcW w:type="dxa" w:w="1872"/>
+            <w:tcMar>
+              <w:top w:type="dxa" w:w="100"/>
+              <w:left w:type="dxa" w:w="120"/>
+              <w:bottom w:type="dxa" w:w="100"/>
+              <w:right w:type="dxa" w:w="120"/>
+            </w:tcMar>
+          </w:tcPr>
+          <w:p>
+            <w:r>
+              <w:rPr>
+                <w:rFonts w:ascii="Calibri" w:cs="Calibri" w:eastAsia="Calibri" w:hAnsi="Calibri"/>
+                <w:b w:val="false"/>
+                <w:bCs w:val="false"/>
+                <w:color w:val="1B1B1A"/>
+                <w:sz w:val="20"/>
+                <w:szCs w:val="20"/>
+              </w:rPr>
+              <w:t xml:space="preserve"/>
+            </w:r>
+          </w:p>
+        </w:tc>
+        <w:tc>
+          <w:tcPr>
+            <w:tcW w:type="dxa" w:w="1872"/>
+            <w:tcMar>
+              <w:top w:type="dxa" w:w="100"/>
+              <w:left w:type="dxa" w:w="120"/>
+              <w:bottom w:type="dxa" w:w="100"/>
+              <w:right w:type="dxa" w:w="120"/>
+            </w:tcMar>
+          </w:tcPr>
+          <w:p>
+            <w:r>
+              <w:rPr>
+                <w:rFonts w:ascii="Calibri" w:cs="Calibri" w:eastAsia="Calibri" w:hAnsi="Calibri"/>
+                <w:b w:val="false"/>
+                <w:bCs w:val="false"/>
+                <w:color w:val="1B1B1A"/>
+                <w:sz w:val="20"/>
+                <w:szCs w:val="20"/>
+              </w:rPr>
+              <w:t xml:space="preserve"/>
+            </w:r>
+          </w:p>
+        </w:tc>
+        <w:tc>
+          <w:tcPr>
+            <w:tcW w:type="dxa" w:w="1872"/>
+            <w:tcMar>
+              <w:top w:type="dxa" w:w="100"/>
+              <w:left w:type="dxa" w:w="120"/>
+              <w:bottom w:type="dxa" w:w="100"/>
+              <w:right w:type="dxa" w:w="120"/>
+            </w:tcMar>
+          </w:tcPr>
+          <w:p>
+            <w:r>
+              <w:rPr>
+                <w:rFonts w:ascii="Calibri" w:cs="Calibri" w:eastAsia="Calibri" w:hAnsi="Calibri"/>
+                <w:b w:val="false"/>
+                <w:bCs w:val="false"/>
+                <w:color w:val="1B1B1A"/>
+                <w:sz w:val="20"/>
+                <w:szCs w:val="20"/>
+              </w:rPr>
+              <w:t xml:space="preserve"/>
+            </w:r>
+          </w:p>
+        </w:tc>
+        <w:tc>
+          <w:tcPr>
+            <w:tcW w:type="dxa" w:w="1872"/>
+            <w:tcMar>
+              <w:top w:type="dxa" w:w="100"/>
+              <w:left w:type="dxa" w:w="120"/>
+              <w:bottom w:type="dxa" w:w="100"/>
+              <w:right w:type="dxa" w:w="120"/>
+            </w:tcMar>
+          </w:tcPr>
+          <w:p>
+            <w:r>
+              <w:rPr>
+                <w:rFonts w:ascii="Calibri" w:cs="Calibri" w:eastAsia="Calibri" w:hAnsi="Calibri"/>
+                <w:b w:val="false"/>
+                <w:bCs w:val="false"/>
+                <w:color w:val="1B1B1A"/>
+                <w:sz w:val="20"/>
+                <w:szCs w:val="20"/>
+              </w:rPr>
+              <w:t xml:space="preserve"/>
+            </w:r>
+          </w:p>
+        </w:tc>
+        <w:tc>
+          <w:tcPr>
+            <w:tcW w:type="dxa" w:w="1872"/>
+            <w:tcMar>
+              <w:top w:type="dxa" w:w="100"/>
+              <w:left w:type="dxa" w:w="120"/>
+              <w:bottom w:type="dxa" w:w="100"/>
+              <w:right w:type="dxa" w:w="120"/>
+            </w:tcMar>
+          </w:tcPr>
+          <w:p>
+            <w:r>
+              <w:rPr>
+                <w:rFonts w:ascii="Calibri" w:cs="Calibri" w:eastAsia="Calibri" w:hAnsi="Calibri"/>
+                <w:b w:val="false"/>
+                <w:bCs w:val="false"/>
+                <w:color w:val="1B1B1A"/>
+                <w:sz w:val="20"/>
+                <w:szCs w:val="20"/>
+              </w:rPr>
+              <w:t xml:space="preserve"/>
+            </w:r>
+          </w:p>
+        </w:tc>
+      </w:tr>
+      <w:tr>
+        <w:tc>
+          <w:tcPr>
+            <w:tcW w:type="dxa" w:w="1872"/>
+            <w:tcMar>
+              <w:top w:type="dxa" w:w="100"/>
+              <w:left w:type="dxa" w:w="120"/>
+              <w:bottom w:type="dxa" w:w="100"/>
+              <w:right w:type="dxa" w:w="120"/>
+            </w:tcMar>
+          </w:tcPr>
+          <w:p>
+            <w:r>
+              <w:rPr>
+                <w:rFonts w:ascii="Calibri" w:cs="Calibri" w:eastAsia="Calibri" w:hAnsi="Calibri"/>
+                <w:b w:val="false"/>
+                <w:bCs w:val="false"/>
+                <w:color w:val="1B1B1A"/>
+                <w:sz w:val="20"/>
+                <w:szCs w:val="20"/>
+              </w:rPr>
+              <w:t xml:space="preserve"/>
+            </w:r>
+          </w:p>
+        </w:tc>
+        <w:tc>
+          <w:tcPr>
+            <w:tcW w:type="dxa" w:w="1872"/>
+            <w:tcMar>
+              <w:top w:type="dxa" w:w="100"/>
+              <w:left w:type="dxa" w:w="120"/>
+              <w:bottom w:type="dxa" w:w="100"/>
+              <w:right w:type="dxa" w:w="120"/>
+            </w:tcMar>
+          </w:tcPr>
+          <w:p>
+            <w:r>
+              <w:rPr>
+                <w:rFonts w:ascii="Calibri" w:cs="Calibri" w:eastAsia="Calibri" w:hAnsi="Calibri"/>
+                <w:b w:val="false"/>
+                <w:bCs w:val="false"/>
+                <w:color w:val="1B1B1A"/>
+                <w:sz w:val="20"/>
+                <w:szCs w:val="20"/>
+              </w:rPr>
+              <w:t xml:space="preserve"/>
+            </w:r>
+          </w:p>
+        </w:tc>
+        <w:tc>
+          <w:tcPr>
+            <w:tcW w:type="dxa" w:w="1872"/>
+            <w:tcMar>
+              <w:top w:type="dxa" w:w="100"/>
+              <w:left w:type="dxa" w:w="120"/>
+              <w:bottom w:type="dxa" w:w="100"/>
+              <w:right w:type="dxa" w:w="120"/>
+            </w:tcMar>
+          </w:tcPr>
+          <w:p>
+            <w:r>
+              <w:rPr>
+                <w:rFonts w:ascii="Calibri" w:cs="Calibri" w:eastAsia="Calibri" w:hAnsi="Calibri"/>
+                <w:b w:val="false"/>
+                <w:bCs w:val="false"/>
+                <w:color w:val="1B1B1A"/>
+                <w:sz w:val="20"/>
+                <w:szCs w:val="20"/>
+              </w:rPr>
+              <w:t xml:space="preserve"/>
+            </w:r>
+          </w:p>
+        </w:tc>
+        <w:tc>
+          <w:tcPr>
+            <w:tcW w:type="dxa" w:w="1872"/>
+            <w:tcMar>
+              <w:top w:type="dxa" w:w="100"/>
+              <w:left w:type="dxa" w:w="120"/>
+              <w:bottom w:type="dxa" w:w="100"/>
+              <w:right w:type="dxa" w:w="120"/>
+            </w:tcMar>
+          </w:tcPr>
+          <w:p>
+            <w:r>
+              <w:rPr>
+                <w:rFonts w:ascii="Calibri" w:cs="Calibri" w:eastAsia="Calibri" w:hAnsi="Calibri"/>
+                <w:b w:val="false"/>
+                <w:bCs w:val="false"/>
+                <w:color w:val="1B1B1A"/>
+                <w:sz w:val="20"/>
+                <w:szCs w:val="20"/>
+              </w:rPr>
+              <w:t xml:space="preserve"/>
+            </w:r>
+          </w:p>
+        </w:tc>
+        <w:tc>
+          <w:tcPr>
+            <w:tcW w:type="dxa" w:w="1872"/>
+            <w:tcMar>
+              <w:top w:type="dxa" w:w="100"/>
+              <w:left w:type="dxa" w:w="120"/>
+              <w:bottom w:type="dxa" w:w="100"/>
+              <w:right w:type="dxa" w:w="120"/>
+            </w:tcMar>
+          </w:tcPr>
+          <w:p>
+            <w:r>
+              <w:rPr>
+                <w:rFonts w:ascii="Calibri" w:cs="Calibri" w:eastAsia="Calibri" w:hAnsi="Calibri"/>
+                <w:b w:val="false"/>
+                <w:bCs w:val="false"/>
+                <w:color w:val="1B1B1A"/>
+                <w:sz w:val="20"/>
+                <w:szCs w:val="20"/>
+              </w:rPr>
+              <w:t xml:space="preserve"/>
+            </w:r>
+          </w:p>
+        </w:tc>
+      </w:tr>
+      <w:tr>
+        <w:tc>
+          <w:tcPr>
+            <w:tcW w:type="dxa" w:w="1872"/>
+            <w:tcMar>
+              <w:top w:type="dxa" w:w="100"/>
+              <w:left w:type="dxa" w:w="120"/>
+              <w:bottom w:type="dxa" w:w="100"/>
+              <w:right w:type="dxa" w:w="120"/>
+            </w:tcMar>
+          </w:tcPr>
+          <w:p>
+            <w:r>
+              <w:rPr>
+                <w:rFonts w:ascii="Calibri" w:cs="Calibri" w:eastAsia="Calibri" w:hAnsi="Calibri"/>
+                <w:b w:val="false"/>
+                <w:bCs w:val="false"/>
+                <w:color w:val="1B1B1A"/>
+                <w:sz w:val="20"/>
+                <w:szCs w:val="20"/>
+              </w:rPr>
+              <w:t xml:space="preserve"/>
+            </w:r>
+          </w:p>
+        </w:tc>
+        <w:tc>
+          <w:tcPr>
+            <w:tcW w:type="dxa" w:w="1872"/>
+            <w:tcMar>
+              <w:top w:type="dxa" w:w="100"/>
+              <w:left w:type="dxa" w:w="120"/>
+              <w:bottom w:type="dxa" w:w="100"/>
+              <w:right w:type="dxa" w:w="120"/>
+            </w:tcMar>
+          </w:tcPr>
+          <w:p>
+            <w:r>
+              <w:rPr>
+                <w:rFonts w:ascii="Calibri" w:cs="Calibri" w:eastAsia="Calibri" w:hAnsi="Calibri"/>
+                <w:b w:val="false"/>
+                <w:bCs w:val="false"/>
+                <w:color w:val="1B1B1A"/>
+                <w:sz w:val="20"/>
+                <w:szCs w:val="20"/>
+              </w:rPr>
+              <w:t xml:space="preserve"/>
+            </w:r>
+          </w:p>
+        </w:tc>
+        <w:tc>
+          <w:tcPr>
+            <w:tcW w:type="dxa" w:w="1872"/>
+            <w:tcMar>
+              <w:top w:type="dxa" w:w="100"/>
+              <w:left w:type="dxa" w:w="120"/>
+              <w:bottom w:type="dxa" w:w="100"/>
+              <w:right w:type="dxa" w:w="120"/>
+            </w:tcMar>
+          </w:tcPr>
+          <w:p>
+            <w:r>
+              <w:rPr>
+                <w:rFonts w:ascii="Calibri" w:cs="Calibri" w:eastAsia="Calibri" w:hAnsi="Calibri"/>
+                <w:b w:val="false"/>
+                <w:bCs w:val="false"/>
+                <w:color w:val="1B1B1A"/>
+                <w:sz w:val="20"/>
+                <w:szCs w:val="20"/>
+              </w:rPr>
+              <w:t xml:space="preserve"/>
+            </w:r>
+          </w:p>
+        </w:tc>
+        <w:tc>
+          <w:tcPr>
+            <w:tcW w:type="dxa" w:w="1872"/>
+            <w:tcMar>
+              <w:top w:type="dxa" w:w="100"/>
+              <w:left w:type="dxa" w:w="120"/>
+              <w:bottom w:type="dxa" w:w="100"/>
+              <w:right w:type="dxa" w:w="120"/>
+            </w:tcMar>
+          </w:tcPr>
+          <w:p>
+            <w:r>
+              <w:rPr>
+                <w:rFonts w:ascii="Calibri" w:cs="Calibri" w:eastAsia="Calibri" w:hAnsi="Calibri"/>
+                <w:b w:val="false"/>
+                <w:bCs w:val="false"/>
+                <w:color w:val="1B1B1A"/>
+                <w:sz w:val="20"/>
+                <w:szCs w:val="20"/>
+              </w:rPr>
+              <w:t xml:space="preserve"/>
+            </w:r>
+          </w:p>
+        </w:tc>
+        <w:tc>
+          <w:tcPr>
+            <w:tcW w:type="dxa" w:w="1872"/>
+            <w:tcMar>
+              <w:top w:type="dxa" w:w="100"/>
+              <w:left w:type="dxa" w:w="120"/>
+              <w:bottom w:type="dxa" w:w="100"/>
+              <w:right w:type="dxa" w:w="120"/>
+            </w:tcMar>
+          </w:tcPr>
+          <w:p>
+            <w:r>
+              <w:rPr>
+                <w:rFonts w:ascii="Calibri" w:cs="Calibri" w:eastAsia="Calibri" w:hAnsi="Calibri"/>
+                <w:b w:val="false"/>
+                <w:bCs w:val="false"/>
+                <w:color w:val="1B1B1A"/>
+                <w:sz w:val="20"/>
+                <w:szCs w:val="20"/>
+              </w:rPr>
+              <w:t xml:space="preserve"/>
+            </w:r>
+          </w:p>
+        </w:tc>
+      </w:tr>
+      <w:tr>
+        <w:tc>
+          <w:tcPr>
+            <w:tcW w:type="dxa" w:w="1872"/>
+            <w:tcMar>
+              <w:top w:type="dxa" w:w="100"/>
+              <w:left w:type="dxa" w:w="120"/>
+              <w:bottom w:type="dxa" w:w="100"/>
+              <w:right w:type="dxa" w:w="120"/>
+            </w:tcMar>
+          </w:tcPr>
+          <w:p>
+            <w:r>
+              <w:rPr>
+                <w:rFonts w:ascii="Calibri" w:cs="Calibri" w:eastAsia="Calibri" w:hAnsi="Calibri"/>
+                <w:b w:val="false"/>
+                <w:bCs w:val="false"/>
+                <w:color w:val="1B1B1A"/>
+                <w:sz w:val="20"/>
+                <w:szCs w:val="20"/>
+              </w:rPr>
+              <w:t xml:space="preserve"/>
+            </w:r>
+          </w:p>
+        </w:tc>
+        <w:tc>
+          <w:tcPr>
+            <w:tcW w:type="dxa" w:w="1872"/>
+            <w:tcMar>
+              <w:top w:type="dxa" w:w="100"/>
+              <w:left w:type="dxa" w:w="120"/>
+              <w:bottom w:type="dxa" w:w="100"/>
+              <w:right w:type="dxa" w:w="120"/>
+            </w:tcMar>
+          </w:tcPr>
+          <w:p>
+            <w:r>
+              <w:rPr>
+                <w:rFonts w:ascii="Calibri" w:cs="Calibri" w:eastAsia="Calibri" w:hAnsi="Calibri"/>
+                <w:b w:val="false"/>
+                <w:bCs w:val="false"/>
+                <w:color w:val="1B1B1A"/>
+                <w:sz w:val="20"/>
+                <w:szCs w:val="20"/>
+              </w:rPr>
+              <w:t xml:space="preserve"/>
+            </w:r>
+          </w:p>
+        </w:tc>
+        <w:tc>
+          <w:tcPr>
+            <w:tcW w:type="dxa" w:w="1872"/>
+            <w:tcMar>
+              <w:top w:type="dxa" w:w="100"/>
+              <w:left w:type="dxa" w:w="120"/>
+              <w:bottom w:type="dxa" w:w="100"/>
+              <w:right w:type="dxa" w:w="120"/>
+            </w:tcMar>
+          </w:tcPr>
+          <w:p>
+            <w:r>
+              <w:rPr>
+                <w:rFonts w:ascii="Calibri" w:cs="Calibri" w:eastAsia="Calibri" w:hAnsi="Calibri"/>
+                <w:b w:val="false"/>
+                <w:bCs w:val="false"/>
+                <w:color w:val="1B1B1A"/>
+                <w:sz w:val="20"/>
+                <w:szCs w:val="20"/>
+              </w:rPr>
+              <w:t xml:space="preserve"/>
+            </w:r>
+          </w:p>
+        </w:tc>
+        <w:tc>
+          <w:tcPr>
+            <w:tcW w:type="dxa" w:w="1872"/>
+            <w:tcMar>
+              <w:top w:type="dxa" w:w="100"/>
+              <w:left w:type="dxa" w:w="120"/>
+              <w:bottom w:type="dxa" w:w="100"/>
+              <w:right w:type="dxa" w:w="120"/>
+            </w:tcMar>
+          </w:tcPr>
+          <w:p>
+            <w:r>
+              <w:rPr>
+                <w:rFonts w:ascii="Calibri" w:cs="Calibri" w:eastAsia="Calibri" w:hAnsi="Calibri"/>
+                <w:b w:val="false"/>
+                <w:bCs w:val="false"/>
+                <w:color w:val="1B1B1A"/>
+                <w:sz w:val="20"/>
+                <w:szCs w:val="20"/>
+              </w:rPr>
+              <w:t xml:space="preserve"/>
+            </w:r>
+          </w:p>
+        </w:tc>
+        <w:tc>
+          <w:tcPr>
+            <w:tcW w:type="dxa" w:w="1872"/>
+            <w:tcMar>
+              <w:top w:type="dxa" w:w="100"/>
+              <w:left w:type="dxa" w:w="120"/>
+              <w:bottom w:type="dxa" w:w="100"/>
+              <w:right w:type="dxa" w:w="120"/>
+            </w:tcMar>
+          </w:tcPr>
+          <w:p>
+            <w:r>
+              <w:rPr>
+                <w:rFonts w:ascii="Calibri" w:cs="Calibri" w:eastAsia="Calibri" w:hAnsi="Calibri"/>
+                <w:b w:val="false"/>
+                <w:bCs w:val="false"/>
+                <w:color w:val="1B1B1A"/>
+                <w:sz w:val="20"/>
+                <w:szCs w:val="20"/>
+              </w:rPr>
+              <w:t xml:space="preserve"/>
+            </w:r>
+          </w:p>
+        </w:tc>
+      </w:tr>
+    </w:tbl>
+    <w:p>
+      <w:pPr>
+        <w:spacing w:after="160"/>
+      </w:pPr>
+    </w:p>
+    <w:p>
+      <w:pPr>
+        <w:spacing w:after="60" w:before="200"/>
+      </w:pPr>
+      <w:r>
+        <w:rPr>
+          <w:rFonts w:ascii="Calibri" w:cs="Calibri" w:eastAsia="Calibri" w:hAnsi="Calibri"/>
+          <w:b/>
+          <w:bCs/>
+          <w:color w:val="1B1B1A"/>
+          <w:sz w:val="24"/>
+          <w:szCs w:val="24"/>
+        </w:rPr>
+        <w:t xml:space="preserve">Feedback conversations this week</w:t>
+      </w:r>
+    </w:p>
+    <w:p>
+      <w:pPr>
+        <w:spacing w:after="120"/>
+      </w:pPr>
+      <w:r>
+        <w:rPr>
+          <w:rFonts w:ascii="Calibri" w:cs="Calibri" w:eastAsia="Calibri" w:hAnsi="Calibri"/>
+          <w:color w:val="1B1B1A"/>
+          <w:sz w:val="21"/>
+          <w:szCs w:val="21"/>
+        </w:rPr>
+        <w:t xml:space="preserve">Every time feedback is given, in the hallway, on Slack, in a meeting, it goes here. Undocumented feedback is, for these purposes, feedback that was never given.</w:t>
+      </w:r>
+    </w:p>
+    <w:tbl>
+      <w:tblPr>
+        <w:tblW w:type="dxa" w:w="9360"/>
+        <w:tblBorders>
+          <w:top w:val="single" w:color="auto" w:sz="4"/>
+          <w:left w:val="single" w:color="auto" w:sz="4"/>
+          <w:bottom w:val="single" w:color="auto" w:sz="4"/>
+          <w:right w:val="single" w:color="auto" w:sz="4"/>
+          <w:insideH w:val="single" w:color="auto" w:sz="4"/>
+          <w:insideV w:val="single" w:color="auto" w:sz="4"/>
+        </w:tblBorders>
+      </w:tblPr>
+      <w:tblGrid>
+        <w:gridCol w:w="2340"/>
+        <w:gridCol w:w="2340"/>
+        <w:gridCol w:w="2340"/>
+        <w:gridCol w:w="2340"/>
+      </w:tblGrid>
+      <w:tr>
+        <w:tc>
+          <w:tcPr>
+            <w:tcW w:type="dxa" w:w="2340"/>
+            <w:shd w:fill="F2EFE8" w:val="clear"/>
+            <w:tcMar>
+              <w:top w:type="dxa" w:w="100"/>
+              <w:left w:type="dxa" w:w="120"/>
+              <w:bottom w:type="dxa" w:w="100"/>
+              <w:right w:type="dxa" w:w="120"/>
+            </w:tcMar>
+          </w:tcPr>
+          <w:p>
+            <w:r>
+              <w:rPr>
+                <w:rFonts w:ascii="Calibri" w:cs="Calibri" w:eastAsia="Calibri" w:hAnsi="Calibri"/>
+                <w:b/>
+                <w:bCs/>
+                <w:color w:val="B9791F"/>
+                <w:sz w:val="18"/>
+                <w:szCs w:val="18"/>
+              </w:rPr>
+              <w:t xml:space="preserve">Date</w:t>
+            </w:r>
+          </w:p>
+        </w:tc>
+        <w:tc>
+          <w:tcPr>
+            <w:tcW w:type="dxa" w:w="2340"/>
+            <w:shd w:fill="F2EFE8" w:val="clear"/>
+            <w:tcMar>
+              <w:top w:type="dxa" w:w="100"/>
+              <w:left w:type="dxa" w:w="120"/>
+              <w:bottom w:type="dxa" w:w="100"/>
+              <w:right w:type="dxa" w:w="120"/>
+            </w:tcMar>
+          </w:tcPr>
+          <w:p>
+            <w:r>
+              <w:rPr>
+                <w:rFonts w:ascii="Calibri" w:cs="Calibri" w:eastAsia="Calibri" w:hAnsi="Calibri"/>
+                <w:b/>
+                <w:bCs/>
+                <w:color w:val="B9791F"/>
+                <w:sz w:val="18"/>
+                <w:szCs w:val="18"/>
+              </w:rPr>
+              <w:t xml:space="preserve">Given by</w:t>
+            </w:r>
+          </w:p>
+        </w:tc>
+        <w:tc>
+          <w:tcPr>
+            <w:tcW w:type="dxa" w:w="2340"/>
+            <w:shd w:fill="F2EFE8" w:val="clear"/>
+            <w:tcMar>
+              <w:top w:type="dxa" w:w="100"/>
+              <w:left w:type="dxa" w:w="120"/>
+              <w:bottom w:type="dxa" w:w="100"/>
+              <w:right w:type="dxa" w:w="120"/>
+            </w:tcMar>
+          </w:tcPr>
+          <w:p>
+            <w:r>
+              <w:rPr>
+                <w:rFonts w:ascii="Calibri" w:cs="Calibri" w:eastAsia="Calibri" w:hAnsi="Calibri"/>
+                <w:b/>
+                <w:bCs/>
+                <w:color w:val="B9791F"/>
+                <w:sz w:val="18"/>
+                <w:szCs w:val="18"/>
+              </w:rPr>
+              <w:t xml:space="preserve">What was communicated</w:t>
+            </w:r>
+          </w:p>
+        </w:tc>
+        <w:tc>
+          <w:tcPr>
+            <w:tcW w:type="dxa" w:w="2340"/>
+            <w:shd w:fill="F2EFE8" w:val="clear"/>
+            <w:tcMar>
+              <w:top w:type="dxa" w:w="100"/>
+              <w:left w:type="dxa" w:w="120"/>
+              <w:bottom w:type="dxa" w:w="100"/>
+              <w:right w:type="dxa" w:w="120"/>
+            </w:tcMar>
+          </w:tcPr>
+          <w:p>
+            <w:r>
+              <w:rPr>
+                <w:rFonts w:ascii="Calibri" w:cs="Calibri" w:eastAsia="Calibri" w:hAnsi="Calibri"/>
+                <w:b/>
+                <w:bCs/>
+                <w:color w:val="B9791F"/>
+                <w:sz w:val="18"/>
+                <w:szCs w:val="18"/>
+              </w:rPr>
+              <w:t xml:space="preserve">Employee's response</w:t>
+            </w:r>
+          </w:p>
+        </w:tc>
+      </w:tr>
+      <w:tr>
+        <w:tc>
+          <w:tcPr>
+            <w:tcW w:type="dxa" w:w="2340"/>
+            <w:tcMar>
+              <w:top w:type="dxa" w:w="100"/>
+              <w:left w:type="dxa" w:w="120"/>
+              <w:bottom w:type="dxa" w:w="100"/>
+              <w:right w:type="dxa" w:w="120"/>
+            </w:tcMar>
+          </w:tcPr>
+          <w:p>
+            <w:r>
+              <w:rPr>
+                <w:rFonts w:ascii="Calibri" w:cs="Calibri" w:eastAsia="Calibri" w:hAnsi="Calibri"/>
+                <w:b w:val="false"/>
+                <w:bCs w:val="false"/>
+                <w:color w:val="1B1B1A"/>
+                <w:sz w:val="20"/>
+                <w:szCs w:val="20"/>
+              </w:rPr>
+              <w:t xml:space="preserve"/>
+            </w:r>
+          </w:p>
+        </w:tc>
+        <w:tc>
+          <w:tcPr>
+            <w:tcW w:type="dxa" w:w="2340"/>
+            <w:tcMar>
+              <w:top w:type="dxa" w:w="100"/>
+              <w:left w:type="dxa" w:w="120"/>
+              <w:bottom w:type="dxa" w:w="100"/>
+              <w:right w:type="dxa" w:w="120"/>
+            </w:tcMar>
+          </w:tcPr>
+          <w:p>
+            <w:r>
+              <w:rPr>
+                <w:rFonts w:ascii="Calibri" w:cs="Calibri" w:eastAsia="Calibri" w:hAnsi="Calibri"/>
+                <w:b w:val="false"/>
+                <w:bCs w:val="false"/>
+                <w:color w:val="1B1B1A"/>
+                <w:sz w:val="20"/>
+                <w:szCs w:val="20"/>
+              </w:rPr>
+              <w:t xml:space="preserve"/>
+            </w:r>
+          </w:p>
+        </w:tc>
+        <w:tc>
+          <w:tcPr>
+            <w:tcW w:type="dxa" w:w="2340"/>
+            <w:tcMar>
+              <w:top w:type="dxa" w:w="100"/>
+              <w:left w:type="dxa" w:w="120"/>
+              <w:bottom w:type="dxa" w:w="100"/>
+              <w:right w:type="dxa" w:w="120"/>
+            </w:tcMar>
+          </w:tcPr>
+          <w:p>
+            <w:r>
+              <w:rPr>
+                <w:rFonts w:ascii="Calibri" w:cs="Calibri" w:eastAsia="Calibri" w:hAnsi="Calibri"/>
+                <w:b w:val="false"/>
+                <w:bCs w:val="false"/>
+                <w:color w:val="1B1B1A"/>
+                <w:sz w:val="20"/>
+                <w:szCs w:val="20"/>
+              </w:rPr>
+              <w:t xml:space="preserve"/>
+            </w:r>
+          </w:p>
+        </w:tc>
+        <w:tc>
+          <w:tcPr>
+            <w:tcW w:type="dxa" w:w="2340"/>
+            <w:tcMar>
+              <w:top w:type="dxa" w:w="100"/>
+              <w:left w:type="dxa" w:w="120"/>
+              <w:bottom w:type="dxa" w:w="100"/>
+              <w:right w:type="dxa" w:w="120"/>
+            </w:tcMar>
+          </w:tcPr>
+          <w:p>
+            <w:r>
+              <w:rPr>
+                <w:rFonts w:ascii="Calibri" w:cs="Calibri" w:eastAsia="Calibri" w:hAnsi="Calibri"/>
+                <w:b w:val="false"/>
+                <w:bCs w:val="false"/>
+                <w:color w:val="1B1B1A"/>
+                <w:sz w:val="20"/>
+                <w:szCs w:val="20"/>
+              </w:rPr>
+              <w:t xml:space="preserve"/>
+            </w:r>
+          </w:p>
+        </w:tc>
+      </w:tr>
+      <w:tr>
+        <w:tc>
+          <w:tcPr>
+            <w:tcW w:type="dxa" w:w="2340"/>
+            <w:tcMar>
+              <w:top w:type="dxa" w:w="100"/>
+              <w:left w:type="dxa" w:w="120"/>
+              <w:bottom w:type="dxa" w:w="100"/>
+              <w:right w:type="dxa" w:w="120"/>
+            </w:tcMar>
+          </w:tcPr>
+          <w:p>
+            <w:r>
+              <w:rPr>
+                <w:rFonts w:ascii="Calibri" w:cs="Calibri" w:eastAsia="Calibri" w:hAnsi="Calibri"/>
+                <w:b w:val="false"/>
+                <w:bCs w:val="false"/>
+                <w:color w:val="1B1B1A"/>
+                <w:sz w:val="20"/>
+                <w:szCs w:val="20"/>
+              </w:rPr>
+              <w:t xml:space="preserve"/>
+            </w:r>
+          </w:p>
+        </w:tc>
+        <w:tc>
+          <w:tcPr>
+            <w:tcW w:type="dxa" w:w="2340"/>
+            <w:tcMar>
+              <w:top w:type="dxa" w:w="100"/>
+              <w:left w:type="dxa" w:w="120"/>
+              <w:bottom w:type="dxa" w:w="100"/>
+              <w:right w:type="dxa" w:w="120"/>
+            </w:tcMar>
+          </w:tcPr>
+          <w:p>
+            <w:r>
+              <w:rPr>
+                <w:rFonts w:ascii="Calibri" w:cs="Calibri" w:eastAsia="Calibri" w:hAnsi="Calibri"/>
+                <w:b w:val="false"/>
+                <w:bCs w:val="false"/>
+                <w:color w:val="1B1B1A"/>
+                <w:sz w:val="20"/>
+                <w:szCs w:val="20"/>
+              </w:rPr>
+              <w:t xml:space="preserve"/>
+            </w:r>
+          </w:p>
+        </w:tc>
+        <w:tc>
+          <w:tcPr>
+            <w:tcW w:type="dxa" w:w="2340"/>
+            <w:tcMar>
+              <w:top w:type="dxa" w:w="100"/>
+              <w:left w:type="dxa" w:w="120"/>
+              <w:bottom w:type="dxa" w:w="100"/>
+              <w:right w:type="dxa" w:w="120"/>
+            </w:tcMar>
+          </w:tcPr>
+          <w:p>
+            <w:r>
+              <w:rPr>
+                <w:rFonts w:ascii="Calibri" w:cs="Calibri" w:eastAsia="Calibri" w:hAnsi="Calibri"/>
+                <w:b w:val="false"/>
+                <w:bCs w:val="false"/>
+                <w:color w:val="1B1B1A"/>
+                <w:sz w:val="20"/>
+                <w:szCs w:val="20"/>
+              </w:rPr>
+              <w:t xml:space="preserve"/>
+            </w:r>
+          </w:p>
+        </w:tc>
+        <w:tc>
+          <w:tcPr>
+            <w:tcW w:type="dxa" w:w="2340"/>
+            <w:tcMar>
+              <w:top w:type="dxa" w:w="100"/>
+              <w:left w:type="dxa" w:w="120"/>
+              <w:bottom w:type="dxa" w:w="100"/>
+              <w:right w:type="dxa" w:w="120"/>
+            </w:tcMar>
+          </w:tcPr>
+          <w:p>
+            <w:r>
+              <w:rPr>
+                <w:rFonts w:ascii="Calibri" w:cs="Calibri" w:eastAsia="Calibri" w:hAnsi="Calibri"/>
+                <w:b w:val="false"/>
+                <w:bCs w:val="false"/>
+                <w:color w:val="1B1B1A"/>
+                <w:sz w:val="20"/>
+                <w:szCs w:val="20"/>
+              </w:rPr>
+              <w:t xml:space="preserve"/>
+            </w:r>
+          </w:p>
+        </w:tc>
+      </w:tr>
+    </w:tbl>
+    <w:p>
+      <w:pPr>
+        <w:spacing w:after="160"/>
+      </w:pPr>
+    </w:p>
+    <w:p>
+      <w:pPr>
+        <w:spacing w:after="60" w:before="200"/>
+      </w:pPr>
+      <w:r>
+        <w:rPr>
+          <w:rFonts w:ascii="Calibri" w:cs="Calibri" w:eastAsia="Calibri" w:hAnsi="Calibri"/>
+          <w:b/>
+          <w:bCs/>
+          <w:color w:val="1B1B1A"/>
+          <w:sz w:val="24"/>
+          <w:szCs w:val="24"/>
+        </w:rPr>
+        <w:t xml:space="preserve">End of week assessment</w:t>
+      </w:r>
+    </w:p>
+    <w:p>
+      <w:pPr>
+        <w:spacing w:after="120"/>
+      </w:pPr>
+      <w:r>
+        <w:rPr>
+          <w:rFonts w:ascii="Calibri" w:cs="Calibri" w:eastAsia="Calibri" w:hAnsi="Calibri"/>
+          <w:color w:val="1B1B1A"/>
+          <w:sz w:val="21"/>
+          <w:szCs w:val="21"/>
+        </w:rPr>
+        <w:t xml:space="preserve">Status for this week:  ☐ Expectations met   ☐ Partially met   ☐ Not met</w:t>
+      </w:r>
+      <w:r>
+        <w:rPr>
+          <w:rFonts w:ascii="Calibri" w:cs="Calibri" w:eastAsia="Calibri" w:hAnsi="Calibri"/>
+          <w:color w:val="1B1B1A"/>
+          <w:sz w:val="21"/>
+          <w:szCs w:val="21"/>
+        </w:rPr>
+        <w:br/>
+        <w:t xml:space="preserve">Manager narrative summary:</w:t>
+      </w:r>
+      <w:r>
+        <w:rPr>
+          <w:rFonts w:ascii="Calibri" w:cs="Calibri" w:eastAsia="Calibri" w:hAnsi="Calibri"/>
+          <w:color w:val="1B1B1A"/>
+          <w:sz w:val="21"/>
+          <w:szCs w:val="21"/>
+        </w:rPr>
+        <w:br/>
+        <w:t xml:space="preserve">Employee comments (optional, employee may complete this themselves):</w:t>
+      </w:r>
+      <w:r>
+        <w:rPr>
+          <w:rFonts w:ascii="Calibri" w:cs="Calibri" w:eastAsia="Calibri" w:hAnsi="Calibri"/>
+          <w:color w:val="1B1B1A"/>
+          <w:sz w:val="21"/>
+          <w:szCs w:val="21"/>
+        </w:rPr>
+        <w:br/>
+        <w:t xml:space="preserve">Manager signature: ____________________  Date: _______</w:t>
+      </w:r>
+      <w:r>
+        <w:rPr>
+          <w:rFonts w:ascii="Calibri" w:cs="Calibri" w:eastAsia="Calibri" w:hAnsi="Calibri"/>
+          <w:color w:val="1B1B1A"/>
+          <w:sz w:val="21"/>
+          <w:szCs w:val="21"/>
+        </w:rPr>
+        <w:br/>
+        <w:t xml:space="preserve">Employee signature: ____________________  Date: _______</w:t>
+      </w:r>
+    </w:p>
+    <w:p>
+      <w:r>
+        <w:br w:type="page"/>
+      </w:r>
+    </w:p>
+    <w:p>
+      <w:pPr>
+        <w:spacing w:after="60" w:before="280"/>
+      </w:pPr>
+      <w:r>
+        <w:rPr>
+          <w:rFonts w:ascii="Calibri" w:cs="Calibri" w:eastAsia="Calibri" w:hAnsi="Calibri"/>
+          <w:b/>
+          <w:bCs/>
+          <w:color w:val="B9791F"/>
+          <w:sz w:val="27"/>
+          <w:szCs w:val="27"/>
+        </w:rPr>
+        <w:t xml:space="preserve">Week 3</w:t>
+      </w:r>
+    </w:p>
+    <w:p>
+      <w:pPr>
+        <w:spacing w:after="120"/>
+      </w:pPr>
+      <w:r>
+        <w:rPr>
+          <w:rFonts w:ascii="Calibri" w:cs="Calibri" w:eastAsia="Calibri" w:hAnsi="Calibri"/>
+          <w:color w:val="1B1B1A"/>
+          <w:sz w:val="21"/>
+          <w:szCs w:val="21"/>
+        </w:rPr>
+        <w:t xml:space="preserve">Week dates: ____________________     Check-in held on: ____________________</w:t>
+      </w:r>
+    </w:p>
+    <w:p>
+      <w:pPr>
+        <w:spacing w:after="60" w:before="200"/>
+      </w:pPr>
+      <w:r>
+        <w:rPr>
+          <w:rFonts w:ascii="Calibri" w:cs="Calibri" w:eastAsia="Calibri" w:hAnsi="Calibri"/>
+          <w:b/>
+          <w:bCs/>
+          <w:color w:val="1B1B1A"/>
+          <w:sz w:val="24"/>
+          <w:szCs w:val="24"/>
+        </w:rPr>
+        <w:t xml:space="preserve">Expectations for this week</w:t>
+      </w:r>
+    </w:p>
+    <w:p>
+      <w:pPr>
+        <w:spacing w:after="120"/>
+      </w:pPr>
+      <w:r>
+        <w:rPr>
+          <w:rFonts w:ascii="Calibri" w:cs="Calibri" w:eastAsia="Calibri" w:hAnsi="Calibri"/>
+          <w:color w:val="1B1B1A"/>
+          <w:sz w:val="21"/>
+          <w:szCs w:val="21"/>
+        </w:rPr>
+        <w:t xml:space="preserve">Restate, in plain language, exactly what needs to happen this week. Be specific enough that there is no room for the employee to say they did not understand.</w:t>
+      </w:r>
+    </w:p>
+    <w:tbl>
+      <w:tblPr>
+        <w:tblW w:type="dxa" w:w="9360"/>
+        <w:tblBorders>
+          <w:top w:val="single" w:color="auto" w:sz="4"/>
+          <w:left w:val="single" w:color="auto" w:sz="4"/>
+          <w:bottom w:val="single" w:color="auto" w:sz="4"/>
+          <w:right w:val="single" w:color="auto" w:sz="4"/>
+          <w:insideH w:val="single" w:color="auto" w:sz="4"/>
+          <w:insideV w:val="single" w:color="auto" w:sz="4"/>
+        </w:tblBorders>
+      </w:tblPr>
+      <w:tblGrid>
+        <w:gridCol w:w="1872"/>
+        <w:gridCol w:w="1872"/>
+        <w:gridCol w:w="1872"/>
+        <w:gridCol w:w="1872"/>
+        <w:gridCol w:w="1872"/>
+      </w:tblGrid>
+      <w:tr>
+        <w:tc>
+          <w:tcPr>
+            <w:tcW w:type="dxa" w:w="1872"/>
+            <w:shd w:fill="F2EFE8" w:val="clear"/>
+            <w:tcMar>
+              <w:top w:type="dxa" w:w="100"/>
+              <w:left w:type="dxa" w:w="120"/>
+              <w:bottom w:type="dxa" w:w="100"/>
+              <w:right w:type="dxa" w:w="120"/>
+            </w:tcMar>
+          </w:tcPr>
+          <w:p>
+            <w:r>
+              <w:rPr>
+                <w:rFonts w:ascii="Calibri" w:cs="Calibri" w:eastAsia="Calibri" w:hAnsi="Calibri"/>
+                <w:b/>
+                <w:bCs/>
+                <w:color w:val="B9791F"/>
+                <w:sz w:val="18"/>
+                <w:szCs w:val="18"/>
+              </w:rPr>
+              <w:t xml:space="preserve">Date</w:t>
+            </w:r>
+          </w:p>
+        </w:tc>
+        <w:tc>
+          <w:tcPr>
+            <w:tcW w:type="dxa" w:w="1872"/>
+            <w:shd w:fill="F2EFE8" w:val="clear"/>
+            <w:tcMar>
+              <w:top w:type="dxa" w:w="100"/>
+              <w:left w:type="dxa" w:w="120"/>
+              <w:bottom w:type="dxa" w:w="100"/>
+              <w:right w:type="dxa" w:w="120"/>
+            </w:tcMar>
+          </w:tcPr>
+          <w:p>
+            <w:r>
+              <w:rPr>
+                <w:rFonts w:ascii="Calibri" w:cs="Calibri" w:eastAsia="Calibri" w:hAnsi="Calibri"/>
+                <w:b/>
+                <w:bCs/>
+                <w:color w:val="B9791F"/>
+                <w:sz w:val="18"/>
+                <w:szCs w:val="18"/>
+              </w:rPr>
+              <w:t xml:space="preserve">Time</w:t>
+            </w:r>
+          </w:p>
+        </w:tc>
+        <w:tc>
+          <w:tcPr>
+            <w:tcW w:type="dxa" w:w="1872"/>
+            <w:shd w:fill="F2EFE8" w:val="clear"/>
+            <w:tcMar>
+              <w:top w:type="dxa" w:w="100"/>
+              <w:left w:type="dxa" w:w="120"/>
+              <w:bottom w:type="dxa" w:w="100"/>
+              <w:right w:type="dxa" w:w="120"/>
+            </w:tcMar>
+          </w:tcPr>
+          <w:p>
+            <w:r>
+              <w:rPr>
+                <w:rFonts w:ascii="Calibri" w:cs="Calibri" w:eastAsia="Calibri" w:hAnsi="Calibri"/>
+                <w:b/>
+                <w:bCs/>
+                <w:color w:val="B9791F"/>
+                <w:sz w:val="18"/>
+                <w:szCs w:val="18"/>
+              </w:rPr>
+              <w:t xml:space="preserve">Observation (factual, specific, no interpretation)</w:t>
+            </w:r>
+          </w:p>
+        </w:tc>
+        <w:tc>
+          <w:tcPr>
+            <w:tcW w:type="dxa" w:w="1872"/>
+            <w:shd w:fill="F2EFE8" w:val="clear"/>
+            <w:tcMar>
+              <w:top w:type="dxa" w:w="100"/>
+              <w:left w:type="dxa" w:w="120"/>
+              <w:bottom w:type="dxa" w:w="100"/>
+              <w:right w:type="dxa" w:w="120"/>
+            </w:tcMar>
+          </w:tcPr>
+          <w:p>
+            <w:r>
+              <w:rPr>
+                <w:rFonts w:ascii="Calibri" w:cs="Calibri" w:eastAsia="Calibri" w:hAnsi="Calibri"/>
+                <w:b/>
+                <w:bCs/>
+                <w:color w:val="B9791F"/>
+                <w:sz w:val="18"/>
+                <w:szCs w:val="18"/>
+              </w:rPr>
+              <w:t xml:space="preserve">Documented by</w:t>
+            </w:r>
+          </w:p>
+        </w:tc>
+        <w:tc>
+          <w:tcPr>
+            <w:tcW w:type="dxa" w:w="1872"/>
+            <w:shd w:fill="F2EFE8" w:val="clear"/>
+            <w:tcMar>
+              <w:top w:type="dxa" w:w="100"/>
+              <w:left w:type="dxa" w:w="120"/>
+              <w:bottom w:type="dxa" w:w="100"/>
+              <w:right w:type="dxa" w:w="120"/>
+            </w:tcMar>
+          </w:tcPr>
+          <w:p>
+            <w:r>
+              <w:rPr>
+                <w:rFonts w:ascii="Calibri" w:cs="Calibri" w:eastAsia="Calibri" w:hAnsi="Calibri"/>
+                <w:b/>
+                <w:bCs/>
+                <w:color w:val="B9791F"/>
+                <w:sz w:val="18"/>
+                <w:szCs w:val="18"/>
+              </w:rPr>
+              <w:t xml:space="preserve">Shared?</w:t>
+            </w:r>
+          </w:p>
+        </w:tc>
+      </w:tr>
+      <w:tr>
+        <w:tc>
+          <w:tcPr>
+            <w:tcW w:type="dxa" w:w="1872"/>
+            <w:tcMar>
+              <w:top w:type="dxa" w:w="100"/>
+              <w:left w:type="dxa" w:w="120"/>
+              <w:bottom w:type="dxa" w:w="100"/>
+              <w:right w:type="dxa" w:w="120"/>
+            </w:tcMar>
+          </w:tcPr>
+          <w:p>
+            <w:r>
+              <w:rPr>
+                <w:rFonts w:ascii="Calibri" w:cs="Calibri" w:eastAsia="Calibri" w:hAnsi="Calibri"/>
+                <w:b w:val="false"/>
+                <w:bCs w:val="false"/>
+                <w:color w:val="1B1B1A"/>
+                <w:sz w:val="20"/>
+                <w:szCs w:val="20"/>
+              </w:rPr>
+              <w:t xml:space="preserve"/>
+            </w:r>
+          </w:p>
+        </w:tc>
+        <w:tc>
+          <w:tcPr>
+            <w:tcW w:type="dxa" w:w="1872"/>
+            <w:tcMar>
+              <w:top w:type="dxa" w:w="100"/>
+              <w:left w:type="dxa" w:w="120"/>
+              <w:bottom w:type="dxa" w:w="100"/>
+              <w:right w:type="dxa" w:w="120"/>
+            </w:tcMar>
+          </w:tcPr>
+          <w:p>
+            <w:r>
+              <w:rPr>
+                <w:rFonts w:ascii="Calibri" w:cs="Calibri" w:eastAsia="Calibri" w:hAnsi="Calibri"/>
+                <w:b w:val="false"/>
+                <w:bCs w:val="false"/>
+                <w:color w:val="1B1B1A"/>
+                <w:sz w:val="20"/>
+                <w:szCs w:val="20"/>
+              </w:rPr>
+              <w:t xml:space="preserve"/>
+            </w:r>
+          </w:p>
+        </w:tc>
+        <w:tc>
+          <w:tcPr>
+            <w:tcW w:type="dxa" w:w="1872"/>
+            <w:tcMar>
+              <w:top w:type="dxa" w:w="100"/>
+              <w:left w:type="dxa" w:w="120"/>
+              <w:bottom w:type="dxa" w:w="100"/>
+              <w:right w:type="dxa" w:w="120"/>
+            </w:tcMar>
+          </w:tcPr>
+          <w:p>
+            <w:r>
+              <w:rPr>
+                <w:rFonts w:ascii="Calibri" w:cs="Calibri" w:eastAsia="Calibri" w:hAnsi="Calibri"/>
+                <w:b w:val="false"/>
+                <w:bCs w:val="false"/>
+                <w:color w:val="1B1B1A"/>
+                <w:sz w:val="20"/>
+                <w:szCs w:val="20"/>
+              </w:rPr>
+              <w:t xml:space="preserve"/>
+            </w:r>
+          </w:p>
+        </w:tc>
+        <w:tc>
+          <w:tcPr>
+            <w:tcW w:type="dxa" w:w="1872"/>
+            <w:tcMar>
+              <w:top w:type="dxa" w:w="100"/>
+              <w:left w:type="dxa" w:w="120"/>
+              <w:bottom w:type="dxa" w:w="100"/>
+              <w:right w:type="dxa" w:w="120"/>
+            </w:tcMar>
+          </w:tcPr>
+          <w:p>
+            <w:r>
+              <w:rPr>
+                <w:rFonts w:ascii="Calibri" w:cs="Calibri" w:eastAsia="Calibri" w:hAnsi="Calibri"/>
+                <w:b w:val="false"/>
+                <w:bCs w:val="false"/>
+                <w:color w:val="1B1B1A"/>
+                <w:sz w:val="20"/>
+                <w:szCs w:val="20"/>
+              </w:rPr>
+              <w:t xml:space="preserve"/>
+            </w:r>
+          </w:p>
+        </w:tc>
+        <w:tc>
+          <w:tcPr>
+            <w:tcW w:type="dxa" w:w="1872"/>
+            <w:tcMar>
+              <w:top w:type="dxa" w:w="100"/>
+              <w:left w:type="dxa" w:w="120"/>
+              <w:bottom w:type="dxa" w:w="100"/>
+              <w:right w:type="dxa" w:w="120"/>
+            </w:tcMar>
+          </w:tcPr>
+          <w:p>
+            <w:r>
+              <w:rPr>
+                <w:rFonts w:ascii="Calibri" w:cs="Calibri" w:eastAsia="Calibri" w:hAnsi="Calibri"/>
+                <w:b w:val="false"/>
+                <w:bCs w:val="false"/>
+                <w:color w:val="1B1B1A"/>
+                <w:sz w:val="20"/>
+                <w:szCs w:val="20"/>
+              </w:rPr>
+              <w:t xml:space="preserve"/>
+            </w:r>
+          </w:p>
+        </w:tc>
+      </w:tr>
+      <w:tr>
+        <w:tc>
+          <w:tcPr>
+            <w:tcW w:type="dxa" w:w="1872"/>
+            <w:tcMar>
+              <w:top w:type="dxa" w:w="100"/>
+              <w:left w:type="dxa" w:w="120"/>
+              <w:bottom w:type="dxa" w:w="100"/>
+              <w:right w:type="dxa" w:w="120"/>
+            </w:tcMar>
+          </w:tcPr>
+          <w:p>
+            <w:r>
+              <w:rPr>
+                <w:rFonts w:ascii="Calibri" w:cs="Calibri" w:eastAsia="Calibri" w:hAnsi="Calibri"/>
+                <w:b w:val="false"/>
+                <w:bCs w:val="false"/>
+                <w:color w:val="1B1B1A"/>
+                <w:sz w:val="20"/>
+                <w:szCs w:val="20"/>
+              </w:rPr>
+              <w:t xml:space="preserve"/>
+            </w:r>
+          </w:p>
+        </w:tc>
+        <w:tc>
+          <w:tcPr>
+            <w:tcW w:type="dxa" w:w="1872"/>
+            <w:tcMar>
+              <w:top w:type="dxa" w:w="100"/>
+              <w:left w:type="dxa" w:w="120"/>
+              <w:bottom w:type="dxa" w:w="100"/>
+              <w:right w:type="dxa" w:w="120"/>
+            </w:tcMar>
+          </w:tcPr>
+          <w:p>
+            <w:r>
+              <w:rPr>
+                <w:rFonts w:ascii="Calibri" w:cs="Calibri" w:eastAsia="Calibri" w:hAnsi="Calibri"/>
+                <w:b w:val="false"/>
+                <w:bCs w:val="false"/>
+                <w:color w:val="1B1B1A"/>
+                <w:sz w:val="20"/>
+                <w:szCs w:val="20"/>
+              </w:rPr>
+              <w:t xml:space="preserve"/>
+            </w:r>
+          </w:p>
+        </w:tc>
+        <w:tc>
+          <w:tcPr>
+            <w:tcW w:type="dxa" w:w="1872"/>
+            <w:tcMar>
+              <w:top w:type="dxa" w:w="100"/>
+              <w:left w:type="dxa" w:w="120"/>
+              <w:bottom w:type="dxa" w:w="100"/>
+              <w:right w:type="dxa" w:w="120"/>
+            </w:tcMar>
+          </w:tcPr>
+          <w:p>
+            <w:r>
+              <w:rPr>
+                <w:rFonts w:ascii="Calibri" w:cs="Calibri" w:eastAsia="Calibri" w:hAnsi="Calibri"/>
+                <w:b w:val="false"/>
+                <w:bCs w:val="false"/>
+                <w:color w:val="1B1B1A"/>
+                <w:sz w:val="20"/>
+                <w:szCs w:val="20"/>
+              </w:rPr>
+              <w:t xml:space="preserve"/>
+            </w:r>
+          </w:p>
+        </w:tc>
+        <w:tc>
+          <w:tcPr>
+            <w:tcW w:type="dxa" w:w="1872"/>
+            <w:tcMar>
+              <w:top w:type="dxa" w:w="100"/>
+              <w:left w:type="dxa" w:w="120"/>
+              <w:bottom w:type="dxa" w:w="100"/>
+              <w:right w:type="dxa" w:w="120"/>
+            </w:tcMar>
+          </w:tcPr>
+          <w:p>
+            <w:r>
+              <w:rPr>
+                <w:rFonts w:ascii="Calibri" w:cs="Calibri" w:eastAsia="Calibri" w:hAnsi="Calibri"/>
+                <w:b w:val="false"/>
+                <w:bCs w:val="false"/>
+                <w:color w:val="1B1B1A"/>
+                <w:sz w:val="20"/>
+                <w:szCs w:val="20"/>
+              </w:rPr>
+              <w:t xml:space="preserve"/>
+            </w:r>
+          </w:p>
+        </w:tc>
+        <w:tc>
+          <w:tcPr>
+            <w:tcW w:type="dxa" w:w="1872"/>
+            <w:tcMar>
+              <w:top w:type="dxa" w:w="100"/>
+              <w:left w:type="dxa" w:w="120"/>
+              <w:bottom w:type="dxa" w:w="100"/>
+              <w:right w:type="dxa" w:w="120"/>
+            </w:tcMar>
+          </w:tcPr>
+          <w:p>
+            <w:r>
+              <w:rPr>
+                <w:rFonts w:ascii="Calibri" w:cs="Calibri" w:eastAsia="Calibri" w:hAnsi="Calibri"/>
+                <w:b w:val="false"/>
+                <w:bCs w:val="false"/>
+                <w:color w:val="1B1B1A"/>
+                <w:sz w:val="20"/>
+                <w:szCs w:val="20"/>
+              </w:rPr>
+              <w:t xml:space="preserve"/>
+            </w:r>
+          </w:p>
+        </w:tc>
+      </w:tr>
+      <w:tr>
+        <w:tc>
+          <w:tcPr>
+            <w:tcW w:type="dxa" w:w="1872"/>
+            <w:tcMar>
+              <w:top w:type="dxa" w:w="100"/>
+              <w:left w:type="dxa" w:w="120"/>
+              <w:bottom w:type="dxa" w:w="100"/>
+              <w:right w:type="dxa" w:w="120"/>
+            </w:tcMar>
+          </w:tcPr>
+          <w:p>
+            <w:r>
+              <w:rPr>
+                <w:rFonts w:ascii="Calibri" w:cs="Calibri" w:eastAsia="Calibri" w:hAnsi="Calibri"/>
+                <w:b w:val="false"/>
+                <w:bCs w:val="false"/>
+                <w:color w:val="1B1B1A"/>
+                <w:sz w:val="20"/>
+                <w:szCs w:val="20"/>
+              </w:rPr>
+              <w:t xml:space="preserve"/>
+            </w:r>
+          </w:p>
+        </w:tc>
+        <w:tc>
+          <w:tcPr>
+            <w:tcW w:type="dxa" w:w="1872"/>
+            <w:tcMar>
+              <w:top w:type="dxa" w:w="100"/>
+              <w:left w:type="dxa" w:w="120"/>
+              <w:bottom w:type="dxa" w:w="100"/>
+              <w:right w:type="dxa" w:w="120"/>
+            </w:tcMar>
+          </w:tcPr>
+          <w:p>
+            <w:r>
+              <w:rPr>
+                <w:rFonts w:ascii="Calibri" w:cs="Calibri" w:eastAsia="Calibri" w:hAnsi="Calibri"/>
+                <w:b w:val="false"/>
+                <w:bCs w:val="false"/>
+                <w:color w:val="1B1B1A"/>
+                <w:sz w:val="20"/>
+                <w:szCs w:val="20"/>
+              </w:rPr>
+              <w:t xml:space="preserve"/>
+            </w:r>
+          </w:p>
+        </w:tc>
+        <w:tc>
+          <w:tcPr>
+            <w:tcW w:type="dxa" w:w="1872"/>
+            <w:tcMar>
+              <w:top w:type="dxa" w:w="100"/>
+              <w:left w:type="dxa" w:w="120"/>
+              <w:bottom w:type="dxa" w:w="100"/>
+              <w:right w:type="dxa" w:w="120"/>
+            </w:tcMar>
+          </w:tcPr>
+          <w:p>
+            <w:r>
+              <w:rPr>
+                <w:rFonts w:ascii="Calibri" w:cs="Calibri" w:eastAsia="Calibri" w:hAnsi="Calibri"/>
+                <w:b w:val="false"/>
+                <w:bCs w:val="false"/>
+                <w:color w:val="1B1B1A"/>
+                <w:sz w:val="20"/>
+                <w:szCs w:val="20"/>
+              </w:rPr>
+              <w:t xml:space="preserve"/>
+            </w:r>
+          </w:p>
+        </w:tc>
+        <w:tc>
+          <w:tcPr>
+            <w:tcW w:type="dxa" w:w="1872"/>
+            <w:tcMar>
+              <w:top w:type="dxa" w:w="100"/>
+              <w:left w:type="dxa" w:w="120"/>
+              <w:bottom w:type="dxa" w:w="100"/>
+              <w:right w:type="dxa" w:w="120"/>
+            </w:tcMar>
+          </w:tcPr>
+          <w:p>
+            <w:r>
+              <w:rPr>
+                <w:rFonts w:ascii="Calibri" w:cs="Calibri" w:eastAsia="Calibri" w:hAnsi="Calibri"/>
+                <w:b w:val="false"/>
+                <w:bCs w:val="false"/>
+                <w:color w:val="1B1B1A"/>
+                <w:sz w:val="20"/>
+                <w:szCs w:val="20"/>
+              </w:rPr>
+              <w:t xml:space="preserve"/>
+            </w:r>
+          </w:p>
+        </w:tc>
+        <w:tc>
+          <w:tcPr>
+            <w:tcW w:type="dxa" w:w="1872"/>
+            <w:tcMar>
+              <w:top w:type="dxa" w:w="100"/>
+              <w:left w:type="dxa" w:w="120"/>
+              <w:bottom w:type="dxa" w:w="100"/>
+              <w:right w:type="dxa" w:w="120"/>
+            </w:tcMar>
+          </w:tcPr>
+          <w:p>
+            <w:r>
+              <w:rPr>
+                <w:rFonts w:ascii="Calibri" w:cs="Calibri" w:eastAsia="Calibri" w:hAnsi="Calibri"/>
+                <w:b w:val="false"/>
+                <w:bCs w:val="false"/>
+                <w:color w:val="1B1B1A"/>
+                <w:sz w:val="20"/>
+                <w:szCs w:val="20"/>
+              </w:rPr>
+              <w:t xml:space="preserve"/>
+            </w:r>
+          </w:p>
+        </w:tc>
+      </w:tr>
+      <w:tr>
+        <w:tc>
+          <w:tcPr>
+            <w:tcW w:type="dxa" w:w="1872"/>
+            <w:tcMar>
+              <w:top w:type="dxa" w:w="100"/>
+              <w:left w:type="dxa" w:w="120"/>
+              <w:bottom w:type="dxa" w:w="100"/>
+              <w:right w:type="dxa" w:w="120"/>
+            </w:tcMar>
+          </w:tcPr>
+          <w:p>
+            <w:r>
+              <w:rPr>
+                <w:rFonts w:ascii="Calibri" w:cs="Calibri" w:eastAsia="Calibri" w:hAnsi="Calibri"/>
+                <w:b w:val="false"/>
+                <w:bCs w:val="false"/>
+                <w:color w:val="1B1B1A"/>
+                <w:sz w:val="20"/>
+                <w:szCs w:val="20"/>
+              </w:rPr>
+              <w:t xml:space="preserve"/>
+            </w:r>
+          </w:p>
+        </w:tc>
+        <w:tc>
+          <w:tcPr>
+            <w:tcW w:type="dxa" w:w="1872"/>
+            <w:tcMar>
+              <w:top w:type="dxa" w:w="100"/>
+              <w:left w:type="dxa" w:w="120"/>
+              <w:bottom w:type="dxa" w:w="100"/>
+              <w:right w:type="dxa" w:w="120"/>
+            </w:tcMar>
+          </w:tcPr>
+          <w:p>
+            <w:r>
+              <w:rPr>
+                <w:rFonts w:ascii="Calibri" w:cs="Calibri" w:eastAsia="Calibri" w:hAnsi="Calibri"/>
+                <w:b w:val="false"/>
+                <w:bCs w:val="false"/>
+                <w:color w:val="1B1B1A"/>
+                <w:sz w:val="20"/>
+                <w:szCs w:val="20"/>
+              </w:rPr>
+              <w:t xml:space="preserve"/>
+            </w:r>
+          </w:p>
+        </w:tc>
+        <w:tc>
+          <w:tcPr>
+            <w:tcW w:type="dxa" w:w="1872"/>
+            <w:tcMar>
+              <w:top w:type="dxa" w:w="100"/>
+              <w:left w:type="dxa" w:w="120"/>
+              <w:bottom w:type="dxa" w:w="100"/>
+              <w:right w:type="dxa" w:w="120"/>
+            </w:tcMar>
+          </w:tcPr>
+          <w:p>
+            <w:r>
+              <w:rPr>
+                <w:rFonts w:ascii="Calibri" w:cs="Calibri" w:eastAsia="Calibri" w:hAnsi="Calibri"/>
+                <w:b w:val="false"/>
+                <w:bCs w:val="false"/>
+                <w:color w:val="1B1B1A"/>
+                <w:sz w:val="20"/>
+                <w:szCs w:val="20"/>
+              </w:rPr>
+              <w:t xml:space="preserve"/>
+            </w:r>
+          </w:p>
+        </w:tc>
+        <w:tc>
+          <w:tcPr>
+            <w:tcW w:type="dxa" w:w="1872"/>
+            <w:tcMar>
+              <w:top w:type="dxa" w:w="100"/>
+              <w:left w:type="dxa" w:w="120"/>
+              <w:bottom w:type="dxa" w:w="100"/>
+              <w:right w:type="dxa" w:w="120"/>
+            </w:tcMar>
+          </w:tcPr>
+          <w:p>
+            <w:r>
+              <w:rPr>
+                <w:rFonts w:ascii="Calibri" w:cs="Calibri" w:eastAsia="Calibri" w:hAnsi="Calibri"/>
+                <w:b w:val="false"/>
+                <w:bCs w:val="false"/>
+                <w:color w:val="1B1B1A"/>
+                <w:sz w:val="20"/>
+                <w:szCs w:val="20"/>
+              </w:rPr>
+              <w:t xml:space="preserve"/>
+            </w:r>
+          </w:p>
+        </w:tc>
+        <w:tc>
+          <w:tcPr>
+            <w:tcW w:type="dxa" w:w="1872"/>
+            <w:tcMar>
+              <w:top w:type="dxa" w:w="100"/>
+              <w:left w:type="dxa" w:w="120"/>
+              <w:bottom w:type="dxa" w:w="100"/>
+              <w:right w:type="dxa" w:w="120"/>
+            </w:tcMar>
+          </w:tcPr>
+          <w:p>
+            <w:r>
+              <w:rPr>
+                <w:rFonts w:ascii="Calibri" w:cs="Calibri" w:eastAsia="Calibri" w:hAnsi="Calibri"/>
+                <w:b w:val="false"/>
+                <w:bCs w:val="false"/>
+                <w:color w:val="1B1B1A"/>
+                <w:sz w:val="20"/>
+                <w:szCs w:val="20"/>
+              </w:rPr>
+              <w:t xml:space="preserve"/>
+            </w:r>
+          </w:p>
+        </w:tc>
+      </w:tr>
+    </w:tbl>
+    <w:p>
+      <w:pPr>
+        <w:spacing w:after="160"/>
+      </w:pPr>
+    </w:p>
+    <w:p>
+      <w:pPr>
+        <w:spacing w:after="60" w:before="200"/>
+      </w:pPr>
+      <w:r>
+        <w:rPr>
+          <w:rFonts w:ascii="Calibri" w:cs="Calibri" w:eastAsia="Calibri" w:hAnsi="Calibri"/>
+          <w:b/>
+          <w:bCs/>
+          <w:color w:val="1B1B1A"/>
+          <w:sz w:val="24"/>
+          <w:szCs w:val="24"/>
+        </w:rPr>
+        <w:t xml:space="preserve">Feedback conversations this week</w:t>
+      </w:r>
+    </w:p>
+    <w:p>
+      <w:pPr>
+        <w:spacing w:after="120"/>
+      </w:pPr>
+      <w:r>
+        <w:rPr>
+          <w:rFonts w:ascii="Calibri" w:cs="Calibri" w:eastAsia="Calibri" w:hAnsi="Calibri"/>
+          <w:color w:val="1B1B1A"/>
+          <w:sz w:val="21"/>
+          <w:szCs w:val="21"/>
+        </w:rPr>
+        <w:t xml:space="preserve">Every time feedback is given, in the hallway, on Slack, in a meeting, it goes here. Undocumented feedback is, for these purposes, feedback that was never given.</w:t>
+      </w:r>
+    </w:p>
+    <w:tbl>
+      <w:tblPr>
+        <w:tblW w:type="dxa" w:w="9360"/>
+        <w:tblBorders>
+          <w:top w:val="single" w:color="auto" w:sz="4"/>
+          <w:left w:val="single" w:color="auto" w:sz="4"/>
+          <w:bottom w:val="single" w:color="auto" w:sz="4"/>
+          <w:right w:val="single" w:color="auto" w:sz="4"/>
+          <w:insideH w:val="single" w:color="auto" w:sz="4"/>
+          <w:insideV w:val="single" w:color="auto" w:sz="4"/>
+        </w:tblBorders>
+      </w:tblPr>
+      <w:tblGrid>
+        <w:gridCol w:w="2340"/>
+        <w:gridCol w:w="2340"/>
+        <w:gridCol w:w="2340"/>
+        <w:gridCol w:w="2340"/>
+      </w:tblGrid>
+      <w:tr>
+        <w:tc>
+          <w:tcPr>
+            <w:tcW w:type="dxa" w:w="2340"/>
+            <w:shd w:fill="F2EFE8" w:val="clear"/>
+            <w:tcMar>
+              <w:top w:type="dxa" w:w="100"/>
+              <w:left w:type="dxa" w:w="120"/>
+              <w:bottom w:type="dxa" w:w="100"/>
+              <w:right w:type="dxa" w:w="120"/>
+            </w:tcMar>
+          </w:tcPr>
+          <w:p>
+            <w:r>
+              <w:rPr>
+                <w:rFonts w:ascii="Calibri" w:cs="Calibri" w:eastAsia="Calibri" w:hAnsi="Calibri"/>
+                <w:b/>
+                <w:bCs/>
+                <w:color w:val="B9791F"/>
+                <w:sz w:val="18"/>
+                <w:szCs w:val="18"/>
+              </w:rPr>
+              <w:t xml:space="preserve">Date</w:t>
+            </w:r>
+          </w:p>
+        </w:tc>
+        <w:tc>
+          <w:tcPr>
+            <w:tcW w:type="dxa" w:w="2340"/>
+            <w:shd w:fill="F2EFE8" w:val="clear"/>
+            <w:tcMar>
+              <w:top w:type="dxa" w:w="100"/>
+              <w:left w:type="dxa" w:w="120"/>
+              <w:bottom w:type="dxa" w:w="100"/>
+              <w:right w:type="dxa" w:w="120"/>
+            </w:tcMar>
+          </w:tcPr>
+          <w:p>
+            <w:r>
+              <w:rPr>
+                <w:rFonts w:ascii="Calibri" w:cs="Calibri" w:eastAsia="Calibri" w:hAnsi="Calibri"/>
+                <w:b/>
+                <w:bCs/>
+                <w:color w:val="B9791F"/>
+                <w:sz w:val="18"/>
+                <w:szCs w:val="18"/>
+              </w:rPr>
+              <w:t xml:space="preserve">Given by</w:t>
+            </w:r>
+          </w:p>
+        </w:tc>
+        <w:tc>
+          <w:tcPr>
+            <w:tcW w:type="dxa" w:w="2340"/>
+            <w:shd w:fill="F2EFE8" w:val="clear"/>
+            <w:tcMar>
+              <w:top w:type="dxa" w:w="100"/>
+              <w:left w:type="dxa" w:w="120"/>
+              <w:bottom w:type="dxa" w:w="100"/>
+              <w:right w:type="dxa" w:w="120"/>
+            </w:tcMar>
+          </w:tcPr>
+          <w:p>
+            <w:r>
+              <w:rPr>
+                <w:rFonts w:ascii="Calibri" w:cs="Calibri" w:eastAsia="Calibri" w:hAnsi="Calibri"/>
+                <w:b/>
+                <w:bCs/>
+                <w:color w:val="B9791F"/>
+                <w:sz w:val="18"/>
+                <w:szCs w:val="18"/>
+              </w:rPr>
+              <w:t xml:space="preserve">What was communicated</w:t>
+            </w:r>
+          </w:p>
+        </w:tc>
+        <w:tc>
+          <w:tcPr>
+            <w:tcW w:type="dxa" w:w="2340"/>
+            <w:shd w:fill="F2EFE8" w:val="clear"/>
+            <w:tcMar>
+              <w:top w:type="dxa" w:w="100"/>
+              <w:left w:type="dxa" w:w="120"/>
+              <w:bottom w:type="dxa" w:w="100"/>
+              <w:right w:type="dxa" w:w="120"/>
+            </w:tcMar>
+          </w:tcPr>
+          <w:p>
+            <w:r>
+              <w:rPr>
+                <w:rFonts w:ascii="Calibri" w:cs="Calibri" w:eastAsia="Calibri" w:hAnsi="Calibri"/>
+                <w:b/>
+                <w:bCs/>
+                <w:color w:val="B9791F"/>
+                <w:sz w:val="18"/>
+                <w:szCs w:val="18"/>
+              </w:rPr>
+              <w:t xml:space="preserve">Employee's response</w:t>
+            </w:r>
+          </w:p>
+        </w:tc>
+      </w:tr>
+      <w:tr>
+        <w:tc>
+          <w:tcPr>
+            <w:tcW w:type="dxa" w:w="2340"/>
+            <w:tcMar>
+              <w:top w:type="dxa" w:w="100"/>
+              <w:left w:type="dxa" w:w="120"/>
+              <w:bottom w:type="dxa" w:w="100"/>
+              <w:right w:type="dxa" w:w="120"/>
+            </w:tcMar>
+          </w:tcPr>
+          <w:p>
+            <w:r>
+              <w:rPr>
+                <w:rFonts w:ascii="Calibri" w:cs="Calibri" w:eastAsia="Calibri" w:hAnsi="Calibri"/>
+                <w:b w:val="false"/>
+                <w:bCs w:val="false"/>
+                <w:color w:val="1B1B1A"/>
+                <w:sz w:val="20"/>
+                <w:szCs w:val="20"/>
+              </w:rPr>
+              <w:t xml:space="preserve"/>
+            </w:r>
+          </w:p>
+        </w:tc>
+        <w:tc>
+          <w:tcPr>
+            <w:tcW w:type="dxa" w:w="2340"/>
+            <w:tcMar>
+              <w:top w:type="dxa" w:w="100"/>
+              <w:left w:type="dxa" w:w="120"/>
+              <w:bottom w:type="dxa" w:w="100"/>
+              <w:right w:type="dxa" w:w="120"/>
+            </w:tcMar>
+          </w:tcPr>
+          <w:p>
+            <w:r>
+              <w:rPr>
+                <w:rFonts w:ascii="Calibri" w:cs="Calibri" w:eastAsia="Calibri" w:hAnsi="Calibri"/>
+                <w:b w:val="false"/>
+                <w:bCs w:val="false"/>
+                <w:color w:val="1B1B1A"/>
+                <w:sz w:val="20"/>
+                <w:szCs w:val="20"/>
+              </w:rPr>
+              <w:t xml:space="preserve"/>
+            </w:r>
+          </w:p>
+        </w:tc>
+        <w:tc>
+          <w:tcPr>
+            <w:tcW w:type="dxa" w:w="2340"/>
+            <w:tcMar>
+              <w:top w:type="dxa" w:w="100"/>
+              <w:left w:type="dxa" w:w="120"/>
+              <w:bottom w:type="dxa" w:w="100"/>
+              <w:right w:type="dxa" w:w="120"/>
+            </w:tcMar>
+          </w:tcPr>
+          <w:p>
+            <w:r>
+              <w:rPr>
+                <w:rFonts w:ascii="Calibri" w:cs="Calibri" w:eastAsia="Calibri" w:hAnsi="Calibri"/>
+                <w:b w:val="false"/>
+                <w:bCs w:val="false"/>
+                <w:color w:val="1B1B1A"/>
+                <w:sz w:val="20"/>
+                <w:szCs w:val="20"/>
+              </w:rPr>
+              <w:t xml:space="preserve"/>
+            </w:r>
+          </w:p>
+        </w:tc>
+        <w:tc>
+          <w:tcPr>
+            <w:tcW w:type="dxa" w:w="2340"/>
+            <w:tcMar>
+              <w:top w:type="dxa" w:w="100"/>
+              <w:left w:type="dxa" w:w="120"/>
+              <w:bottom w:type="dxa" w:w="100"/>
+              <w:right w:type="dxa" w:w="120"/>
+            </w:tcMar>
+          </w:tcPr>
+          <w:p>
+            <w:r>
+              <w:rPr>
+                <w:rFonts w:ascii="Calibri" w:cs="Calibri" w:eastAsia="Calibri" w:hAnsi="Calibri"/>
+                <w:b w:val="false"/>
+                <w:bCs w:val="false"/>
+                <w:color w:val="1B1B1A"/>
+                <w:sz w:val="20"/>
+                <w:szCs w:val="20"/>
+              </w:rPr>
+              <w:t xml:space="preserve"/>
+            </w:r>
+          </w:p>
+        </w:tc>
+      </w:tr>
+      <w:tr>
+        <w:tc>
+          <w:tcPr>
+            <w:tcW w:type="dxa" w:w="2340"/>
+            <w:tcMar>
+              <w:top w:type="dxa" w:w="100"/>
+              <w:left w:type="dxa" w:w="120"/>
+              <w:bottom w:type="dxa" w:w="100"/>
+              <w:right w:type="dxa" w:w="120"/>
+            </w:tcMar>
+          </w:tcPr>
+          <w:p>
+            <w:r>
+              <w:rPr>
+                <w:rFonts w:ascii="Calibri" w:cs="Calibri" w:eastAsia="Calibri" w:hAnsi="Calibri"/>
+                <w:b w:val="false"/>
+                <w:bCs w:val="false"/>
+                <w:color w:val="1B1B1A"/>
+                <w:sz w:val="20"/>
+                <w:szCs w:val="20"/>
+              </w:rPr>
+              <w:t xml:space="preserve"/>
+            </w:r>
+          </w:p>
+        </w:tc>
+        <w:tc>
+          <w:tcPr>
+            <w:tcW w:type="dxa" w:w="2340"/>
+            <w:tcMar>
+              <w:top w:type="dxa" w:w="100"/>
+              <w:left w:type="dxa" w:w="120"/>
+              <w:bottom w:type="dxa" w:w="100"/>
+              <w:right w:type="dxa" w:w="120"/>
+            </w:tcMar>
+          </w:tcPr>
+          <w:p>
+            <w:r>
+              <w:rPr>
+                <w:rFonts w:ascii="Calibri" w:cs="Calibri" w:eastAsia="Calibri" w:hAnsi="Calibri"/>
+                <w:b w:val="false"/>
+                <w:bCs w:val="false"/>
+                <w:color w:val="1B1B1A"/>
+                <w:sz w:val="20"/>
+                <w:szCs w:val="20"/>
+              </w:rPr>
+              <w:t xml:space="preserve"/>
+            </w:r>
+          </w:p>
+        </w:tc>
+        <w:tc>
+          <w:tcPr>
+            <w:tcW w:type="dxa" w:w="2340"/>
+            <w:tcMar>
+              <w:top w:type="dxa" w:w="100"/>
+              <w:left w:type="dxa" w:w="120"/>
+              <w:bottom w:type="dxa" w:w="100"/>
+              <w:right w:type="dxa" w:w="120"/>
+            </w:tcMar>
+          </w:tcPr>
+          <w:p>
+            <w:r>
+              <w:rPr>
+                <w:rFonts w:ascii="Calibri" w:cs="Calibri" w:eastAsia="Calibri" w:hAnsi="Calibri"/>
+                <w:b w:val="false"/>
+                <w:bCs w:val="false"/>
+                <w:color w:val="1B1B1A"/>
+                <w:sz w:val="20"/>
+                <w:szCs w:val="20"/>
+              </w:rPr>
+              <w:t xml:space="preserve"/>
+            </w:r>
+          </w:p>
+        </w:tc>
+        <w:tc>
+          <w:tcPr>
+            <w:tcW w:type="dxa" w:w="2340"/>
+            <w:tcMar>
+              <w:top w:type="dxa" w:w="100"/>
+              <w:left w:type="dxa" w:w="120"/>
+              <w:bottom w:type="dxa" w:w="100"/>
+              <w:right w:type="dxa" w:w="120"/>
+            </w:tcMar>
+          </w:tcPr>
+          <w:p>
+            <w:r>
+              <w:rPr>
+                <w:rFonts w:ascii="Calibri" w:cs="Calibri" w:eastAsia="Calibri" w:hAnsi="Calibri"/>
+                <w:b w:val="false"/>
+                <w:bCs w:val="false"/>
+                <w:color w:val="1B1B1A"/>
+                <w:sz w:val="20"/>
+                <w:szCs w:val="20"/>
+              </w:rPr>
+              <w:t xml:space="preserve"/>
+            </w:r>
+          </w:p>
+        </w:tc>
+      </w:tr>
+    </w:tbl>
+    <w:p>
+      <w:pPr>
+        <w:spacing w:after="160"/>
+      </w:pPr>
+    </w:p>
+    <w:p>
+      <w:pPr>
+        <w:spacing w:after="60" w:before="200"/>
+      </w:pPr>
+      <w:r>
+        <w:rPr>
+          <w:rFonts w:ascii="Calibri" w:cs="Calibri" w:eastAsia="Calibri" w:hAnsi="Calibri"/>
+          <w:b/>
+          <w:bCs/>
+          <w:color w:val="1B1B1A"/>
+          <w:sz w:val="24"/>
+          <w:szCs w:val="24"/>
+        </w:rPr>
+        <w:t xml:space="preserve">End of week assessment</w:t>
+      </w:r>
+    </w:p>
+    <w:p>
+      <w:pPr>
+        <w:spacing w:after="120"/>
+      </w:pPr>
+      <w:r>
+        <w:rPr>
+          <w:rFonts w:ascii="Calibri" w:cs="Calibri" w:eastAsia="Calibri" w:hAnsi="Calibri"/>
+          <w:color w:val="1B1B1A"/>
+          <w:sz w:val="21"/>
+          <w:szCs w:val="21"/>
+        </w:rPr>
+        <w:t xml:space="preserve">Status for this week:  ☐ Expectations met   ☐ Partially met   ☐ Not met</w:t>
+      </w:r>
+      <w:r>
+        <w:rPr>
+          <w:rFonts w:ascii="Calibri" w:cs="Calibri" w:eastAsia="Calibri" w:hAnsi="Calibri"/>
+          <w:color w:val="1B1B1A"/>
+          <w:sz w:val="21"/>
+          <w:szCs w:val="21"/>
+        </w:rPr>
+        <w:br/>
+        <w:t xml:space="preserve">Manager narrative summary:</w:t>
+      </w:r>
+      <w:r>
+        <w:rPr>
+          <w:rFonts w:ascii="Calibri" w:cs="Calibri" w:eastAsia="Calibri" w:hAnsi="Calibri"/>
+          <w:color w:val="1B1B1A"/>
+          <w:sz w:val="21"/>
+          <w:szCs w:val="21"/>
+        </w:rPr>
+        <w:br/>
+        <w:t xml:space="preserve">Employee comments (optional, employee may complete this themselves):</w:t>
+      </w:r>
+      <w:r>
+        <w:rPr>
+          <w:rFonts w:ascii="Calibri" w:cs="Calibri" w:eastAsia="Calibri" w:hAnsi="Calibri"/>
+          <w:color w:val="1B1B1A"/>
+          <w:sz w:val="21"/>
+          <w:szCs w:val="21"/>
+        </w:rPr>
+        <w:br/>
+        <w:t xml:space="preserve">Manager signature: ____________________  Date: _______</w:t>
+      </w:r>
+      <w:r>
+        <w:rPr>
+          <w:rFonts w:ascii="Calibri" w:cs="Calibri" w:eastAsia="Calibri" w:hAnsi="Calibri"/>
+          <w:color w:val="1B1B1A"/>
+          <w:sz w:val="21"/>
+          <w:szCs w:val="21"/>
+        </w:rPr>
+        <w:br/>
+        <w:t xml:space="preserve">Employee signature: ____________________  Date: _______</w:t>
+      </w:r>
+    </w:p>
+    <w:p>
+      <w:r>
+        <w:br w:type="page"/>
+      </w:r>
+    </w:p>
+    <w:p>
+      <w:pPr>
+        <w:spacing w:after="60" w:before="280"/>
+      </w:pPr>
+      <w:r>
+        <w:rPr>
+          <w:rFonts w:ascii="Calibri" w:cs="Calibri" w:eastAsia="Calibri" w:hAnsi="Calibri"/>
+          <w:b/>
+          <w:bCs/>
+          <w:color w:val="B9791F"/>
+          <w:sz w:val="27"/>
+          <w:szCs w:val="27"/>
+        </w:rPr>
+        <w:t xml:space="preserve">Week 4</w:t>
+      </w:r>
+    </w:p>
+    <w:p>
+      <w:pPr>
+        <w:spacing w:after="120"/>
+      </w:pPr>
+      <w:r>
+        <w:rPr>
+          <w:rFonts w:ascii="Calibri" w:cs="Calibri" w:eastAsia="Calibri" w:hAnsi="Calibri"/>
+          <w:color w:val="1B1B1A"/>
+          <w:sz w:val="21"/>
+          <w:szCs w:val="21"/>
+        </w:rPr>
+        <w:t xml:space="preserve">Week dates: ____________________     Check-in held on: ____________________</w:t>
+      </w:r>
+    </w:p>
+    <w:p>
+      <w:pPr>
+        <w:spacing w:after="60" w:before="200"/>
+      </w:pPr>
+      <w:r>
+        <w:rPr>
+          <w:rFonts w:ascii="Calibri" w:cs="Calibri" w:eastAsia="Calibri" w:hAnsi="Calibri"/>
+          <w:b/>
+          <w:bCs/>
+          <w:color w:val="1B1B1A"/>
+          <w:sz w:val="24"/>
+          <w:szCs w:val="24"/>
+        </w:rPr>
+        <w:t xml:space="preserve">Expectations for this week</w:t>
+      </w:r>
+    </w:p>
+    <w:p>
+      <w:pPr>
+        <w:spacing w:after="120"/>
+      </w:pPr>
+      <w:r>
+        <w:rPr>
+          <w:rFonts w:ascii="Calibri" w:cs="Calibri" w:eastAsia="Calibri" w:hAnsi="Calibri"/>
+          <w:color w:val="1B1B1A"/>
+          <w:sz w:val="21"/>
+          <w:szCs w:val="21"/>
+        </w:rPr>
+        <w:t xml:space="preserve">Restate, in plain language, exactly what needs to happen this week. Be specific enough that there is no room for the employee to say they did not understand.</w:t>
+      </w:r>
+    </w:p>
+    <w:tbl>
+      <w:tblPr>
+        <w:tblW w:type="dxa" w:w="9360"/>
+        <w:tblBorders>
+          <w:top w:val="single" w:color="auto" w:sz="4"/>
+          <w:left w:val="single" w:color="auto" w:sz="4"/>
+          <w:bottom w:val="single" w:color="auto" w:sz="4"/>
+          <w:right w:val="single" w:color="auto" w:sz="4"/>
+          <w:insideH w:val="single" w:color="auto" w:sz="4"/>
+          <w:insideV w:val="single" w:color="auto" w:sz="4"/>
+        </w:tblBorders>
+      </w:tblPr>
+      <w:tblGrid>
+        <w:gridCol w:w="1872"/>
+        <w:gridCol w:w="1872"/>
+        <w:gridCol w:w="1872"/>
+        <w:gridCol w:w="1872"/>
+        <w:gridCol w:w="1872"/>
+      </w:tblGrid>
+      <w:tr>
+        <w:tc>
+          <w:tcPr>
+            <w:tcW w:type="dxa" w:w="1872"/>
+            <w:shd w:fill="F2EFE8" w:val="clear"/>
+            <w:tcMar>
+              <w:top w:type="dxa" w:w="100"/>
+              <w:left w:type="dxa" w:w="120"/>
+              <w:bottom w:type="dxa" w:w="100"/>
+              <w:right w:type="dxa" w:w="120"/>
+            </w:tcMar>
+          </w:tcPr>
+          <w:p>
+            <w:r>
+              <w:rPr>
+                <w:rFonts w:ascii="Calibri" w:cs="Calibri" w:eastAsia="Calibri" w:hAnsi="Calibri"/>
+                <w:b/>
+                <w:bCs/>
+                <w:color w:val="B9791F"/>
+                <w:sz w:val="18"/>
+                <w:szCs w:val="18"/>
+              </w:rPr>
+              <w:t xml:space="preserve">Date</w:t>
+            </w:r>
+          </w:p>
+        </w:tc>
+        <w:tc>
+          <w:tcPr>
+            <w:tcW w:type="dxa" w:w="1872"/>
+            <w:shd w:fill="F2EFE8" w:val="clear"/>
+            <w:tcMar>
+              <w:top w:type="dxa" w:w="100"/>
+              <w:left w:type="dxa" w:w="120"/>
+              <w:bottom w:type="dxa" w:w="100"/>
+              <w:right w:type="dxa" w:w="120"/>
+            </w:tcMar>
+          </w:tcPr>
+          <w:p>
+            <w:r>
+              <w:rPr>
+                <w:rFonts w:ascii="Calibri" w:cs="Calibri" w:eastAsia="Calibri" w:hAnsi="Calibri"/>
+                <w:b/>
+                <w:bCs/>
+                <w:color w:val="B9791F"/>
+                <w:sz w:val="18"/>
+                <w:szCs w:val="18"/>
+              </w:rPr>
+              <w:t xml:space="preserve">Time</w:t>
+            </w:r>
+          </w:p>
+        </w:tc>
+        <w:tc>
+          <w:tcPr>
+            <w:tcW w:type="dxa" w:w="1872"/>
+            <w:shd w:fill="F2EFE8" w:val="clear"/>
+            <w:tcMar>
+              <w:top w:type="dxa" w:w="100"/>
+              <w:left w:type="dxa" w:w="120"/>
+              <w:bottom w:type="dxa" w:w="100"/>
+              <w:right w:type="dxa" w:w="120"/>
+            </w:tcMar>
+          </w:tcPr>
+          <w:p>
+            <w:r>
+              <w:rPr>
+                <w:rFonts w:ascii="Calibri" w:cs="Calibri" w:eastAsia="Calibri" w:hAnsi="Calibri"/>
+                <w:b/>
+                <w:bCs/>
+                <w:color w:val="B9791F"/>
+                <w:sz w:val="18"/>
+                <w:szCs w:val="18"/>
+              </w:rPr>
+              <w:t xml:space="preserve">Observation (factual, specific, no interpretation)</w:t>
+            </w:r>
+          </w:p>
+        </w:tc>
+        <w:tc>
+          <w:tcPr>
+            <w:tcW w:type="dxa" w:w="1872"/>
+            <w:shd w:fill="F2EFE8" w:val="clear"/>
+            <w:tcMar>
+              <w:top w:type="dxa" w:w="100"/>
+              <w:left w:type="dxa" w:w="120"/>
+              <w:bottom w:type="dxa" w:w="100"/>
+              <w:right w:type="dxa" w:w="120"/>
+            </w:tcMar>
+          </w:tcPr>
+          <w:p>
+            <w:r>
+              <w:rPr>
+                <w:rFonts w:ascii="Calibri" w:cs="Calibri" w:eastAsia="Calibri" w:hAnsi="Calibri"/>
+                <w:b/>
+                <w:bCs/>
+                <w:color w:val="B9791F"/>
+                <w:sz w:val="18"/>
+                <w:szCs w:val="18"/>
+              </w:rPr>
+              <w:t xml:space="preserve">Documented by</w:t>
+            </w:r>
+          </w:p>
+        </w:tc>
+        <w:tc>
+          <w:tcPr>
+            <w:tcW w:type="dxa" w:w="1872"/>
+            <w:shd w:fill="F2EFE8" w:val="clear"/>
+            <w:tcMar>
+              <w:top w:type="dxa" w:w="100"/>
+              <w:left w:type="dxa" w:w="120"/>
+              <w:bottom w:type="dxa" w:w="100"/>
+              <w:right w:type="dxa" w:w="120"/>
+            </w:tcMar>
+          </w:tcPr>
+          <w:p>
+            <w:r>
+              <w:rPr>
+                <w:rFonts w:ascii="Calibri" w:cs="Calibri" w:eastAsia="Calibri" w:hAnsi="Calibri"/>
+                <w:b/>
+                <w:bCs/>
+                <w:color w:val="B9791F"/>
+                <w:sz w:val="18"/>
+                <w:szCs w:val="18"/>
+              </w:rPr>
+              <w:t xml:space="preserve">Shared?</w:t>
+            </w:r>
+          </w:p>
+        </w:tc>
+      </w:tr>
+      <w:tr>
+        <w:tc>
+          <w:tcPr>
+            <w:tcW w:type="dxa" w:w="1872"/>
+            <w:tcMar>
+              <w:top w:type="dxa" w:w="100"/>
+              <w:left w:type="dxa" w:w="120"/>
+              <w:bottom w:type="dxa" w:w="100"/>
+              <w:right w:type="dxa" w:w="120"/>
+            </w:tcMar>
+          </w:tcPr>
+          <w:p>
+            <w:r>
+              <w:rPr>
+                <w:rFonts w:ascii="Calibri" w:cs="Calibri" w:eastAsia="Calibri" w:hAnsi="Calibri"/>
+                <w:b w:val="false"/>
+                <w:bCs w:val="false"/>
+                <w:color w:val="1B1B1A"/>
+                <w:sz w:val="20"/>
+                <w:szCs w:val="20"/>
+              </w:rPr>
+              <w:t xml:space="preserve"/>
+            </w:r>
+          </w:p>
+        </w:tc>
+        <w:tc>
+          <w:tcPr>
+            <w:tcW w:type="dxa" w:w="1872"/>
+            <w:tcMar>
+              <w:top w:type="dxa" w:w="100"/>
+              <w:left w:type="dxa" w:w="120"/>
+              <w:bottom w:type="dxa" w:w="100"/>
+              <w:right w:type="dxa" w:w="120"/>
+            </w:tcMar>
+          </w:tcPr>
+          <w:p>
+            <w:r>
+              <w:rPr>
+                <w:rFonts w:ascii="Calibri" w:cs="Calibri" w:eastAsia="Calibri" w:hAnsi="Calibri"/>
+                <w:b w:val="false"/>
+                <w:bCs w:val="false"/>
+                <w:color w:val="1B1B1A"/>
+                <w:sz w:val="20"/>
+                <w:szCs w:val="20"/>
+              </w:rPr>
+              <w:t xml:space="preserve"/>
+            </w:r>
+          </w:p>
+        </w:tc>
+        <w:tc>
+          <w:tcPr>
+            <w:tcW w:type="dxa" w:w="1872"/>
+            <w:tcMar>
+              <w:top w:type="dxa" w:w="100"/>
+              <w:left w:type="dxa" w:w="120"/>
+              <w:bottom w:type="dxa" w:w="100"/>
+              <w:right w:type="dxa" w:w="120"/>
+            </w:tcMar>
+          </w:tcPr>
+          <w:p>
+            <w:r>
+              <w:rPr>
+                <w:rFonts w:ascii="Calibri" w:cs="Calibri" w:eastAsia="Calibri" w:hAnsi="Calibri"/>
+                <w:b w:val="false"/>
+                <w:bCs w:val="false"/>
+                <w:color w:val="1B1B1A"/>
+                <w:sz w:val="20"/>
+                <w:szCs w:val="20"/>
+              </w:rPr>
+              <w:t xml:space="preserve"/>
+            </w:r>
+          </w:p>
+        </w:tc>
+        <w:tc>
+          <w:tcPr>
+            <w:tcW w:type="dxa" w:w="1872"/>
+            <w:tcMar>
+              <w:top w:type="dxa" w:w="100"/>
+              <w:left w:type="dxa" w:w="120"/>
+              <w:bottom w:type="dxa" w:w="100"/>
+              <w:right w:type="dxa" w:w="120"/>
+            </w:tcMar>
+          </w:tcPr>
+          <w:p>
+            <w:r>
+              <w:rPr>
+                <w:rFonts w:ascii="Calibri" w:cs="Calibri" w:eastAsia="Calibri" w:hAnsi="Calibri"/>
+                <w:b w:val="false"/>
+                <w:bCs w:val="false"/>
+                <w:color w:val="1B1B1A"/>
+                <w:sz w:val="20"/>
+                <w:szCs w:val="20"/>
+              </w:rPr>
+              <w:t xml:space="preserve"/>
+            </w:r>
+          </w:p>
+        </w:tc>
+        <w:tc>
+          <w:tcPr>
+            <w:tcW w:type="dxa" w:w="1872"/>
+            <w:tcMar>
+              <w:top w:type="dxa" w:w="100"/>
+              <w:left w:type="dxa" w:w="120"/>
+              <w:bottom w:type="dxa" w:w="100"/>
+              <w:right w:type="dxa" w:w="120"/>
+            </w:tcMar>
+          </w:tcPr>
+          <w:p>
+            <w:r>
+              <w:rPr>
+                <w:rFonts w:ascii="Calibri" w:cs="Calibri" w:eastAsia="Calibri" w:hAnsi="Calibri"/>
+                <w:b w:val="false"/>
+                <w:bCs w:val="false"/>
+                <w:color w:val="1B1B1A"/>
+                <w:sz w:val="20"/>
+                <w:szCs w:val="20"/>
+              </w:rPr>
+              <w:t xml:space="preserve"/>
+            </w:r>
+          </w:p>
+        </w:tc>
+      </w:tr>
+      <w:tr>
+        <w:tc>
+          <w:tcPr>
+            <w:tcW w:type="dxa" w:w="1872"/>
+            <w:tcMar>
+              <w:top w:type="dxa" w:w="100"/>
+              <w:left w:type="dxa" w:w="120"/>
+              <w:bottom w:type="dxa" w:w="100"/>
+              <w:right w:type="dxa" w:w="120"/>
+            </w:tcMar>
+          </w:tcPr>
+          <w:p>
+            <w:r>
+              <w:rPr>
+                <w:rFonts w:ascii="Calibri" w:cs="Calibri" w:eastAsia="Calibri" w:hAnsi="Calibri"/>
+                <w:b w:val="false"/>
+                <w:bCs w:val="false"/>
+                <w:color w:val="1B1B1A"/>
+                <w:sz w:val="20"/>
+                <w:szCs w:val="20"/>
+              </w:rPr>
+              <w:t xml:space="preserve"/>
+            </w:r>
+          </w:p>
+        </w:tc>
+        <w:tc>
+          <w:tcPr>
+            <w:tcW w:type="dxa" w:w="1872"/>
+            <w:tcMar>
+              <w:top w:type="dxa" w:w="100"/>
+              <w:left w:type="dxa" w:w="120"/>
+              <w:bottom w:type="dxa" w:w="100"/>
+              <w:right w:type="dxa" w:w="120"/>
+            </w:tcMar>
+          </w:tcPr>
+          <w:p>
+            <w:r>
+              <w:rPr>
+                <w:rFonts w:ascii="Calibri" w:cs="Calibri" w:eastAsia="Calibri" w:hAnsi="Calibri"/>
+                <w:b w:val="false"/>
+                <w:bCs w:val="false"/>
+                <w:color w:val="1B1B1A"/>
+                <w:sz w:val="20"/>
+                <w:szCs w:val="20"/>
+              </w:rPr>
+              <w:t xml:space="preserve"/>
+            </w:r>
+          </w:p>
+        </w:tc>
+        <w:tc>
+          <w:tcPr>
+            <w:tcW w:type="dxa" w:w="1872"/>
+            <w:tcMar>
+              <w:top w:type="dxa" w:w="100"/>
+              <w:left w:type="dxa" w:w="120"/>
+              <w:bottom w:type="dxa" w:w="100"/>
+              <w:right w:type="dxa" w:w="120"/>
+            </w:tcMar>
+          </w:tcPr>
+          <w:p>
+            <w:r>
+              <w:rPr>
+                <w:rFonts w:ascii="Calibri" w:cs="Calibri" w:eastAsia="Calibri" w:hAnsi="Calibri"/>
+                <w:b w:val="false"/>
+                <w:bCs w:val="false"/>
+                <w:color w:val="1B1B1A"/>
+                <w:sz w:val="20"/>
+                <w:szCs w:val="20"/>
+              </w:rPr>
+              <w:t xml:space="preserve"/>
+            </w:r>
+          </w:p>
+        </w:tc>
+        <w:tc>
+          <w:tcPr>
+            <w:tcW w:type="dxa" w:w="1872"/>
+            <w:tcMar>
+              <w:top w:type="dxa" w:w="100"/>
+              <w:left w:type="dxa" w:w="120"/>
+              <w:bottom w:type="dxa" w:w="100"/>
+              <w:right w:type="dxa" w:w="120"/>
+            </w:tcMar>
+          </w:tcPr>
+          <w:p>
+            <w:r>
+              <w:rPr>
+                <w:rFonts w:ascii="Calibri" w:cs="Calibri" w:eastAsia="Calibri" w:hAnsi="Calibri"/>
+                <w:b w:val="false"/>
+                <w:bCs w:val="false"/>
+                <w:color w:val="1B1B1A"/>
+                <w:sz w:val="20"/>
+                <w:szCs w:val="20"/>
+              </w:rPr>
+              <w:t xml:space="preserve"/>
+            </w:r>
+          </w:p>
+        </w:tc>
+        <w:tc>
+          <w:tcPr>
+            <w:tcW w:type="dxa" w:w="1872"/>
+            <w:tcMar>
+              <w:top w:type="dxa" w:w="100"/>
+              <w:left w:type="dxa" w:w="120"/>
+              <w:bottom w:type="dxa" w:w="100"/>
+              <w:right w:type="dxa" w:w="120"/>
+            </w:tcMar>
+          </w:tcPr>
+          <w:p>
+            <w:r>
+              <w:rPr>
+                <w:rFonts w:ascii="Calibri" w:cs="Calibri" w:eastAsia="Calibri" w:hAnsi="Calibri"/>
+                <w:b w:val="false"/>
+                <w:bCs w:val="false"/>
+                <w:color w:val="1B1B1A"/>
+                <w:sz w:val="20"/>
+                <w:szCs w:val="20"/>
+              </w:rPr>
+              <w:t xml:space="preserve"/>
+            </w:r>
+          </w:p>
+        </w:tc>
+      </w:tr>
+      <w:tr>
+        <w:tc>
+          <w:tcPr>
+            <w:tcW w:type="dxa" w:w="1872"/>
+            <w:tcMar>
+              <w:top w:type="dxa" w:w="100"/>
+              <w:left w:type="dxa" w:w="120"/>
+              <w:bottom w:type="dxa" w:w="100"/>
+              <w:right w:type="dxa" w:w="120"/>
+            </w:tcMar>
+          </w:tcPr>
+          <w:p>
+            <w:r>
+              <w:rPr>
+                <w:rFonts w:ascii="Calibri" w:cs="Calibri" w:eastAsia="Calibri" w:hAnsi="Calibri"/>
+                <w:b w:val="false"/>
+                <w:bCs w:val="false"/>
+                <w:color w:val="1B1B1A"/>
+                <w:sz w:val="20"/>
+                <w:szCs w:val="20"/>
+              </w:rPr>
+              <w:t xml:space="preserve"/>
+            </w:r>
+          </w:p>
+        </w:tc>
+        <w:tc>
+          <w:tcPr>
+            <w:tcW w:type="dxa" w:w="1872"/>
+            <w:tcMar>
+              <w:top w:type="dxa" w:w="100"/>
+              <w:left w:type="dxa" w:w="120"/>
+              <w:bottom w:type="dxa" w:w="100"/>
+              <w:right w:type="dxa" w:w="120"/>
+            </w:tcMar>
+          </w:tcPr>
+          <w:p>
+            <w:r>
+              <w:rPr>
+                <w:rFonts w:ascii="Calibri" w:cs="Calibri" w:eastAsia="Calibri" w:hAnsi="Calibri"/>
+                <w:b w:val="false"/>
+                <w:bCs w:val="false"/>
+                <w:color w:val="1B1B1A"/>
+                <w:sz w:val="20"/>
+                <w:szCs w:val="20"/>
+              </w:rPr>
+              <w:t xml:space="preserve"/>
+            </w:r>
+          </w:p>
+        </w:tc>
+        <w:tc>
+          <w:tcPr>
+            <w:tcW w:type="dxa" w:w="1872"/>
+            <w:tcMar>
+              <w:top w:type="dxa" w:w="100"/>
+              <w:left w:type="dxa" w:w="120"/>
+              <w:bottom w:type="dxa" w:w="100"/>
+              <w:right w:type="dxa" w:w="120"/>
+            </w:tcMar>
+          </w:tcPr>
+          <w:p>
+            <w:r>
+              <w:rPr>
+                <w:rFonts w:ascii="Calibri" w:cs="Calibri" w:eastAsia="Calibri" w:hAnsi="Calibri"/>
+                <w:b w:val="false"/>
+                <w:bCs w:val="false"/>
+                <w:color w:val="1B1B1A"/>
+                <w:sz w:val="20"/>
+                <w:szCs w:val="20"/>
+              </w:rPr>
+              <w:t xml:space="preserve"/>
+            </w:r>
+          </w:p>
+        </w:tc>
+        <w:tc>
+          <w:tcPr>
+            <w:tcW w:type="dxa" w:w="1872"/>
+            <w:tcMar>
+              <w:top w:type="dxa" w:w="100"/>
+              <w:left w:type="dxa" w:w="120"/>
+              <w:bottom w:type="dxa" w:w="100"/>
+              <w:right w:type="dxa" w:w="120"/>
+            </w:tcMar>
+          </w:tcPr>
+          <w:p>
+            <w:r>
+              <w:rPr>
+                <w:rFonts w:ascii="Calibri" w:cs="Calibri" w:eastAsia="Calibri" w:hAnsi="Calibri"/>
+                <w:b w:val="false"/>
+                <w:bCs w:val="false"/>
+                <w:color w:val="1B1B1A"/>
+                <w:sz w:val="20"/>
+                <w:szCs w:val="20"/>
+              </w:rPr>
+              <w:t xml:space="preserve"/>
+            </w:r>
+          </w:p>
+        </w:tc>
+        <w:tc>
+          <w:tcPr>
+            <w:tcW w:type="dxa" w:w="1872"/>
+            <w:tcMar>
+              <w:top w:type="dxa" w:w="100"/>
+              <w:left w:type="dxa" w:w="120"/>
+              <w:bottom w:type="dxa" w:w="100"/>
+              <w:right w:type="dxa" w:w="120"/>
+            </w:tcMar>
+          </w:tcPr>
+          <w:p>
+            <w:r>
+              <w:rPr>
+                <w:rFonts w:ascii="Calibri" w:cs="Calibri" w:eastAsia="Calibri" w:hAnsi="Calibri"/>
+                <w:b w:val="false"/>
+                <w:bCs w:val="false"/>
+                <w:color w:val="1B1B1A"/>
+                <w:sz w:val="20"/>
+                <w:szCs w:val="20"/>
+              </w:rPr>
+              <w:t xml:space="preserve"/>
+            </w:r>
+          </w:p>
+        </w:tc>
+      </w:tr>
+      <w:tr>
+        <w:tc>
+          <w:tcPr>
+            <w:tcW w:type="dxa" w:w="1872"/>
+            <w:tcMar>
+              <w:top w:type="dxa" w:w="100"/>
+              <w:left w:type="dxa" w:w="120"/>
+              <w:bottom w:type="dxa" w:w="100"/>
+              <w:right w:type="dxa" w:w="120"/>
+            </w:tcMar>
+          </w:tcPr>
+          <w:p>
+            <w:r>
+              <w:rPr>
+                <w:rFonts w:ascii="Calibri" w:cs="Calibri" w:eastAsia="Calibri" w:hAnsi="Calibri"/>
+                <w:b w:val="false"/>
+                <w:bCs w:val="false"/>
+                <w:color w:val="1B1B1A"/>
+                <w:sz w:val="20"/>
+                <w:szCs w:val="20"/>
+              </w:rPr>
+              <w:t xml:space="preserve"/>
+            </w:r>
+          </w:p>
+        </w:tc>
+        <w:tc>
+          <w:tcPr>
+            <w:tcW w:type="dxa" w:w="1872"/>
+            <w:tcMar>
+              <w:top w:type="dxa" w:w="100"/>
+              <w:left w:type="dxa" w:w="120"/>
+              <w:bottom w:type="dxa" w:w="100"/>
+              <w:right w:type="dxa" w:w="120"/>
+            </w:tcMar>
+          </w:tcPr>
+          <w:p>
+            <w:r>
+              <w:rPr>
+                <w:rFonts w:ascii="Calibri" w:cs="Calibri" w:eastAsia="Calibri" w:hAnsi="Calibri"/>
+                <w:b w:val="false"/>
+                <w:bCs w:val="false"/>
+                <w:color w:val="1B1B1A"/>
+                <w:sz w:val="20"/>
+                <w:szCs w:val="20"/>
+              </w:rPr>
+              <w:t xml:space="preserve"/>
+            </w:r>
+          </w:p>
+        </w:tc>
+        <w:tc>
+          <w:tcPr>
+            <w:tcW w:type="dxa" w:w="1872"/>
+            <w:tcMar>
+              <w:top w:type="dxa" w:w="100"/>
+              <w:left w:type="dxa" w:w="120"/>
+              <w:bottom w:type="dxa" w:w="100"/>
+              <w:right w:type="dxa" w:w="120"/>
+            </w:tcMar>
+          </w:tcPr>
+          <w:p>
+            <w:r>
+              <w:rPr>
+                <w:rFonts w:ascii="Calibri" w:cs="Calibri" w:eastAsia="Calibri" w:hAnsi="Calibri"/>
+                <w:b w:val="false"/>
+                <w:bCs w:val="false"/>
+                <w:color w:val="1B1B1A"/>
+                <w:sz w:val="20"/>
+                <w:szCs w:val="20"/>
+              </w:rPr>
+              <w:t xml:space="preserve"/>
+            </w:r>
+          </w:p>
+        </w:tc>
+        <w:tc>
+          <w:tcPr>
+            <w:tcW w:type="dxa" w:w="1872"/>
+            <w:tcMar>
+              <w:top w:type="dxa" w:w="100"/>
+              <w:left w:type="dxa" w:w="120"/>
+              <w:bottom w:type="dxa" w:w="100"/>
+              <w:right w:type="dxa" w:w="120"/>
+            </w:tcMar>
+          </w:tcPr>
+          <w:p>
+            <w:r>
+              <w:rPr>
+                <w:rFonts w:ascii="Calibri" w:cs="Calibri" w:eastAsia="Calibri" w:hAnsi="Calibri"/>
+                <w:b w:val="false"/>
+                <w:bCs w:val="false"/>
+                <w:color w:val="1B1B1A"/>
+                <w:sz w:val="20"/>
+                <w:szCs w:val="20"/>
+              </w:rPr>
+              <w:t xml:space="preserve"/>
+            </w:r>
+          </w:p>
+        </w:tc>
+        <w:tc>
+          <w:tcPr>
+            <w:tcW w:type="dxa" w:w="1872"/>
+            <w:tcMar>
+              <w:top w:type="dxa" w:w="100"/>
+              <w:left w:type="dxa" w:w="120"/>
+              <w:bottom w:type="dxa" w:w="100"/>
+              <w:right w:type="dxa" w:w="120"/>
+            </w:tcMar>
+          </w:tcPr>
+          <w:p>
+            <w:r>
+              <w:rPr>
+                <w:rFonts w:ascii="Calibri" w:cs="Calibri" w:eastAsia="Calibri" w:hAnsi="Calibri"/>
+                <w:b w:val="false"/>
+                <w:bCs w:val="false"/>
+                <w:color w:val="1B1B1A"/>
+                <w:sz w:val="20"/>
+                <w:szCs w:val="20"/>
+              </w:rPr>
+              <w:t xml:space="preserve"/>
+            </w:r>
+          </w:p>
+        </w:tc>
+      </w:tr>
+    </w:tbl>
+    <w:p>
+      <w:pPr>
+        <w:spacing w:after="160"/>
+      </w:pPr>
+    </w:p>
+    <w:p>
+      <w:pPr>
+        <w:spacing w:after="60" w:before="200"/>
+      </w:pPr>
+      <w:r>
+        <w:rPr>
+          <w:rFonts w:ascii="Calibri" w:cs="Calibri" w:eastAsia="Calibri" w:hAnsi="Calibri"/>
+          <w:b/>
+          <w:bCs/>
+          <w:color w:val="1B1B1A"/>
+          <w:sz w:val="24"/>
+          <w:szCs w:val="24"/>
+        </w:rPr>
+        <w:t xml:space="preserve">Feedback conversations this week</w:t>
+      </w:r>
+    </w:p>
+    <w:p>
+      <w:pPr>
+        <w:spacing w:after="120"/>
+      </w:pPr>
+      <w:r>
+        <w:rPr>
+          <w:rFonts w:ascii="Calibri" w:cs="Calibri" w:eastAsia="Calibri" w:hAnsi="Calibri"/>
+          <w:color w:val="1B1B1A"/>
+          <w:sz w:val="21"/>
+          <w:szCs w:val="21"/>
+        </w:rPr>
+        <w:t xml:space="preserve">Every time feedback is given, in the hallway, on Slack, in a meeting, it goes here. Undocumented feedback is, for these purposes, feedback that was never given.</w:t>
+      </w:r>
+    </w:p>
+    <w:tbl>
+      <w:tblPr>
+        <w:tblW w:type="dxa" w:w="9360"/>
+        <w:tblBorders>
+          <w:top w:val="single" w:color="auto" w:sz="4"/>
+          <w:left w:val="single" w:color="auto" w:sz="4"/>
+          <w:bottom w:val="single" w:color="auto" w:sz="4"/>
+          <w:right w:val="single" w:color="auto" w:sz="4"/>
+          <w:insideH w:val="single" w:color="auto" w:sz="4"/>
+          <w:insideV w:val="single" w:color="auto" w:sz="4"/>
+        </w:tblBorders>
+      </w:tblPr>
+      <w:tblGrid>
+        <w:gridCol w:w="2340"/>
+        <w:gridCol w:w="2340"/>
+        <w:gridCol w:w="2340"/>
+        <w:gridCol w:w="2340"/>
+      </w:tblGrid>
+      <w:tr>
+        <w:tc>
+          <w:tcPr>
+            <w:tcW w:type="dxa" w:w="2340"/>
+            <w:shd w:fill="F2EFE8" w:val="clear"/>
+            <w:tcMar>
+              <w:top w:type="dxa" w:w="100"/>
+              <w:left w:type="dxa" w:w="120"/>
+              <w:bottom w:type="dxa" w:w="100"/>
+              <w:right w:type="dxa" w:w="120"/>
+            </w:tcMar>
+          </w:tcPr>
+          <w:p>
+            <w:r>
+              <w:rPr>
+                <w:rFonts w:ascii="Calibri" w:cs="Calibri" w:eastAsia="Calibri" w:hAnsi="Calibri"/>
+                <w:b/>
+                <w:bCs/>
+                <w:color w:val="B9791F"/>
+                <w:sz w:val="18"/>
+                <w:szCs w:val="18"/>
+              </w:rPr>
+              <w:t xml:space="preserve">Date</w:t>
+            </w:r>
+          </w:p>
+        </w:tc>
+        <w:tc>
+          <w:tcPr>
+            <w:tcW w:type="dxa" w:w="2340"/>
+            <w:shd w:fill="F2EFE8" w:val="clear"/>
+            <w:tcMar>
+              <w:top w:type="dxa" w:w="100"/>
+              <w:left w:type="dxa" w:w="120"/>
+              <w:bottom w:type="dxa" w:w="100"/>
+              <w:right w:type="dxa" w:w="120"/>
+            </w:tcMar>
+          </w:tcPr>
+          <w:p>
+            <w:r>
+              <w:rPr>
+                <w:rFonts w:ascii="Calibri" w:cs="Calibri" w:eastAsia="Calibri" w:hAnsi="Calibri"/>
+                <w:b/>
+                <w:bCs/>
+                <w:color w:val="B9791F"/>
+                <w:sz w:val="18"/>
+                <w:szCs w:val="18"/>
+              </w:rPr>
+              <w:t xml:space="preserve">Given by</w:t>
+            </w:r>
+          </w:p>
+        </w:tc>
+        <w:tc>
+          <w:tcPr>
+            <w:tcW w:type="dxa" w:w="2340"/>
+            <w:shd w:fill="F2EFE8" w:val="clear"/>
+            <w:tcMar>
+              <w:top w:type="dxa" w:w="100"/>
+              <w:left w:type="dxa" w:w="120"/>
+              <w:bottom w:type="dxa" w:w="100"/>
+              <w:right w:type="dxa" w:w="120"/>
+            </w:tcMar>
+          </w:tcPr>
+          <w:p>
+            <w:r>
+              <w:rPr>
+                <w:rFonts w:ascii="Calibri" w:cs="Calibri" w:eastAsia="Calibri" w:hAnsi="Calibri"/>
+                <w:b/>
+                <w:bCs/>
+                <w:color w:val="B9791F"/>
+                <w:sz w:val="18"/>
+                <w:szCs w:val="18"/>
+              </w:rPr>
+              <w:t xml:space="preserve">What was communicated</w:t>
+            </w:r>
+          </w:p>
+        </w:tc>
+        <w:tc>
+          <w:tcPr>
+            <w:tcW w:type="dxa" w:w="2340"/>
+            <w:shd w:fill="F2EFE8" w:val="clear"/>
+            <w:tcMar>
+              <w:top w:type="dxa" w:w="100"/>
+              <w:left w:type="dxa" w:w="120"/>
+              <w:bottom w:type="dxa" w:w="100"/>
+              <w:right w:type="dxa" w:w="120"/>
+            </w:tcMar>
+          </w:tcPr>
+          <w:p>
+            <w:r>
+              <w:rPr>
+                <w:rFonts w:ascii="Calibri" w:cs="Calibri" w:eastAsia="Calibri" w:hAnsi="Calibri"/>
+                <w:b/>
+                <w:bCs/>
+                <w:color w:val="B9791F"/>
+                <w:sz w:val="18"/>
+                <w:szCs w:val="18"/>
+              </w:rPr>
+              <w:t xml:space="preserve">Employee's response</w:t>
+            </w:r>
+          </w:p>
+        </w:tc>
+      </w:tr>
+      <w:tr>
+        <w:tc>
+          <w:tcPr>
+            <w:tcW w:type="dxa" w:w="2340"/>
+            <w:tcMar>
+              <w:top w:type="dxa" w:w="100"/>
+              <w:left w:type="dxa" w:w="120"/>
+              <w:bottom w:type="dxa" w:w="100"/>
+              <w:right w:type="dxa" w:w="120"/>
+            </w:tcMar>
+          </w:tcPr>
+          <w:p>
+            <w:r>
+              <w:rPr>
+                <w:rFonts w:ascii="Calibri" w:cs="Calibri" w:eastAsia="Calibri" w:hAnsi="Calibri"/>
+                <w:b w:val="false"/>
+                <w:bCs w:val="false"/>
+                <w:color w:val="1B1B1A"/>
+                <w:sz w:val="20"/>
+                <w:szCs w:val="20"/>
+              </w:rPr>
+              <w:t xml:space="preserve"/>
+            </w:r>
+          </w:p>
+        </w:tc>
+        <w:tc>
+          <w:tcPr>
+            <w:tcW w:type="dxa" w:w="2340"/>
+            <w:tcMar>
+              <w:top w:type="dxa" w:w="100"/>
+              <w:left w:type="dxa" w:w="120"/>
+              <w:bottom w:type="dxa" w:w="100"/>
+              <w:right w:type="dxa" w:w="120"/>
+            </w:tcMar>
+          </w:tcPr>
+          <w:p>
+            <w:r>
+              <w:rPr>
+                <w:rFonts w:ascii="Calibri" w:cs="Calibri" w:eastAsia="Calibri" w:hAnsi="Calibri"/>
+                <w:b w:val="false"/>
+                <w:bCs w:val="false"/>
+                <w:color w:val="1B1B1A"/>
+                <w:sz w:val="20"/>
+                <w:szCs w:val="20"/>
+              </w:rPr>
+              <w:t xml:space="preserve"/>
+            </w:r>
+          </w:p>
+        </w:tc>
+        <w:tc>
+          <w:tcPr>
+            <w:tcW w:type="dxa" w:w="2340"/>
+            <w:tcMar>
+              <w:top w:type="dxa" w:w="100"/>
+              <w:left w:type="dxa" w:w="120"/>
+              <w:bottom w:type="dxa" w:w="100"/>
+              <w:right w:type="dxa" w:w="120"/>
+            </w:tcMar>
+          </w:tcPr>
+          <w:p>
+            <w:r>
+              <w:rPr>
+                <w:rFonts w:ascii="Calibri" w:cs="Calibri" w:eastAsia="Calibri" w:hAnsi="Calibri"/>
+                <w:b w:val="false"/>
+                <w:bCs w:val="false"/>
+                <w:color w:val="1B1B1A"/>
+                <w:sz w:val="20"/>
+                <w:szCs w:val="20"/>
+              </w:rPr>
+              <w:t xml:space="preserve"/>
+            </w:r>
+          </w:p>
+        </w:tc>
+        <w:tc>
+          <w:tcPr>
+            <w:tcW w:type="dxa" w:w="2340"/>
+            <w:tcMar>
+              <w:top w:type="dxa" w:w="100"/>
+              <w:left w:type="dxa" w:w="120"/>
+              <w:bottom w:type="dxa" w:w="100"/>
+              <w:right w:type="dxa" w:w="120"/>
+            </w:tcMar>
+          </w:tcPr>
+          <w:p>
+            <w:r>
+              <w:rPr>
+                <w:rFonts w:ascii="Calibri" w:cs="Calibri" w:eastAsia="Calibri" w:hAnsi="Calibri"/>
+                <w:b w:val="false"/>
+                <w:bCs w:val="false"/>
+                <w:color w:val="1B1B1A"/>
+                <w:sz w:val="20"/>
+                <w:szCs w:val="20"/>
+              </w:rPr>
+              <w:t xml:space="preserve"/>
+            </w:r>
+          </w:p>
+        </w:tc>
+      </w:tr>
+      <w:tr>
+        <w:tc>
+          <w:tcPr>
+            <w:tcW w:type="dxa" w:w="2340"/>
+            <w:tcMar>
+              <w:top w:type="dxa" w:w="100"/>
+              <w:left w:type="dxa" w:w="120"/>
+              <w:bottom w:type="dxa" w:w="100"/>
+              <w:right w:type="dxa" w:w="120"/>
+            </w:tcMar>
+          </w:tcPr>
+          <w:p>
+            <w:r>
+              <w:rPr>
+                <w:rFonts w:ascii="Calibri" w:cs="Calibri" w:eastAsia="Calibri" w:hAnsi="Calibri"/>
+                <w:b w:val="false"/>
+                <w:bCs w:val="false"/>
+                <w:color w:val="1B1B1A"/>
+                <w:sz w:val="20"/>
+                <w:szCs w:val="20"/>
+              </w:rPr>
+              <w:t xml:space="preserve"/>
+            </w:r>
+          </w:p>
+        </w:tc>
+        <w:tc>
+          <w:tcPr>
+            <w:tcW w:type="dxa" w:w="2340"/>
+            <w:tcMar>
+              <w:top w:type="dxa" w:w="100"/>
+              <w:left w:type="dxa" w:w="120"/>
+              <w:bottom w:type="dxa" w:w="100"/>
+              <w:right w:type="dxa" w:w="120"/>
+            </w:tcMar>
+          </w:tcPr>
+          <w:p>
+            <w:r>
+              <w:rPr>
+                <w:rFonts w:ascii="Calibri" w:cs="Calibri" w:eastAsia="Calibri" w:hAnsi="Calibri"/>
+                <w:b w:val="false"/>
+                <w:bCs w:val="false"/>
+                <w:color w:val="1B1B1A"/>
+                <w:sz w:val="20"/>
+                <w:szCs w:val="20"/>
+              </w:rPr>
+              <w:t xml:space="preserve"/>
+            </w:r>
+          </w:p>
+        </w:tc>
+        <w:tc>
+          <w:tcPr>
+            <w:tcW w:type="dxa" w:w="2340"/>
+            <w:tcMar>
+              <w:top w:type="dxa" w:w="100"/>
+              <w:left w:type="dxa" w:w="120"/>
+              <w:bottom w:type="dxa" w:w="100"/>
+              <w:right w:type="dxa" w:w="120"/>
+            </w:tcMar>
+          </w:tcPr>
+          <w:p>
+            <w:r>
+              <w:rPr>
+                <w:rFonts w:ascii="Calibri" w:cs="Calibri" w:eastAsia="Calibri" w:hAnsi="Calibri"/>
+                <w:b w:val="false"/>
+                <w:bCs w:val="false"/>
+                <w:color w:val="1B1B1A"/>
+                <w:sz w:val="20"/>
+                <w:szCs w:val="20"/>
+              </w:rPr>
+              <w:t xml:space="preserve"/>
+            </w:r>
+          </w:p>
+        </w:tc>
+        <w:tc>
+          <w:tcPr>
+            <w:tcW w:type="dxa" w:w="2340"/>
+            <w:tcMar>
+              <w:top w:type="dxa" w:w="100"/>
+              <w:left w:type="dxa" w:w="120"/>
+              <w:bottom w:type="dxa" w:w="100"/>
+              <w:right w:type="dxa" w:w="120"/>
+            </w:tcMar>
+          </w:tcPr>
+          <w:p>
+            <w:r>
+              <w:rPr>
+                <w:rFonts w:ascii="Calibri" w:cs="Calibri" w:eastAsia="Calibri" w:hAnsi="Calibri"/>
+                <w:b w:val="false"/>
+                <w:bCs w:val="false"/>
+                <w:color w:val="1B1B1A"/>
+                <w:sz w:val="20"/>
+                <w:szCs w:val="20"/>
+              </w:rPr>
+              <w:t xml:space="preserve"/>
+            </w:r>
+          </w:p>
+        </w:tc>
+      </w:tr>
+    </w:tbl>
+    <w:p>
+      <w:pPr>
+        <w:spacing w:after="160"/>
+      </w:pPr>
+    </w:p>
+    <w:p>
+      <w:pPr>
+        <w:spacing w:after="60" w:before="200"/>
+      </w:pPr>
+      <w:r>
+        <w:rPr>
+          <w:rFonts w:ascii="Calibri" w:cs="Calibri" w:eastAsia="Calibri" w:hAnsi="Calibri"/>
+          <w:b/>
+          <w:bCs/>
+          <w:color w:val="1B1B1A"/>
+          <w:sz w:val="24"/>
+          <w:szCs w:val="24"/>
+        </w:rPr>
+        <w:t xml:space="preserve">End of week assessment</w:t>
+      </w:r>
+    </w:p>
+    <w:p>
+      <w:pPr>
+        <w:spacing w:after="120"/>
+      </w:pPr>
+      <w:r>
+        <w:rPr>
+          <w:rFonts w:ascii="Calibri" w:cs="Calibri" w:eastAsia="Calibri" w:hAnsi="Calibri"/>
+          <w:color w:val="1B1B1A"/>
+          <w:sz w:val="21"/>
+          <w:szCs w:val="21"/>
+        </w:rPr>
+        <w:t xml:space="preserve">Status for this week:  ☐ Expectations met   ☐ Partially met   ☐ Not met</w:t>
+      </w:r>
+      <w:r>
+        <w:rPr>
+          <w:rFonts w:ascii="Calibri" w:cs="Calibri" w:eastAsia="Calibri" w:hAnsi="Calibri"/>
+          <w:color w:val="1B1B1A"/>
+          <w:sz w:val="21"/>
+          <w:szCs w:val="21"/>
+        </w:rPr>
+        <w:br/>
+        <w:t xml:space="preserve">Manager narrative summary:</w:t>
+      </w:r>
+      <w:r>
+        <w:rPr>
+          <w:rFonts w:ascii="Calibri" w:cs="Calibri" w:eastAsia="Calibri" w:hAnsi="Calibri"/>
+          <w:color w:val="1B1B1A"/>
+          <w:sz w:val="21"/>
+          <w:szCs w:val="21"/>
+        </w:rPr>
+        <w:br/>
+        <w:t xml:space="preserve">Employee comments (optional, employee may complete this themselves):</w:t>
+      </w:r>
+      <w:r>
+        <w:rPr>
+          <w:rFonts w:ascii="Calibri" w:cs="Calibri" w:eastAsia="Calibri" w:hAnsi="Calibri"/>
+          <w:color w:val="1B1B1A"/>
+          <w:sz w:val="21"/>
+          <w:szCs w:val="21"/>
+        </w:rPr>
+        <w:br/>
+        <w:t xml:space="preserve">Manager signature: ____________________  Date: _______</w:t>
+      </w:r>
+      <w:r>
+        <w:rPr>
+          <w:rFonts w:ascii="Calibri" w:cs="Calibri" w:eastAsia="Calibri" w:hAnsi="Calibri"/>
+          <w:color w:val="1B1B1A"/>
+          <w:sz w:val="21"/>
+          <w:szCs w:val="21"/>
+        </w:rPr>
+        <w:br/>
+        <w:t xml:space="preserve">Employee signature: ____________________  Date: _______</w:t>
+      </w:r>
+    </w:p>
+    <w:p>
+      <w:pPr>
+        <w:spacing w:after="60" w:before="200"/>
+      </w:pPr>
+      <w:r>
+        <w:rPr>
+          <w:rFonts w:ascii="Calibri" w:cs="Calibri" w:eastAsia="Calibri" w:hAnsi="Calibri"/>
+          <w:b/>
+          <w:bCs/>
+          <w:color w:val="1B1B1A"/>
+          <w:sz w:val="24"/>
+          <w:szCs w:val="24"/>
+        </w:rPr>
+        <w:t xml:space="preserve">Final outcome</w:t>
+      </w:r>
+    </w:p>
+    <w:p>
+      <w:pPr>
+        <w:spacing w:after="120"/>
+      </w:pPr>
+      <w:r>
+        <w:rPr>
+          <w:rFonts w:ascii="Calibri" w:cs="Calibri" w:eastAsia="Calibri" w:hAnsi="Calibri"/>
+          <w:color w:val="1B1B1A"/>
+          <w:sz w:val="21"/>
+          <w:szCs w:val="21"/>
+        </w:rPr>
+        <w:t xml:space="preserve">Outcome:  ☐ Plan successfully completed   ☐ Plan extended   ☐ Employment ended</w:t>
+      </w:r>
+      <w:r>
+        <w:rPr>
+          <w:rFonts w:ascii="Calibri" w:cs="Calibri" w:eastAsia="Calibri" w:hAnsi="Calibri"/>
+          <w:color w:val="1B1B1A"/>
+          <w:sz w:val="21"/>
+          <w:szCs w:val="21"/>
+        </w:rPr>
+        <w:br/>
+        <w:t xml:space="preserve">Summary of final outcome:</w:t>
+      </w:r>
+      <w:r>
+        <w:rPr>
+          <w:rFonts w:ascii="Calibri" w:cs="Calibri" w:eastAsia="Calibri" w:hAnsi="Calibri"/>
+          <w:color w:val="1B1B1A"/>
+          <w:sz w:val="21"/>
+          <w:szCs w:val="21"/>
+        </w:rPr>
+        <w:br/>
+        <w:t xml:space="preserve">Manager signature: ____________________  Date: _______</w:t>
+      </w:r>
+      <w:r>
+        <w:rPr>
+          <w:rFonts w:ascii="Calibri" w:cs="Calibri" w:eastAsia="Calibri" w:hAnsi="Calibri"/>
+          <w:color w:val="1B1B1A"/>
+          <w:sz w:val="21"/>
+          <w:szCs w:val="21"/>
+        </w:rPr>
+        <w:br/>
+        <w:t xml:space="preserve">Employee signature: ____________________  Date: _______</w:t>
+      </w:r>
+      <w:r>
+        <w:rPr>
+          <w:rFonts w:ascii="Calibri" w:cs="Calibri" w:eastAsia="Calibri" w:hAnsi="Calibri"/>
+          <w:color w:val="1B1B1A"/>
+          <w:sz w:val="21"/>
+          <w:szCs w:val="21"/>
+        </w:rPr>
+        <w:br/>
+        <w:t xml:space="preserve">HR signature (if applicable): ____________________  Date: _______</w:t>
       </w:r>
     </w:p>
     <w:sectPr>
